--- a/por/docx/26.content.docx
+++ b/por/docx/26.content.docx
@@ -256,7 +256,7 @@
         <w:rPr>
           <w:lang w:val="pt_PT" w:bidi="pt_PT"/>
         </w:rPr>
-        <w:t xml:space="preserve"> O sacerdote Ezequiel, filho de Buzi, recebeu a palavra do SENHOR, à beira do rio Quebar, na terra dos caldeus. Ali senti a mão do SENHOR sobre mim.</w:t>
+        <w:t xml:space="preserve"> O sacerdote Ezequiel, filho de Buzi, recebeu a palavra do SENHOR, à beira do rio Quebar, na terra dos babilônios. Ali senti a mão do SENHOR sobre mim.</w:t>
       </w:r>
     </w:p>
     <w:p>
@@ -445,7 +445,7 @@
         <w:rPr>
           <w:lang w:val="pt_PT" w:bidi="pt_PT"/>
         </w:rPr>
-        <w:t xml:space="preserve"> Eles se moviam na direção indicada pelo Espírito, sempre para frente e sem se virar enquanto se moviam.</w:t>
+        <w:t xml:space="preserve"> Eles se moviam na direção indicada pelo espírito, sempre para frente e sem se virar enquanto se moviam.</w:t>
       </w:r>
     </w:p>
     <w:p>
@@ -613,7 +613,7 @@
         <w:rPr>
           <w:lang w:val="pt_PT" w:bidi="pt_PT"/>
         </w:rPr>
-        <w:t xml:space="preserve"> Para onde o Espírito os levava, eles iam, e as rodas acompanhavam, porque o Espírito estava nelas.</w:t>
+        <w:t xml:space="preserve"> Para onde o Espírito os levava, eles iam, e as rodas os acompanhavam. As rodas se moviam junto com eles, porque o mesmo Espírito dirigia tanto os seres vivos quanto as rodas.</w:t>
       </w:r>
     </w:p>
     <w:p>
@@ -818,7 +818,7 @@
         <w:rPr>
           <w:lang w:val="pt_PT" w:bidi="pt_PT"/>
         </w:rPr>
-        <w:t xml:space="preserve"> Então ele me disse: "Filho do homem, levante-se. Vou falar com você".</w:t>
+        <w:t xml:space="preserve"> Então ele me disse: “Filho do homem, levante-se. Vou falar com você”.</w:t>
       </w:r>
     </w:p>
     <w:p>
@@ -860,7 +860,7 @@
         <w:rPr>
           <w:lang w:val="pt_PT" w:bidi="pt_PT"/>
         </w:rPr>
-        <w:t xml:space="preserve"> Ele continuou: "Filho do homem, eu envio você aos filhos de Israel, a um povo que se levanta contra mim; desde o passado até hoje, eles e seus antepassados persistem na rebeldia.</w:t>
+        <w:t xml:space="preserve"> Ele continuou: “Filho do homem, eu envio você aos filhos de Israel, a um povo que se rebelou contra mim. Desde o passado até hoje, eles e seus antepassados continuam em rebelião.</w:t>
       </w:r>
     </w:p>
     <w:p>
@@ -881,7 +881,7 @@
         <w:rPr>
           <w:lang w:val="pt_PT" w:bidi="pt_PT"/>
         </w:rPr>
-        <w:t xml:space="preserve"> São de rosto endurecido e coração obstinado. Você irá até eles e dirá: 'O SENHOR Deus diz o seguinte'.</w:t>
+        <w:t xml:space="preserve"> São de rosto endurecido e coração obstinado. Você irá até eles e dirá: ‘O SENHOR Deus diz o seguinte’.</w:t>
       </w:r>
     </w:p>
     <w:p>
@@ -965,7 +965,7 @@
         <w:rPr>
           <w:lang w:val="pt_PT" w:bidi="pt_PT"/>
         </w:rPr>
-        <w:t xml:space="preserve"> Mas você, filho do homem, preste atenção no que lhe digo: não se torne rebelde como esse povo. Abra a boca e coma o que lhe darei".</w:t>
+        <w:t xml:space="preserve"> Mas você, filho do homem, preste atenção no que lhe digo: não se torne rebelde como esse povo. Abra a boca e coma o que lhe darei”.</w:t>
       </w:r>
     </w:p>
     <w:p>
@@ -1007,7 +1007,7 @@
         <w:rPr>
           <w:lang w:val="pt_PT" w:bidi="pt_PT"/>
         </w:rPr>
-        <w:t xml:space="preserve"> Ele o desenrolou na minha frente; o rolo estava escrito dos dois lados e continha palavras de lamento, suspiro e ais.</w:t>
+        <w:t xml:space="preserve"> Ele o desenrolou diante de mim. O rolo estava escrito dos dois lados e continha palavras de lamentação, gemidos e ais.</w:t>
       </w:r>
     </w:p>
     <w:p>
@@ -1044,7 +1044,7 @@
         <w:rPr>
           <w:lang w:val="pt_PT" w:bidi="pt_PT"/>
         </w:rPr>
-        <w:t xml:space="preserve"> Ele me disse: "Filho do homem, coma o rolo que está diante de você e depois vá falar ao povo de Israel".</w:t>
+        <w:t xml:space="preserve"> Ele me disse: “Filho do homem, coma o rolo que está diante de você e depois vá falar ao povo de Israel”.</w:t>
       </w:r>
     </w:p>
     <w:p>
@@ -1086,7 +1086,7 @@
         <w:rPr>
           <w:lang w:val="pt_PT" w:bidi="pt_PT"/>
         </w:rPr>
-        <w:t xml:space="preserve"> E disse ainda: "Filho do homem, coma este rolo que eu lhe dou; encha seu estômago com ele". Eu o comi, e ele era doce como mel em minha boca.</w:t>
+        <w:t xml:space="preserve"> E disse ainda: “Filho do homem, coma este rolo que eu lhe dou; encha seu estômago com ele”. Eu o comi, e ele era doce como mel em minha boca.</w:t>
       </w:r>
     </w:p>
     <w:p>
@@ -1107,7 +1107,7 @@
         <w:rPr>
           <w:lang w:val="pt_PT" w:bidi="pt_PT"/>
         </w:rPr>
-        <w:t xml:space="preserve"> Depois me disse: "Filho do homem, vá agora ao povo de Israel e transmita as minhas palavras.</w:t>
+        <w:t xml:space="preserve"> Depois me disse: “Filho do homem, vá agora ao povo de Israel e transmita as minhas palavras.</w:t>
       </w:r>
     </w:p>
     <w:p>
@@ -1170,7 +1170,7 @@
         <w:rPr>
           <w:lang w:val="pt_PT" w:bidi="pt_PT"/>
         </w:rPr>
-        <w:t xml:space="preserve"> Mas o povo de Israel não quer ouvi-lo, porque não quer ouvir a mim; todos eles têm o coração endurecido e são obstinados.</w:t>
+        <w:t xml:space="preserve"> O povo de Israel, porém, não quer ouvi-lo, porque não quer ouvir a mim. Todos eles são teimosos e têm o coração endurecido.</w:t>
       </w:r>
     </w:p>
     <w:p>
@@ -1191,7 +1191,7 @@
         <w:rPr>
           <w:lang w:val="pt_PT" w:bidi="pt_PT"/>
         </w:rPr>
-        <w:t xml:space="preserve"> Por isso, tornei o seu rosto tão firme quanto o deles, e a sua testa tão resistente quanto a deles.</w:t>
+        <w:t xml:space="preserve"> Mas eu tornei você tão duro e obstinado quanto eles.</w:t>
       </w:r>
     </w:p>
     <w:p>
@@ -1212,7 +1212,7 @@
         <w:rPr>
           <w:lang w:val="pt_PT" w:bidi="pt_PT"/>
         </w:rPr>
-        <w:t xml:space="preserve"> Tornei a sua testa dura como o diamante, mais dura que a rocha. Não tenha medo deles nem se intimide diante deles, embora sejam um povo rebelde".</w:t>
+        <w:t xml:space="preserve"> Tornei a sua testa dura como o diamante, mais dura que a rocha. Não tenha medo deles nem se intimide diante deles, embora sejam um povo rebelde”.</w:t>
       </w:r>
     </w:p>
     <w:p>
@@ -1233,7 +1233,7 @@
         <w:rPr>
           <w:lang w:val="pt_PT" w:bidi="pt_PT"/>
         </w:rPr>
-        <w:t xml:space="preserve"> Ele disse ainda: "Filho do homem, receba em seu coração todas as palavras que eu lhe disser e escute com seus ouvidos.</w:t>
+        <w:t xml:space="preserve"> Ele disse ainda: “Filho do homem, receba em seu coração todas as palavras que eu lhe disser e escute com seus ouvidos.</w:t>
       </w:r>
     </w:p>
     <w:p>
@@ -1254,7 +1254,7 @@
         <w:rPr>
           <w:lang w:val="pt_PT" w:bidi="pt_PT"/>
         </w:rPr>
-        <w:t xml:space="preserve"> Vá até os exilados, ao seu povo, e fale com eles. Quer escutem ou deixem de escutar, você dirá: 'O SENHOR Deus diz o seguinte'".</w:t>
+        <w:t xml:space="preserve"> Vá até os exilados, ao seu povo, e fale com eles. Quer escutem ou deixem de escutar, você dirá: ‘O SENHOR Deus diz o seguinte’”.</w:t>
       </w:r>
     </w:p>
     <w:p>
@@ -1275,7 +1275,7 @@
         <w:rPr>
           <w:lang w:val="pt_PT" w:bidi="pt_PT"/>
         </w:rPr>
-        <w:t xml:space="preserve"> Então o Espírito me levantou, e ouvi atrás de mim uma voz forte, como um grande estrondo: "Bendita seja a glória do SENHOR no lugar onde ele habita!".</w:t>
+        <w:t xml:space="preserve"> Então o Espírito me levantou, e ouvi atrás de mim uma voz forte, como um grande estrondo: “Bendita seja a glória do SENHOR desde o lugar onde ela está!”.</w:t>
       </w:r>
     </w:p>
     <w:p>
@@ -1401,7 +1401,7 @@
         <w:rPr>
           <w:lang w:val="pt_PT" w:bidi="pt_PT"/>
         </w:rPr>
-        <w:t xml:space="preserve"> Se eu disser ao perverso: 'Você morrerá', e você não o advertir nem falar para que abandone os seus maus caminhos, esse perverso morrerá por sua culpa, mas pedirei contas da vida dele a você.</w:t>
+        <w:t xml:space="preserve"> Se eu disser ao perverso: ‘Você morrerá’, e você não o advertir nem falar para que abandone os seus maus caminhos, esse perverso morrerá por causa do seu próprio pecado, mas pedirei contas da vida dele a você.</w:t>
       </w:r>
     </w:p>
     <w:p>
@@ -1443,7 +1443,7 @@
         <w:rPr>
           <w:lang w:val="pt_PT" w:bidi="pt_PT"/>
         </w:rPr>
-        <w:t xml:space="preserve"> Da mesma forma, se alguém justo se desviar do que é correto e praticar o mal, e eu colocar diante dele uma pedra de tropeço, ele morrerá. Se você não o advertir, ele morrerá por seu próprio pecado, e suas ações justas não serão lembradas; mas pedirei contas da vida dele a você.</w:t>
+        <w:t xml:space="preserve"> “Do mesmo modo, se um homem justo abandonar a justiça e começar a praticar o mal, e eu colocar um tropeço diante dele, ele morrerá se você não o advertir. Ele morrerá por causa do seu pecado, e as justas ações que praticou não serão lembradas; e pedirei contas do sangue dele a você.</w:t>
       </w:r>
     </w:p>
     <w:p>
@@ -1464,7 +1464,7 @@
         <w:rPr>
           <w:lang w:val="pt_PT" w:bidi="pt_PT"/>
         </w:rPr>
-        <w:t xml:space="preserve"> Mas, se você advertir o justo para não pecar e ele não pecar, ele viverá por ter dado ouvidos à advertência, e você estará livre".</w:t>
+        <w:t xml:space="preserve"> Mas, se você advertir o justo para não pecar e ele não pecar, ele viverá por ter dado ouvidos à advertência, e você estará livre”.</w:t>
       </w:r>
     </w:p>
     <w:p>
@@ -1485,7 +1485,7 @@
         <w:rPr>
           <w:lang w:val="pt_PT" w:bidi="pt_PT"/>
         </w:rPr>
-        <w:t xml:space="preserve"> Ali a mão do SENHOR veio sobre mim, e ele disse: "Levante-se e vá até o vale; falarei com você lá".</w:t>
+        <w:t xml:space="preserve"> Ali a mão do SENHOR veio sobre mim, e ele disse: “Levante-se e vá até o vale; falarei com você lá”.</w:t>
       </w:r>
     </w:p>
     <w:p>
@@ -1527,7 +1527,7 @@
         <w:rPr>
           <w:lang w:val="pt_PT" w:bidi="pt_PT"/>
         </w:rPr>
-        <w:t xml:space="preserve"> No entanto, o Espírito entrou em mim, me colocou em pé e me disse: "Vá para casa e fique trancado lá.</w:t>
+        <w:t xml:space="preserve"> No entanto, o Espírito entrou em mim, me colocou em pé e me disse: “Vá para casa e fique trancado lá.</w:t>
       </w:r>
     </w:p>
     <w:p>
@@ -1590,7 +1590,7 @@
         <w:rPr>
           <w:lang w:val="pt_PT" w:bidi="pt_PT"/>
         </w:rPr>
-        <w:t xml:space="preserve"> Mas, quando eu falar com você, devolverei sua fala, e você lhes dirá: 'O SENHOR Deus diz o seguinte'. Quem quiser ouvir, que ouça; quem não quiser, que não ouça, pois são um povo rebelde".</w:t>
+        <w:t xml:space="preserve"> Mas, quando eu falar com você, devolverei sua fala, e você lhes dirá: ‘O SENHOR Deus diz o seguinte’. Quem quiser ouvir, que ouça; quem não quiser, que não ouça, pois são um povo rebelde”.</w:t>
       </w:r>
     </w:p>
     <w:p>
@@ -1690,7 +1690,7 @@
         <w:rPr>
           <w:lang w:val="pt_PT" w:bidi="pt_PT"/>
         </w:rPr>
-        <w:t xml:space="preserve"> Deite-se sobre o seu lado esquerdo e carregue sobre si a culpa do povo de Israel. Durante os dias em que estiver assim, você levará essa culpa.</w:t>
+        <w:t xml:space="preserve"> "Deite-se sobre o seu lado esquerdo e carregue sobre si a culpa de Israel como um sinal. Durante os dias em que estiver assim, você representará a consequência dessa culpa.</w:t>
       </w:r>
     </w:p>
     <w:p>
@@ -1711,7 +1711,7 @@
         <w:rPr>
           <w:lang w:val="pt_PT" w:bidi="pt_PT"/>
         </w:rPr>
-        <w:t xml:space="preserve"> Eu estabeleci para você um dia para cada ano: 390 dias, e assim você levará a culpa de Israel.</w:t>
+        <w:t xml:space="preserve"> Eu estabeleci que você carregue a culpa deles durante 390 dias, um dia para cada ano de culpa.</w:t>
       </w:r>
     </w:p>
     <w:p>
@@ -1732,7 +1732,7 @@
         <w:rPr>
           <w:lang w:val="pt_PT" w:bidi="pt_PT"/>
         </w:rPr>
-        <w:t xml:space="preserve"> Quando terminar, deite-se sobre o seu lado direito e carregue a culpa de Judá por quarenta dias; um dia para cada ano.</w:t>
+        <w:t xml:space="preserve"> "Quando terminar, deite-se sobre o seu lado direito e carregue a culpa de Judá por quarenta dias. Eu estabeleci um dia para cada ano.</w:t>
       </w:r>
     </w:p>
     <w:p>
@@ -1795,7 +1795,7 @@
         <w:rPr>
           <w:lang w:val="pt_PT" w:bidi="pt_PT"/>
         </w:rPr>
-        <w:t xml:space="preserve"> Pegue trigo, cevada, feijão, lentilha, painço e espelta; coloque tudo numa vasilha e faça pão com essa mistura. Você comerá desse pão durante os 390 dias em que estiver deitado.</w:t>
+        <w:t xml:space="preserve"> "Pegue trigo, cevada, feijão, lentilha, painço e espelta; coloque tudo numa vasilha e faça pão com essa mistura. Você comerá desse pão durante os 390 dias em que estiver deitado.</w:t>
       </w:r>
     </w:p>
     <w:p>
@@ -1816,7 +1816,7 @@
         <w:rPr>
           <w:lang w:val="pt_PT" w:bidi="pt_PT"/>
         </w:rPr>
-        <w:t xml:space="preserve"> A porção será medida: cerca de 240 gramas1 por dia, em horários definidos.</w:t>
+        <w:t xml:space="preserve"> A porção será medida: cerca de 240 gramas por dia, em horários definidos.</w:t>
       </w:r>
     </w:p>
     <w:p>
@@ -1837,7 +1837,7 @@
         <w:rPr>
           <w:lang w:val="pt_PT" w:bidi="pt_PT"/>
         </w:rPr>
-        <w:t xml:space="preserve"> Também beberá água medida, cerca de meio litro2 por dia, em horários determinados.</w:t>
+        <w:t xml:space="preserve"> Também beberá água medida, cerca de meio litro por dia, em horários determinados.</w:t>
       </w:r>
     </w:p>
     <w:p>
@@ -1858,7 +1858,7 @@
         <w:rPr>
           <w:lang w:val="pt_PT" w:bidi="pt_PT"/>
         </w:rPr>
-        <w:t xml:space="preserve"> Você comerá esse pão como se fosse um bolo de cevada e o assará diante do povo, usando esterco humano para acender o fogo."</w:t>
+        <w:t xml:space="preserve"> Você comerá esse pão como se fosse um bolo de cevada e o assará diante do povo, usando esterco humano para acender o fogo”.</w:t>
       </w:r>
     </w:p>
     <w:p>
@@ -1879,7 +1879,7 @@
         <w:rPr>
           <w:lang w:val="pt_PT" w:bidi="pt_PT"/>
         </w:rPr>
-        <w:t xml:space="preserve"> E o SENHOR disse: "Assim os israelitas comerão alimento impuro entre as nações para onde eu os espalharei".</w:t>
+        <w:t xml:space="preserve"> E o SENHOR disse: “Assim os israelitas comerão alimento impuro entre as nações para onde eu os espalharei”.</w:t>
       </w:r>
     </w:p>
     <w:p>
@@ -1900,7 +1900,7 @@
         <w:rPr>
           <w:lang w:val="pt_PT" w:bidi="pt_PT"/>
         </w:rPr>
-        <w:t xml:space="preserve"> Então eu respondi: "Ah, SENHOR Deus! Nunca me tornei impuro. Desde jovem, jamais comi animal encontrado morto ou dilacerado por feras, nem entrou em minha boca carne proibida".</w:t>
+        <w:t xml:space="preserve"> Então eu respondi: “Ah, SENHOR Deus! Nunca me tornei impuro. Desde jovem, jamais comi animal encontrado morto ou dilacerado por feras, nem entrou em minha boca carne proibida”.</w:t>
       </w:r>
     </w:p>
     <w:p>
@@ -1921,7 +1921,7 @@
         <w:rPr>
           <w:lang w:val="pt_PT" w:bidi="pt_PT"/>
         </w:rPr>
-        <w:t xml:space="preserve"> Ele me disse: "Está bem. Você pode usar esterco de vaca no lugar de esterco humano para assar o pão".</w:t>
+        <w:t xml:space="preserve"> Ele me disse: “Está bem. Você pode usar esterco de vaca no lugar de esterco humano para assar o pão”.</w:t>
       </w:r>
     </w:p>
     <w:p>
@@ -1942,7 +1942,7 @@
         <w:rPr>
           <w:lang w:val="pt_PT" w:bidi="pt_PT"/>
         </w:rPr>
-        <w:t xml:space="preserve"> E disse ainda: "Filho do homem, farei faltar alimento em Jerusalém. O povo comerá em pequenas porções, com ansiedade, e beberá água racionada, com espanto.</w:t>
+        <w:t xml:space="preserve"> E disse ainda: “Filho do homem, farei faltar alimento em Jerusalém. O povo comerá em pequenas porções, com ansiedade, e beberá água racionada, com espanto.</w:t>
       </w:r>
     </w:p>
     <w:p>
@@ -1963,7 +1963,7 @@
         <w:rPr>
           <w:lang w:val="pt_PT" w:bidi="pt_PT"/>
         </w:rPr>
-        <w:t xml:space="preserve"> Faltarão pão e água; olharão uns para os outros atônitos e definharão por causa de sua culpa".</w:t>
+        <w:t xml:space="preserve"> Faltarão pão e água; olharão uns para os outros atônitos e definharão por causa dos seus pecados”.</w:t>
       </w:r>
     </w:p>
     <w:p>
@@ -2000,7 +2000,7 @@
         <w:rPr>
           <w:lang w:val="pt_PT" w:bidi="pt_PT"/>
         </w:rPr>
-        <w:t xml:space="preserve"> "Filho do homem, pegue uma lâmina bem afiada e use-a como lâmina de barbeiro. Raspe a cabeça e a barba. Depois use uma balança para pesar os fios e divida o cabelo em três partes iguais.</w:t>
+        <w:t xml:space="preserve"> "Filho do homem, pegue uma lâmina bem afiada e a use como lâmina de barbeiro. Raspe a cabeça e a barba. Depois use uma balança para pesar os fios e divida o cabelo em três partes iguais.</w:t>
       </w:r>
     </w:p>
     <w:p>
@@ -2021,7 +2021,7 @@
         <w:rPr>
           <w:lang w:val="pt_PT" w:bidi="pt_PT"/>
         </w:rPr>
-        <w:t xml:space="preserve"> Quando terminar o tempo do cerco contra a cidade, queime uma terça parte do cabelo dentro dela. Corte outra terça parte com a lâmina ao redor da cidade. Jogue ao vento a última parte, pois eu os perseguirei com a espada já levantada.</w:t>
+        <w:t xml:space="preserve"> Quando terminar o tempo do cerco contra a cidade, queime uma terça parte do cabelo dentro dela. Corte outra terça parte com a lâmina ao redor da cidade. Jogue ao vento a última parte, porque eu enviarei a espada contra eles.</w:t>
       </w:r>
     </w:p>
     <w:p>
@@ -2084,7 +2084,7 @@
         <w:rPr>
           <w:lang w:val="pt_PT" w:bidi="pt_PT"/>
         </w:rPr>
-        <w:t xml:space="preserve"> Isto declara o SENHOR Deus: Jerusalém está no centro das nações que a cercam.</w:t>
+        <w:t xml:space="preserve"> "Isto declara o SENHOR Deus: Jerusalém está no centro das nações que a cercam.</w:t>
       </w:r>
     </w:p>
     <w:p>
@@ -2126,7 +2126,7 @@
         <w:rPr>
           <w:lang w:val="pt_PT" w:bidi="pt_PT"/>
         </w:rPr>
-        <w:t xml:space="preserve"> Por isso, o SENHOR Deus afirma: Vocês foram mais rebeldes do que as nações ao redor. Não obedeceram aos meus estatutos nem seguiram meus juízos; nem mesmo chegaram ao padrão de conduta dos povos vizinhos.</w:t>
+        <w:t xml:space="preserve"> "Por isso, o SENHOR Deus afirma: Vocês foram mais rebeldes do que as nações ao redor. Não obedeceram aos meus estatutos nem seguiram meus juízos; nem ao menos fizeram o que as nações vizinhas costumavam fazer.</w:t>
       </w:r>
     </w:p>
     <w:p>
@@ -2147,7 +2147,7 @@
         <w:rPr>
           <w:lang w:val="pt_PT" w:bidi="pt_PT"/>
         </w:rPr>
-        <w:t xml:space="preserve"> Por isso, eu mesmo estou contra você, Jerusalém. Vou executar julgamento diante das nações que observam.</w:t>
+        <w:t xml:space="preserve"> "Por isso, eu mesmo estou contra você, Jerusalém. Vou executar julgamento diante das nações que observam.</w:t>
       </w:r>
     </w:p>
     <w:p>
@@ -2168,7 +2168,7 @@
         <w:rPr>
           <w:lang w:val="pt_PT" w:bidi="pt_PT"/>
         </w:rPr>
-        <w:t xml:space="preserve"> Por causa das suas práticas repugnantes, farei contra você algo sem paralelo, algo que nunca fiz e não repetirei.</w:t>
+        <w:t xml:space="preserve"> Por causa das suas práticas repugnantes, farei contra você algo que nunca fiz antes e que nunca mais farei.</w:t>
       </w:r>
     </w:p>
     <w:p>
@@ -2210,7 +2210,7 @@
         <w:rPr>
           <w:lang w:val="pt_PT" w:bidi="pt_PT"/>
         </w:rPr>
-        <w:t xml:space="preserve"> Tão certo como vivo, diz o SENHOR Deus, você profanou meu lugar santo com imagens e atos detestáveis; por isso, retirarei minha compaixão. Não terei compaixão de você nem a pouparei.</w:t>
+        <w:t xml:space="preserve"> "Tão certo como vivo, diz o SENHOR Deus, você profanou meu lugar santo com imagens e atos detestáveis. Por isso, eu também rejeitarei você; não terei compaixão nem pouparei você.</w:t>
       </w:r>
     </w:p>
     <w:p>
@@ -2252,7 +2252,7 @@
         <w:rPr>
           <w:lang w:val="pt_PT" w:bidi="pt_PT"/>
         </w:rPr>
-        <w:t xml:space="preserve"> Assim se completará o meu zelo contra eles. Quando eu fizer cessar minha ira, saberão que eu, o SENHOR, falei em meu zelo consumado.</w:t>
+        <w:t xml:space="preserve"> "Assim se completará o meu zelo contra eles. Quando eu fizer cessar minha ira, saberão que eu, o SENHOR, falei em meu zelo consumado.</w:t>
       </w:r>
     </w:p>
     <w:p>
@@ -2273,7 +2273,7 @@
         <w:rPr>
           <w:lang w:val="pt_PT" w:bidi="pt_PT"/>
         </w:rPr>
-        <w:t xml:space="preserve"> Farei de você uma ruína, e você será vista como algo humilhante entre as nações ao redor.</w:t>
+        <w:t xml:space="preserve"> "Farei de você uma ruína, e você será vista como algo humilhante entre as nações ao redor.</w:t>
       </w:r>
     </w:p>
     <w:p>
@@ -2315,7 +2315,7 @@
         <w:rPr>
           <w:lang w:val="pt_PT" w:bidi="pt_PT"/>
         </w:rPr>
-        <w:t xml:space="preserve"> Atirarei contra você flechas de destruição, isto é, fome severa. A escassez crescerá até que todo sustento desapareça.</w:t>
+        <w:t xml:space="preserve"> "Atirarei contra você flechas de destruição, isto é, fome severa. A escassez crescerá até que todo sustento desapareça.</w:t>
       </w:r>
     </w:p>
     <w:p>
@@ -2336,7 +2336,7 @@
         <w:rPr>
           <w:lang w:val="pt_PT" w:bidi="pt_PT"/>
         </w:rPr>
-        <w:t xml:space="preserve"> Também enviarei contra você fome e animais selvagens que destruirão suas famílias. Doença, violência e guerra virão sobre você. Eu, o SENHOR, declarei isso."</w:t>
+        <w:t xml:space="preserve"> Também enviarei contra você fome e animais selvagens, que matarão seus filhos. Doença, violência e guerra virão contra você. Eu, o SENHOR, declarei isso”.</w:t>
       </w:r>
     </w:p>
     <w:p>
@@ -2415,7 +2415,7 @@
         <w:rPr>
           <w:lang w:val="pt_PT" w:bidi="pt_PT"/>
         </w:rPr>
-        <w:t xml:space="preserve"> Diga: Montes de Israel, escutem o que o SENHOR Deus fala. Ele diz aos montes, às colinas, aos desfiladeiros e aos vales: Vou trazer a guerra contra vocês e destruir os lugares altos onde vocês adoram ídolos.</w:t>
+        <w:t xml:space="preserve"> Diga: Montes de Israel, escutem o que o SENHOR Deus fala. Ele diz aos montes, às colinas, aos desfiladeiros e aos vales: Vou trazer a espada contra vocês e destruir seus lugares altos onde vocês adoram ídolos.</w:t>
       </w:r>
     </w:p>
     <w:p>
@@ -2478,7 +2478,7 @@
         <w:rPr>
           <w:lang w:val="pt_PT" w:bidi="pt_PT"/>
         </w:rPr>
-        <w:t xml:space="preserve"> Em todos os lugares onde vocês habitam, as cidades serão arrasadas. Os lugares altos serão demolidos. Os altares serão quebrados, os ídolos serão despedaçados e tudo o que vocês fizeram será apagado.</w:t>
+        <w:t xml:space="preserve"> Em todos os lugares onde vocês habitam, as cidades serão destruídas. Os lugares altos serão derrubados. Os altares serão quebrados, os ídolos serão destruídos, e suas obras de idolatria serão eliminadas.</w:t>
       </w:r>
     </w:p>
     <w:p>
@@ -2520,7 +2520,7 @@
         <w:rPr>
           <w:lang w:val="pt_PT" w:bidi="pt_PT"/>
         </w:rPr>
-        <w:t xml:space="preserve"> Mesmo assim, deixarei um pequeno grupo que escapará da destruição. Eles serão levados para outras nações e espalhados entre povos estrangeiros.</w:t>
+        <w:t xml:space="preserve"> "Mesmo assim, deixarei um pequeno grupo que escapará da destruição. Eles serão levados para outras nações e espalhados entre povos estrangeiros.</w:t>
       </w:r>
     </w:p>
     <w:p>
@@ -2541,7 +2541,7 @@
         <w:rPr>
           <w:lang w:val="pt_PT" w:bidi="pt_PT"/>
         </w:rPr>
-        <w:t xml:space="preserve"> Lá, no exílio, eles vão se lembrar de mim. Recordarão como me entristeci por causa da infidelidade do coração deles, que se afastou de mim, e por seguirem ídolos. Eles sentirão vergonha de si mesmos e repulsa pelo mal que praticaram.</w:t>
+        <w:t xml:space="preserve"> Lá, no exílio, eles se lembrarão de mim. Entenderão como fiquei ferido pela infidelidade do coração deles, que se afastou de mim, e por seguirem seus ídolos. Eles sentirão vergonha de si mesmos e terão repulsa pelo mal que praticaram.</w:t>
       </w:r>
     </w:p>
     <w:p>
@@ -2583,7 +2583,7 @@
         <w:rPr>
           <w:lang w:val="pt_PT" w:bidi="pt_PT"/>
         </w:rPr>
-        <w:t xml:space="preserve"> Assim diz o SENHOR Deus: Batam as mãos e os pés, e gritem de dor por causa das práticas más do povo de Israel, pois eles cairão pela espada, pela fome e pela doença.</w:t>
+        <w:t xml:space="preserve"> "Assim diz o SENHOR Deus: Batam as mãos e os pés, e gritem de dor por causa das práticas más do povo de Israel, pois eles cairão pela espada, pela fome e pela doença.</w:t>
       </w:r>
     </w:p>
     <w:p>
@@ -2646,7 +2646,7 @@
         <w:rPr>
           <w:lang w:val="pt_PT" w:bidi="pt_PT"/>
         </w:rPr>
-        <w:t xml:space="preserve"> Estenderei minha mão contra eles e tornarei toda a terra deserta, do deserto até Ribla, onde quer que vivam. Então saberão que eu sou o SENHOR."</w:t>
+        <w:t xml:space="preserve"> Estenderei minha mão contra eles e tornarei a terra deserta e abandonada, desde o deserto, no sul, até Ribla, no norte. Então saberão que eu sou o SENHOR”.</w:t>
       </w:r>
     </w:p>
     <w:p>
@@ -2725,7 +2725,7 @@
         <w:rPr>
           <w:lang w:val="pt_PT" w:bidi="pt_PT"/>
         </w:rPr>
-        <w:t xml:space="preserve"> Agora o fim chegou até você. Liberarei minha ira sobre você. Eu a julgarei conforme suas ações e devolverei a você todas as coisas detestáveis que fez.</w:t>
+        <w:t xml:space="preserve"> Agora o fim chegou até você. Derramarei minha ira sobre você. Eu a julgarei conforme suas ações e farei você sofrer as consequências de todas as coisas detestáveis que praticou.</w:t>
       </w:r>
     </w:p>
     <w:p>
@@ -2767,7 +2767,7 @@
         <w:rPr>
           <w:lang w:val="pt_PT" w:bidi="pt_PT"/>
         </w:rPr>
-        <w:t xml:space="preserve"> O SENHOR Deus diz: Uma calamidade! Uma ruína que nunca foi imaginada se aproxima!</w:t>
+        <w:t xml:space="preserve"> O SENHOR Deus diz: Uma calamidade! Uma calamidade sem igual está chegando!</w:t>
       </w:r>
     </w:p>
     <w:p>
@@ -2872,7 +2872,7 @@
         <w:rPr>
           <w:lang w:val="pt_PT" w:bidi="pt_PT"/>
         </w:rPr>
-        <w:t xml:space="preserve"> Chegou o dia! Aqui está! A sentença se levantou, o bastão da maldade floresceu e o orgulho amadureceu.</w:t>
+        <w:t xml:space="preserve"> "Chegou o dia! Aqui está ele! A condenação apareceu. O bastão da maldade floresceu, e o orgulho cresceu.</w:t>
       </w:r>
     </w:p>
     <w:p>
@@ -2935,7 +2935,7 @@
         <w:rPr>
           <w:lang w:val="pt_PT" w:bidi="pt_PT"/>
         </w:rPr>
-        <w:t xml:space="preserve"> Mesmo que alguém sobreviva, não conseguirá recuperar o que perdeu. A visão acerca do povo não será revogada. Nenhuma vida será preservada por causa da injustiça.</w:t>
+        <w:t xml:space="preserve"> Mesmo que alguém sobreviva, não conseguirá recuperar o que perdeu. A visão anunciada não será cancelada. Ninguém continuará vivo por causa da sua injustiça.</w:t>
       </w:r>
     </w:p>
     <w:p>
@@ -2977,7 +2977,7 @@
         <w:rPr>
           <w:lang w:val="pt_PT" w:bidi="pt_PT"/>
         </w:rPr>
-        <w:t xml:space="preserve"> Fora, há espada; dentro, há fome e doença. Quem estiver no campo será morto à espada, e quem estiver na cidade morrerá por causa da fome e da doença.</w:t>
+        <w:t xml:space="preserve"> "Fora, há espada; dentro, há fome e doença. Quem estiver no campo será morto à espada, e quem estiver na cidade morrerá por causa da fome e da doença.</w:t>
       </w:r>
     </w:p>
     <w:p>
@@ -3082,7 +3082,7 @@
         <w:rPr>
           <w:lang w:val="pt_PT" w:bidi="pt_PT"/>
         </w:rPr>
-        <w:t xml:space="preserve"> As joias, que antes lhes davam orgulho, foram usadas para fabricar ídolos detestáveis. Por isso, tornarei essas coisas impuras para eles.</w:t>
+        <w:t xml:space="preserve"> Eles se orgulhavam das suas belas joias, mas as usaram para fazer imagens detestáveis e ídolos. Por isso, farei essas coisas se tornarem impuras para eles.</w:t>
       </w:r>
     </w:p>
     <w:p>
@@ -3124,7 +3124,7 @@
         <w:rPr>
           <w:lang w:val="pt_PT" w:bidi="pt_PT"/>
         </w:rPr>
-        <w:t xml:space="preserve"> Desviarei meu olhar, e eles profanarão meu lugar precioso. Ladrões entrarão e o tornarão impuro.</w:t>
+        <w:t xml:space="preserve"> Afastarei deles a minha proteção, e eles profanarão o meu lugar precioso. Ladrões entrarão e o tornarão impuro.</w:t>
       </w:r>
     </w:p>
     <w:p>
@@ -3145,7 +3145,7 @@
         <w:rPr>
           <w:lang w:val="pt_PT" w:bidi="pt_PT"/>
         </w:rPr>
-        <w:t xml:space="preserve"> Preparem as cadeias, pois a terra está cheia de sangue e a cidade transborda violência.</w:t>
+        <w:t xml:space="preserve"> "Preparem as cadeias, pois a terra está cheia de sangue e a cidade transborda violência.</w:t>
       </w:r>
     </w:p>
     <w:p>
@@ -3229,7 +3229,7 @@
         <w:rPr>
           <w:lang w:val="pt_PT" w:bidi="pt_PT"/>
         </w:rPr>
-        <w:t xml:space="preserve"> O rei lamentará, o príncipe se cobrirá de desespero, e o povo tremerá. Eu os julgarei conforme suas obras. Então saberão que eu sou o SENHOR."</w:t>
+        <w:t xml:space="preserve"> O rei lamentará, o príncipe se cobrirá de desespero, e o povo tremerá. Eu os julgarei conforme suas obras. Então saberão que eu sou o SENHOR”.</w:t>
       </w:r>
     </w:p>
     <w:p>
@@ -3308,7 +3308,7 @@
         <w:rPr>
           <w:lang w:val="pt_PT" w:bidi="pt_PT"/>
         </w:rPr>
-        <w:t xml:space="preserve"> Ela estendeu algo semelhante à mão de um homem e me segurou pela mecha dos cabelos. Então o Espírito me ergueu entre a terra e o céu e, em visões de Deus, me levou a Jerusalém, à entrada da porta norte do pátio interno, onde estava colocada a imagem do ciúme, que provoca o zelo divino.</w:t>
+        <w:t xml:space="preserve"> Ela estendeu algo parecido com a mão de um homem e me segurou pelos cabelos. Então o Espírito me levantou entre a terra e o céu e, em visões de Deus, me levou a Jerusalém, à entrada da porta norte do pátio interno, onde estava a imagem que provocava o ciúme do SENHOR.</w:t>
       </w:r>
     </w:p>
     <w:p>
@@ -3350,7 +3350,7 @@
         <w:rPr>
           <w:lang w:val="pt_PT" w:bidi="pt_PT"/>
         </w:rPr>
-        <w:t xml:space="preserve"> Em seguida, ele me disse: "Filho do homem, volte-se para o norte". Olhei para o norte e vi, perto da entrada junto ao altar, aquele ídolo que tinha provocado o zelo divino.</w:t>
+        <w:t xml:space="preserve"> Em seguida, ele me disse: “Filho do homem, volte-se para o norte”. Olhei para o norte e vi, perto da entrada junto ao altar, aquele ídolo que tinha provocado o zelo divino.</w:t>
       </w:r>
     </w:p>
     <w:p>
@@ -3371,7 +3371,7 @@
         <w:rPr>
           <w:lang w:val="pt_PT" w:bidi="pt_PT"/>
         </w:rPr>
-        <w:t xml:space="preserve"> Ele perguntou: "Filho do homem, você está vendo o que eles estão fazendo? As abominações que o povo de Israel pratica aqui, a ponto de me afastarem do meu templo? Mas você ainda verá coisas piores do que estas".</w:t>
+        <w:t xml:space="preserve"> Ele perguntou: “Filho do homem, você está vendo o que eles estão fazendo? As coisas detestáveis que o povo de Israel pratica aqui fazem com que eu me afaste do meu templo. Mas você ainda verá coisas piores do que estas”.</w:t>
       </w:r>
     </w:p>
     <w:p>
@@ -3413,7 +3413,7 @@
         <w:rPr>
           <w:lang w:val="pt_PT" w:bidi="pt_PT"/>
         </w:rPr>
-        <w:t xml:space="preserve"> Ele me disse: "Filho do homem, abra mais a parede". Eu cavei, e apareceu uma entrada.</w:t>
+        <w:t xml:space="preserve"> Ele me disse: “Filho do homem, abra mais a parede”. Eu cavei, e apareceu uma entrada.</w:t>
       </w:r>
     </w:p>
     <w:p>
@@ -3434,7 +3434,7 @@
         <w:rPr>
           <w:lang w:val="pt_PT" w:bidi="pt_PT"/>
         </w:rPr>
-        <w:t xml:space="preserve"> Ele me disse: "Entre e observe as maldades detestáveis que praticam ali".</w:t>
+        <w:t xml:space="preserve"> Ele me disse: “Entre e observe as maldades detestáveis que praticam ali”.</w:t>
       </w:r>
     </w:p>
     <w:p>
@@ -3497,7 +3497,7 @@
         <w:rPr>
           <w:lang w:val="pt_PT" w:bidi="pt_PT"/>
         </w:rPr>
-        <w:t xml:space="preserve"> Então ele me disse: "Filho do homem, você está vendo o que os líderes de Israel fazem no escuro, cada um nos recintos de suas imagens? Pois dizem: 'O SENHOR não está nos vendo; ele abandonou esta terra'".</w:t>
+        <w:t xml:space="preserve"> Então ele me disse: “Filho do homem, você está vendo o que os líderes de Israel fazem no escuro, cada um em seu quarto cheio de imagens? Eles dizem: ‘O SENHOR não está nos vendo; ele abandonou esta terra’”.</w:t>
       </w:r>
     </w:p>
     <w:p>
@@ -3518,7 +3518,7 @@
         <w:rPr>
           <w:lang w:val="pt_PT" w:bidi="pt_PT"/>
         </w:rPr>
-        <w:t xml:space="preserve"> E disse ainda: "Você verá práticas ainda mais detestáveis do que estas".</w:t>
+        <w:t xml:space="preserve"> E disse ainda: “Você verá práticas ainda mais detestáveis do que estas”.</w:t>
       </w:r>
     </w:p>
     <w:p>
@@ -3560,7 +3560,7 @@
         <w:rPr>
           <w:lang w:val="pt_PT" w:bidi="pt_PT"/>
         </w:rPr>
-        <w:t xml:space="preserve"> Ele me disse: "Está vendo isso, filho do homem? Você ainda verá coisas mais graves do que esta".</w:t>
+        <w:t xml:space="preserve"> Ele me disse: “Está vendo isso, filho do homem? Você ainda verá coisas mais graves do que esta”.</w:t>
       </w:r>
     </w:p>
     <w:p>
@@ -3602,7 +3602,7 @@
         <w:rPr>
           <w:lang w:val="pt_PT" w:bidi="pt_PT"/>
         </w:rPr>
-        <w:t xml:space="preserve"> Então ele me disse: "Está vendo isso, filho do homem? Praticar tais abominações é pouca coisa para Judá? Eles enchem a terra de violência e continuam a me provocar. Veja! Eles levam o ramo ao nariz!</w:t>
+        <w:t xml:space="preserve"> Então ele me disse: “Você está vendo isso, filho do homem? Será que é pouca coisa para Judá praticar essas abominações? Eles enchem a terra de violência e continuam a me provocar. Veja! Eles fazem coisas para me insultar!</w:t>
       </w:r>
     </w:p>
     <w:p>
@@ -3623,7 +3623,7 @@
         <w:rPr>
           <w:lang w:val="pt_PT" w:bidi="pt_PT"/>
         </w:rPr>
-        <w:t xml:space="preserve"> Por isso, eu agirei com furor: não terei compaixão, nem os pouparei. Mesmo que gritem alto aos meus ouvidos, não darei atenção a eles".</w:t>
+        <w:t xml:space="preserve"> Por isso, eu agirei com furor: não terei compaixão, nem os pouparei. Mesmo que gritem alto aos meus ouvidos, não darei atenção a eles”.</w:t>
       </w:r>
     </w:p>
     <w:p>
@@ -3660,7 +3660,7 @@
         <w:rPr>
           <w:lang w:val="pt_PT" w:bidi="pt_PT"/>
         </w:rPr>
-        <w:t xml:space="preserve"> Então ouvi uma voz forte que dizia: "Aproximem-se os encarregados da cidade, cada um com sua arma de destruição na mão".</w:t>
+        <w:t xml:space="preserve"> Então ouvi uma voz forte que dizia: “Aproximem-se os encarregados da cidade, cada um com sua arma de destruição na mão”.</w:t>
       </w:r>
     </w:p>
     <w:p>
@@ -3702,7 +3702,7 @@
         <w:rPr>
           <w:lang w:val="pt_PT" w:bidi="pt_PT"/>
         </w:rPr>
-        <w:t xml:space="preserve"> A glória do Deus de Israel se ergueu de cima do querubim, onde estava, e foi até a entrada do templo. O SENHOR chamou o homem vestido de linho, que levava o estojo de escriba à cintura,</w:t>
+        <w:t xml:space="preserve"> A glória do Deus de Israel se levantou de cima do querubim, onde estava, e foi até a entrada do templo. O SENHOR chamou o homem vestido de linho, que levava o estojo de escriba preso à cintura,</w:t>
       </w:r>
     </w:p>
     <w:p>
@@ -3723,7 +3723,7 @@
         <w:rPr>
           <w:lang w:val="pt_PT" w:bidi="pt_PT"/>
         </w:rPr>
-        <w:t xml:space="preserve"> e disse: "Passe por toda a cidade de Jerusalém e marque a testa dos que suspiram e choram por causa de todas as abominações que se praticam nela".</w:t>
+        <w:t xml:space="preserve"> e disse: “Passe por toda a cidade de Jerusalém e coloque um sinal na testa daqueles que suspiram e choram por causa de todas as abominações que são praticadas nela”.</w:t>
       </w:r>
     </w:p>
     <w:p>
@@ -3744,7 +3744,7 @@
         <w:rPr>
           <w:lang w:val="pt_PT" w:bidi="pt_PT"/>
         </w:rPr>
-        <w:t xml:space="preserve"> Então o ouvi dizer aos outros: "Sigam-no pela cidade e matem. Não mostrem compaixão nem tenham piedade.</w:t>
+        <w:t xml:space="preserve"> Então o ouvi dizer aos outros: “Sigam-no pela cidade e matem. Não mostrem compaixão nem tenham piedade.</w:t>
       </w:r>
     </w:p>
     <w:p>
@@ -3765,7 +3765,7 @@
         <w:rPr>
           <w:lang w:val="pt_PT" w:bidi="pt_PT"/>
         </w:rPr>
-        <w:t xml:space="preserve"> Matem velhos, jovens, moças, mulheres e crianças; porém não se aproximem de ninguém que tiver o sinal. Comecem pelo meu templo". E eles começaram pelos líderes que estavam diante do templo.</w:t>
+        <w:t xml:space="preserve"> Matem velhos, jovens, moças, mulheres e crianças; porém não se aproximem de ninguém que tiver o sinal. Comecem pelo meu templo”. E eles começaram pelos líderes que estavam diante do templo.</w:t>
       </w:r>
     </w:p>
     <w:p>
@@ -3786,7 +3786,7 @@
         <w:rPr>
           <w:lang w:val="pt_PT" w:bidi="pt_PT"/>
         </w:rPr>
-        <w:t xml:space="preserve"> Depois lhes disse: "Profanem o templo e encham os pátios de mortos. Saiam!". Eles saíram e começaram a ferir o povo pela cidade.</w:t>
+        <w:t xml:space="preserve"> Depois lhes disse: “Profanem o templo e encham os pátios de mortos. Saiam!”. Eles saíram e começaram a ferir o povo pela cidade.</w:t>
       </w:r>
     </w:p>
     <w:p>
@@ -3807,7 +3807,7 @@
         <w:rPr>
           <w:lang w:val="pt_PT" w:bidi="pt_PT"/>
         </w:rPr>
-        <w:t xml:space="preserve"> Enquanto isso acontecia, eu fiquei, e fui deixado ali. Então me prostrei com o rosto em terra e clamei: "Ah, SENHOR Deus! Vais destruir todo o remanescente de Israel, derramando tua ira sobre Jerusalém?".</w:t>
+        <w:t xml:space="preserve"> Enquanto isso acontecia, eu fiquei, e fui deixado ali. Então me prostrei com o rosto em terra e clamei: “Ah, SENHOR Deus! Vais destruir todo o remanescente de Israel, derramando tua ira sobre Jerusalém?”.</w:t>
       </w:r>
     </w:p>
     <w:p>
@@ -3828,7 +3828,7 @@
         <w:rPr>
           <w:lang w:val="pt_PT" w:bidi="pt_PT"/>
         </w:rPr>
-        <w:t xml:space="preserve"> Ele me respondeu: "A culpa de Israel e de Judá é muito grande. A terra está cheia de sangue, e a cidade, de injustiça. Eles dizem: 'O SENHOR abandonou esta terra; ele não está vendo'.</w:t>
+        <w:t xml:space="preserve"> Ele me respondeu: “A culpa de Israel e de Judá é muito grande. A terra está cheia de sangue, e a cidade, de injustiça. Eles dizem: ‘O SENHOR abandonou esta terra; ele não está vendo’.</w:t>
       </w:r>
     </w:p>
     <w:p>
@@ -3849,7 +3849,7 @@
         <w:rPr>
           <w:lang w:val="pt_PT" w:bidi="pt_PT"/>
         </w:rPr>
-        <w:t xml:space="preserve"> Por isso, também não terei compaixão nem os pouparei; farei recair sobre eles as consequências do que praticaram".</w:t>
+        <w:t xml:space="preserve"> Por isso, também não terei compaixão nem os pouparei. Vou fazer cair sobre eles o castigo pelos seus próprios atos”.</w:t>
       </w:r>
     </w:p>
     <w:p>
@@ -3870,7 +3870,7 @@
         <w:rPr>
           <w:lang w:val="pt_PT" w:bidi="pt_PT"/>
         </w:rPr>
-        <w:t xml:space="preserve"> Então o homem vestido de linho, que trazia o estojo de escriba à cintura, voltou e informou: "Executei conforme me ordenaste".</w:t>
+        <w:t xml:space="preserve"> Então o homem vestido de linho, que trazia o estojo de escriba à cintura, voltou e informou: “Executei conforme me ordenaste”.</w:t>
       </w:r>
     </w:p>
     <w:p>
@@ -3928,7 +3928,7 @@
         <w:rPr>
           <w:lang w:val="pt_PT" w:bidi="pt_PT"/>
         </w:rPr>
-        <w:t xml:space="preserve"> O SENHOR disse ao homem vestido de linho: "Entre no espaço entre as rodas, debaixo dos querubins, e encha as mãos com brasas ardentes dali; depois espalhe-as sobre a cidade". E ele entrou diante dos meus olhos.</w:t>
+        <w:t xml:space="preserve"> O SENHOR disse ao homem vestido de linho: “Entre no espaço entre as rodas, debaixo dos querubins, e encha as mãos com brasas ardentes dali; depois espalhe-as sobre a cidade”. E ele entrou diante dos meus olhos.</w:t>
       </w:r>
     </w:p>
     <w:p>
@@ -4012,7 +4012,7 @@
         <w:rPr>
           <w:lang w:val="pt_PT" w:bidi="pt_PT"/>
         </w:rPr>
-        <w:t xml:space="preserve"> Quando o SENHOR ordenou ao homem vestido de linho: "Tome fogo do meio das rodas, dentre os querubins", ele foi e ficou ao lado de uma roda.</w:t>
+        <w:t xml:space="preserve"> Quando o SENHOR ordenou ao homem vestido de linho: “Tome fogo do meio das rodas, dentre os querubins”, ele foi e ficou ao lado de uma roda.</w:t>
       </w:r>
     </w:p>
     <w:p>
@@ -4096,7 +4096,7 @@
         <w:rPr>
           <w:lang w:val="pt_PT" w:bidi="pt_PT"/>
         </w:rPr>
-        <w:t xml:space="preserve"> Quanto à forma, eram semelhantes entre si; cada uma parecia composta por outra roda dentro dela.</w:t>
+        <w:t xml:space="preserve"> Quanto à aparência, todas eram iguais; cada uma parecia ter outra roda atravessada dentro dela.</w:t>
       </w:r>
     </w:p>
     <w:p>
@@ -4159,7 +4159,7 @@
         <w:rPr>
           <w:lang w:val="pt_PT" w:bidi="pt_PT"/>
         </w:rPr>
-        <w:t xml:space="preserve"> Ouvi que as rodas eram chamadas de "rodas giratórias".</w:t>
+        <w:t xml:space="preserve"> Ouvi que chamavam aquelas rodas de “rodas que se movem”.</w:t>
       </w:r>
     </w:p>
     <w:p>
@@ -4243,7 +4243,7 @@
         <w:rPr>
           <w:lang w:val="pt_PT" w:bidi="pt_PT"/>
         </w:rPr>
-        <w:t xml:space="preserve"> Quando eles paravam, elas paravam; quando se elevavam, elas também subiam com eles, porque o espírito dos seres vivos estava nelas.</w:t>
+        <w:t xml:space="preserve"> Quando eles paravam, elas paravam; quando eles se elevavam, elas também subiam com eles, porque o mesmo espírito que estava nos seres vivos estava nas rodas.</w:t>
       </w:r>
     </w:p>
     <w:p>
@@ -4406,7 +4406,7 @@
         <w:rPr>
           <w:lang w:val="pt_PT" w:bidi="pt_PT"/>
         </w:rPr>
-        <w:t xml:space="preserve"> O SENHOR me disse: "Filho do homem, estes são os que arquitetam o mal e orientam esta cidade com conselhos de iniquidade.</w:t>
+        <w:t xml:space="preserve"> O SENHOR me disse: “Filho do homem, estes são os que arquitetam o mal e orientam esta cidade com conselhos de iniquidade.</w:t>
       </w:r>
     </w:p>
     <w:p>
@@ -4427,7 +4427,7 @@
         <w:rPr>
           <w:lang w:val="pt_PT" w:bidi="pt_PT"/>
         </w:rPr>
-        <w:t xml:space="preserve"> Eles dizem: 'Não chegou o tempo de construir casas? Esta cidade é uma panela, e nós somos a carne dentro dela'.</w:t>
+        <w:t xml:space="preserve"> Eles dizem: ‘Ainda não chegou o tempo de construir casas? Esta cidade é uma panela, e nós somos a carne dentro dela’.</w:t>
       </w:r>
     </w:p>
     <w:p>
@@ -4448,7 +4448,7 @@
         <w:rPr>
           <w:lang w:val="pt_PT" w:bidi="pt_PT"/>
         </w:rPr>
-        <w:t xml:space="preserve"> Por isso, profetize contra eles; fale em meu nome, filho do homem".</w:t>
+        <w:t xml:space="preserve"> Por isso, profetize contra eles; fale em meu nome, filho do homem”.</w:t>
       </w:r>
     </w:p>
     <w:p>
@@ -4469,7 +4469,7 @@
         <w:rPr>
           <w:lang w:val="pt_PT" w:bidi="pt_PT"/>
         </w:rPr>
-        <w:t xml:space="preserve"> Então o Espírito do SENHOR veio sobre mim e ordenou: "Diga que o SENHOR fala assim: Isso é o que vocês dizem, povo de Israel, mas eu sei o que se forma dentro de vocês.</w:t>
+        <w:t xml:space="preserve"> Então o Espírito do SENHOR veio sobre mim e ordenou: “Diga que o SENHOR fala assim: Isso é o que vocês dizem, povo de Israel, mas eu sei o que se forma dentro de vocês.</w:t>
       </w:r>
     </w:p>
     <w:p>
@@ -4511,7 +4511,7 @@
         <w:rPr>
           <w:lang w:val="pt_PT" w:bidi="pt_PT"/>
         </w:rPr>
-        <w:t xml:space="preserve"> Portanto, o SENHOR Deus diz: Esta cidade é uma panela, e os mortos que vocês lançaram nela são a carne; mas vocês serão retirados dela.</w:t>
+        <w:t xml:space="preserve"> "Portanto, o SENHOR Deus diz: Esta cidade é uma panela, e os mortos que vocês mataram são a carne dentro dela. Mas vocês serão tirados daqui.</w:t>
       </w:r>
     </w:p>
     <w:p>
@@ -4616,7 +4616,7 @@
         <w:rPr>
           <w:lang w:val="pt_PT" w:bidi="pt_PT"/>
         </w:rPr>
-        <w:t xml:space="preserve"> E saberão que eu sou o SENHOR, pois não seguiram meus estatutos nem obedeceram aos meus juízos, mas imitaram as nações ao redor".</w:t>
+        <w:t xml:space="preserve"> E saberão que eu sou o SENHOR, pois não seguiram meus estatutos nem obedeceram aos meus juízos, mas imitaram as nações ao redor”.</w:t>
       </w:r>
     </w:p>
     <w:p>
@@ -4637,7 +4637,7 @@
         <w:rPr>
           <w:lang w:val="pt_PT" w:bidi="pt_PT"/>
         </w:rPr>
-        <w:t xml:space="preserve"> Enquanto eu profetizava, Pelatias, filho de Benaia, morreu. Então caí com o rosto em terra e clamei em alta voz: "Ah, SENHOR Deus! Vais destruir completamente o remanescente de Israel?".</w:t>
+        <w:t xml:space="preserve"> Enquanto eu profetizava, Pelatias, filho de Benaia, morreu. Então caí com o rosto em terra e clamei em alta voz: “Ah, SENHOR Deus! Vais destruir completamente o remanescente de Israel?”.</w:t>
       </w:r>
     </w:p>
     <w:p>
@@ -4679,7 +4679,7 @@
         <w:rPr>
           <w:lang w:val="pt_PT" w:bidi="pt_PT"/>
         </w:rPr>
-        <w:t xml:space="preserve"> "Filho do homem, foram aos seus irmãos — seus próprios parentes e todo o povo de Israel — que os habitantes de Jerusalém disseram: 'Fiquem longe do SENHOR; esta terra nos foi dada como posse'.</w:t>
+        <w:t xml:space="preserve"> "Filho do homem, foram aos seus irmãos — seus próprios parentes e todo o povo de Israel — que os habitantes de Jerusalém disseram: ‘Fiquem longe do SENHOR; esta terra nos foi dada como posse’.</w:t>
       </w:r>
     </w:p>
     <w:p>
@@ -4700,7 +4700,7 @@
         <w:rPr>
           <w:lang w:val="pt_PT" w:bidi="pt_PT"/>
         </w:rPr>
-        <w:t xml:space="preserve"> Portanto, fale: Assim o SENHOR Deus diz: Embora eu os tenha espalhado entre as nações e dispersado entre os povos, ainda assim, por pouco tempo, tenho sido para eles um santuário nas terras para onde foram.</w:t>
+        <w:t xml:space="preserve"> "Portanto, fale: Assim diz o SENHOR Deus: Embora eu os tenha espalhado entre as nações e os enviado para outros povos, eu mesmo tenho sido para eles um santuário nas terras em que chegaram.</w:t>
       </w:r>
     </w:p>
     <w:p>
@@ -4721,7 +4721,7 @@
         <w:rPr>
           <w:lang w:val="pt_PT" w:bidi="pt_PT"/>
         </w:rPr>
-        <w:t xml:space="preserve"> Fale ainda que o SENHOR Deus diz: Eu os reunirei dentre os povos e os trarei de volta das terras onde foram espalhados, e lhes darei novamente a terra de Israel.</w:t>
+        <w:t xml:space="preserve"> "Fale ainda que o SENHOR Deus diz: Eu os reunirei dentre os povos e os trarei de volta das terras onde foram espalhados, e lhes darei novamente a terra de Israel.</w:t>
       </w:r>
     </w:p>
     <w:p>
@@ -4742,7 +4742,7 @@
         <w:rPr>
           <w:lang w:val="pt_PT" w:bidi="pt_PT"/>
         </w:rPr>
-        <w:t xml:space="preserve"> Eles voltarão e removerão dali todas as suas imagens detestáveis e seus ídolos abomináveis.</w:t>
+        <w:t xml:space="preserve"> "Eles voltarão e removerão dali todas as suas imagens detestáveis e seus ídolos abomináveis.</w:t>
       </w:r>
     </w:p>
     <w:p>
@@ -4805,7 +4805,7 @@
         <w:rPr>
           <w:lang w:val="pt_PT" w:bidi="pt_PT"/>
         </w:rPr>
-        <w:t xml:space="preserve"> Quanto aos que continuam ligados aos seus ídolos e práticas repugnantes, farei recair sobre eles o que fizeram. Esta é a palavra do SENHOR Deus".</w:t>
+        <w:t xml:space="preserve"> Quanto aos que continuam ligados aos seus ídolos e práticas repugnantes, farei cair sobre eles as consequências dos seus próprios atos. Essa é a palavra do SENHOR Deus”.</w:t>
       </w:r>
     </w:p>
     <w:p>
@@ -4868,7 +4868,7 @@
         <w:rPr>
           <w:lang w:val="pt_PT" w:bidi="pt_PT"/>
         </w:rPr>
-        <w:t xml:space="preserve"> Em seguida, o Espírito me ergueu e me levou em visão de volta aos exilados na Babilônia. Então a visão cessou,</w:t>
+        <w:t xml:space="preserve"> Em seguida, o Espírito de Deus me ergueu e me levou em visão de volta aos exilados na Babilônia. Então a visão cessou,</w:t>
       </w:r>
     </w:p>
     <w:p>
@@ -4968,7 +4968,7 @@
         <w:rPr>
           <w:lang w:val="pt_PT" w:bidi="pt_PT"/>
         </w:rPr>
-        <w:t xml:space="preserve"> Sendo assim, filho do homem, reúna seus pertences como alguém prestes a ir para o exílio e, em plena luz do dia, vá para outro lugar enquanto todos estão vendo. Talvez isso os faça refletir, ainda que sejam rebeldes.</w:t>
+        <w:t xml:space="preserve"> "Sendo assim, filho do homem, prepare seus pertences como alguém que vai para o exílio e, durante o dia, saia para outro lugar diante dos olhos deles. Talvez eles entendam, mesmo sendo um povo rebelde.</w:t>
       </w:r>
     </w:p>
     <w:p>
@@ -5031,7 +5031,7 @@
         <w:rPr>
           <w:lang w:val="pt_PT" w:bidi="pt_PT"/>
         </w:rPr>
-        <w:t xml:space="preserve"> À vista deles, carregue seus pertences sobre os ombros como alguém que parte para o exílio; cubra o rosto para não ver a terra, pois eu o constituí como sinal para o povo de Israel".</w:t>
+        <w:t xml:space="preserve"> À vista deles, carregue seus pertences sobre os ombros como alguém que vai para o exílio. Cubra o rosto para não olhar para a terra, porque eu fiz de você um sinal para o povo de Israel”.</w:t>
       </w:r>
     </w:p>
     <w:p>
@@ -5115,7 +5115,7 @@
         <w:rPr>
           <w:lang w:val="pt_PT" w:bidi="pt_PT"/>
         </w:rPr>
-        <w:t xml:space="preserve"> Pois fale: 'Assim o SENHOR Deus diz: Esta mensagem recai sobre o príncipe que governa em Jerusalém e sobre todos os israelitas que ali residem'.</w:t>
+        <w:t xml:space="preserve"> Pois fale: ‘Assim o SENHOR Deus diz: Esta mensagem recai sobre o príncipe que governa em Jerusalém e sobre todos os israelitas que ali residem’.</w:t>
       </w:r>
     </w:p>
     <w:p>
@@ -5157,7 +5157,7 @@
         <w:rPr>
           <w:lang w:val="pt_PT" w:bidi="pt_PT"/>
         </w:rPr>
-        <w:t xml:space="preserve"> O próprio príncipe carregará seus fardos e escapará no escuro por uma abertura feita na parede. Ocultará o rosto para que seus olhos não vejam a terra que ele abandona.</w:t>
+        <w:t xml:space="preserve"> "O próprio príncipe carregará seus fardos e escapará no escuro por uma abertura feita na parede. Ocultará o rosto para que seus olhos não vejam a terra que ele abandona.</w:t>
       </w:r>
     </w:p>
     <w:p>
@@ -5178,7 +5178,7 @@
         <w:rPr>
           <w:lang w:val="pt_PT" w:bidi="pt_PT"/>
         </w:rPr>
-        <w:t xml:space="preserve"> Estenderei minha rede, e ele ficará preso nela. Eu o levarei à Babilônia, terra dos caldeus — mas ele não a verá —, e ali morrerá.</w:t>
+        <w:t xml:space="preserve"> Estenderei minha rede sobre ele, e ele ficará preso nela. Eu o levarei à Babilônia, terra dos caldeus, mas ele não verá esse lugar. Ali ele morrerá.</w:t>
       </w:r>
     </w:p>
     <w:p>
@@ -5220,7 +5220,7 @@
         <w:rPr>
           <w:lang w:val="pt_PT" w:bidi="pt_PT"/>
         </w:rPr>
-        <w:t xml:space="preserve"> Quando os dispersar entre as nações e os distribuir por terras distantes, então saberão que eu sou o SENHOR.</w:t>
+        <w:t xml:space="preserve"> "Quando os dispersar entre as nações e os distribuir por terras distantes, então saberão que eu sou o SENHOR.</w:t>
       </w:r>
     </w:p>
     <w:p>
@@ -5241,7 +5241,7 @@
         <w:rPr>
           <w:lang w:val="pt_PT" w:bidi="pt_PT"/>
         </w:rPr>
-        <w:t xml:space="preserve"> Farei que alguns escapem da espada, da fome e da peste, para que contem entre as nações para onde forem todas as suas abominações. Então saberão que eu sou o SENHOR".</w:t>
+        <w:t xml:space="preserve"> Mas deixarei alguns escaparem da espada, da fome e da peste, para que contem entre as nações para onde forem levados sobre todas as práticas detestáveis que fizeram. Então saberão que eu sou o SENHOR”.</w:t>
       </w:r>
     </w:p>
     <w:p>
@@ -5304,7 +5304,7 @@
         <w:rPr>
           <w:lang w:val="pt_PT" w:bidi="pt_PT"/>
         </w:rPr>
-        <w:t xml:space="preserve"> Proclame ao povo desta terra: 'Assim fala o SENHOR Deus acerca dos moradores de Jerusalém e do território de Israel: Eles se alimentarão cercados de angústia e beberão consumidos pelo desespero, pois tudo que existe em sua terra será saqueado por causa da crueldade dos que ali habitam.</w:t>
+        <w:t xml:space="preserve"> Proclame ao povo desta terra: ‘Assim fala o SENHOR Deus acerca dos moradores de Jerusalém e do território de Israel: Eles se alimentarão cercados de angústia e beberão consumidos pelo desespero, pois tudo que existe em sua terra será saqueado por causa da crueldade dos que ali habitam.</w:t>
       </w:r>
     </w:p>
     <w:p>
@@ -5325,7 +5325,7 @@
         <w:rPr>
           <w:lang w:val="pt_PT" w:bidi="pt_PT"/>
         </w:rPr>
-        <w:t xml:space="preserve"> As cidades que hoje abrigam pessoas serão transformadas em ruínas, e o campo se tornará devastado. Então saberão que eu sou o SENHOR'".</w:t>
+        <w:t xml:space="preserve"> As cidades que hoje abrigam pessoas serão transformadas em ruínas, e o campo se tornará devastado. Então saberão que eu sou o SENHOR’”.</w:t>
       </w:r>
     </w:p>
     <w:p>
@@ -5367,7 +5367,7 @@
         <w:rPr>
           <w:lang w:val="pt_PT" w:bidi="pt_PT"/>
         </w:rPr>
-        <w:t xml:space="preserve"> "Filho do homem, que provérbio é esse que vocês têm em Israel: 'Os dias se prolongam, e toda visão falha'?</w:t>
+        <w:t xml:space="preserve"> "Filho do homem, que provérbio é esse que vocês têm em Israel: ‘Os dias se prolongam, e toda visão falha’?</w:t>
       </w:r>
     </w:p>
     <w:p>
@@ -5388,7 +5388,7 @@
         <w:rPr>
           <w:lang w:val="pt_PT" w:bidi="pt_PT"/>
         </w:rPr>
-        <w:t xml:space="preserve"> Pois anuncie a eles: Assim fala o SENHOR Deus: Porei fim a esse provérbio, e ele deixará de circular em Israel. Proclame em seu lugar: 'O dia está próximo, e cada profecia será cumprida'.</w:t>
+        <w:t xml:space="preserve"> Pois anuncie a eles: Assim fala o SENHOR Deus: Porei fim a esse provérbio, e ele deixará de circular em Israel. Proclame em seu lugar: ‘O dia está próximo, e cada profecia será cumprida’.</w:t>
       </w:r>
     </w:p>
     <w:p>
@@ -5430,7 +5430,7 @@
         <w:rPr>
           <w:lang w:val="pt_PT" w:bidi="pt_PT"/>
         </w:rPr>
-        <w:t xml:space="preserve"> Sou eu, o SENHOR, quem fala — e tudo o que eu disser se cumprirá sem qualquer demora. Nos dias de vocês, geração rebelde, executarei tudo o que declarei. Esta é a palavra do SENHOR Deus".</w:t>
+        <w:t xml:space="preserve"> Sou eu, o SENHOR, quem fala, e tudo o que eu disser acontecerá sem demora. Durante a vida de vocês, povo rebelde, farei acontecer tudo o que declarei. Essa é a palavra do SENHOR Deus”.</w:t>
       </w:r>
     </w:p>
     <w:p>
@@ -5472,7 +5472,7 @@
         <w:rPr>
           <w:lang w:val="pt_PT" w:bidi="pt_PT"/>
         </w:rPr>
-        <w:t xml:space="preserve"> "Filho do homem, o povo de Israel anda afirmando: 'As visões que ele recebe são para um tempo muito distante; suas profecias tratam de um horizonte longínquo'.</w:t>
+        <w:t xml:space="preserve"> "Filho do homem, o povo de Israel anda afirmando: ‘As visões que ele recebe são para um tempo muito distante; suas profecias tratam de um horizonte longínquo’.</w:t>
       </w:r>
     </w:p>
     <w:p>
@@ -5493,7 +5493,7 @@
         <w:rPr>
           <w:lang w:val="pt_PT" w:bidi="pt_PT"/>
         </w:rPr>
-        <w:t xml:space="preserve"> Pois declare a eles: 'Assim fala o SENHOR Deus: Não haverá mais demora alguma. Tudo o que eu disser se cumprirá. Esta é a palavra do SENHOR Deus'".</w:t>
+        <w:t xml:space="preserve"> Pois declare a eles: ‘Assim fala o SENHOR Deus: Não haverá mais demora alguma. Tudo o que eu disser se cumprirá. Essa é a palavra do SENHOR Deus’”.</w:t>
       </w:r>
     </w:p>
     <w:p>
@@ -5551,7 +5551,7 @@
         <w:rPr>
           <w:lang w:val="pt_PT" w:bidi="pt_PT"/>
         </w:rPr>
-        <w:t xml:space="preserve"> "Filho do homem, profetize contra os profetas de Israel que profetizam de seu próprio coração. Diga a eles: 'Ouçam a palavra do SENHOR.</w:t>
+        <w:t xml:space="preserve"> "Filho do homem, profetize contra os profetas de Israel que profetizam de seu próprio coração. Diga a eles: ‘Ouçam a palavra do SENHOR.</w:t>
       </w:r>
     </w:p>
     <w:p>
@@ -5572,7 +5572,7 @@
         <w:rPr>
           <w:lang w:val="pt_PT" w:bidi="pt_PT"/>
         </w:rPr>
-        <w:t xml:space="preserve"> Assim fala o SENHOR Deus: Ai dos profetas insensatos, que seguem o próprio espírito sem nada terem visto!</w:t>
+        <w:t xml:space="preserve"> Assim fala o SENHOR Deus: Ai dos profetas sem juízo, que seguem seus próprios pensamentos e não receberam nenhuma visão!</w:t>
       </w:r>
     </w:p>
     <w:p>
@@ -5614,7 +5614,7 @@
         <w:rPr>
           <w:lang w:val="pt_PT" w:bidi="pt_PT"/>
         </w:rPr>
-        <w:t xml:space="preserve"> Vocês não subiram às brechas nem levantaram muro em favor do povo de Israel, para que permanecesse firme no dia do SENHOR.</w:t>
+        <w:t xml:space="preserve"> Vocês não foram até as brechas nem repararam o muro em favor do povo de Israel, para que ele permanecesse firme no dia do SENHOR.</w:t>
       </w:r>
     </w:p>
     <w:p>
@@ -5635,7 +5635,7 @@
         <w:rPr>
           <w:lang w:val="pt_PT" w:bidi="pt_PT"/>
         </w:rPr>
-        <w:t xml:space="preserve"> Suas visões são falsas e suas adivinhações são mentira. Dizem: 'Assim diz o SENHOR', quando o SENHOR não os enviou; ainda esperam que sua palavra se cumpra.</w:t>
+        <w:t xml:space="preserve"> Suas visões são falsas e suas adivinhações são mentira. Dizem: ‘Assim diz o SENHOR’, quando o SENHOR não os enviou; ainda esperam que sua palavra se cumpra.</w:t>
       </w:r>
     </w:p>
     <w:p>
@@ -5656,7 +5656,7 @@
         <w:rPr>
           <w:lang w:val="pt_PT" w:bidi="pt_PT"/>
         </w:rPr>
-        <w:t xml:space="preserve"> Não foram visões falsas as que vocês tiveram? Não foram adivinhações enganosas as que anunciaram, ao dizerem: 'Assim diz o SENHOR', sendo que eu nunca lhes falei coisa alguma?</w:t>
+        <w:t xml:space="preserve"> Não foram visões falsas as que vocês tiveram? Não foram adivinhações enganosas as que anunciaram, ao dizerem: ‘Assim diz o SENHOR’, sendo que eu nunca lhes falei coisa alguma?</w:t>
       </w:r>
     </w:p>
     <w:p>
@@ -5677,7 +5677,7 @@
         <w:rPr>
           <w:lang w:val="pt_PT" w:bidi="pt_PT"/>
         </w:rPr>
-        <w:t xml:space="preserve"> Por isso, assim diz o SENHOR Deus: Eu sou contra vocês, por terem falado falsidades e visto mentiras. Essa é a palavra do SENHOR Deus.</w:t>
+        <w:t xml:space="preserve"> "Por isso, assim diz o SENHOR Deus: Eu sou contra vocês, por terem falado falsidades e visto mentiras. Essa é a palavra do SENHOR Deus.</w:t>
       </w:r>
     </w:p>
     <w:p>
@@ -5698,7 +5698,7 @@
         <w:rPr>
           <w:lang w:val="pt_PT" w:bidi="pt_PT"/>
         </w:rPr>
-        <w:t xml:space="preserve"> Minha mão será contra os profetas que veem falsidade e adivinham mentira; não estarão no conselho do meu povo, nem serão inscritos no registro do povo de Israel, nem entrarão na terra de Israel. Então saberão que eu sou o SENHOR Deus.</w:t>
+        <w:t xml:space="preserve"> Minha mão será contra os profetas que veem falsidade e anunciam mentiras. Eles não farão parte do meu povo, não terão seus nomes registrados entre os israelitas e não entrarão na terra de Israel. Então saberão que eu sou o SENHOR Deus.</w:t>
       </w:r>
     </w:p>
     <w:p>
@@ -5719,7 +5719,7 @@
         <w:rPr>
           <w:lang w:val="pt_PT" w:bidi="pt_PT"/>
         </w:rPr>
-        <w:t xml:space="preserve"> Porque desviaram meu povo, dizendo: 'Paz', quando não há paz. E, quando alguém constrói um muro, eis que o cobrem com cal.</w:t>
+        <w:t xml:space="preserve"> "Porque enganaram o meu povo dizendo: ‘Paz’, quando não há paz. Eles constroem um muro fraco, e depois o cobrem com cal.</w:t>
       </w:r>
     </w:p>
     <w:p>
@@ -5740,7 +5740,7 @@
         <w:rPr>
           <w:lang w:val="pt_PT" w:bidi="pt_PT"/>
         </w:rPr>
-        <w:t xml:space="preserve"> Diga aos que o cobrem com cal que ele cairá. Virá chuva torrencial, e vocês, pedras de granizo, cairão; e um vento impetuoso o derrubará.</w:t>
+        <w:t xml:space="preserve"> Por isso, diga aos que cobrem o muro com cal: ele cairá. Virá uma chuva torrencial, cairá granizo e soprará um vento violento, e o muro será derrubado.</w:t>
       </w:r>
     </w:p>
     <w:p>
@@ -5761,7 +5761,7 @@
         <w:rPr>
           <w:lang w:val="pt_PT" w:bidi="pt_PT"/>
         </w:rPr>
-        <w:t xml:space="preserve"> Quando o muro ruir, o povo cobrará de vocês: 'Onde está a cal que aplicaram?'.</w:t>
+        <w:t xml:space="preserve"> Quando o muro ruir, o povo cobrará de vocês: ‘Onde está a cal que aplicaram?’.</w:t>
       </w:r>
     </w:p>
     <w:p>
@@ -5782,7 +5782,7 @@
         <w:rPr>
           <w:lang w:val="pt_PT" w:bidi="pt_PT"/>
         </w:rPr>
-        <w:t xml:space="preserve"> Por isso, assim fala o SENHOR Deus: Na intensidade do meu furor, enviarei um vendaval, e, na força da minha ira, virão chuvas torrenciais e granizo destruidor.</w:t>
+        <w:t xml:space="preserve"> "Por isso, assim fala o SENHOR Deus: Na intensidade do meu furor, enviarei um vendaval, e, na força da minha ira, virão chuvas torrenciais e granizo destruidor.</w:t>
       </w:r>
     </w:p>
     <w:p>
@@ -5824,7 +5824,7 @@
         <w:rPr>
           <w:lang w:val="pt_PT" w:bidi="pt_PT"/>
         </w:rPr>
-        <w:t xml:space="preserve"> Assim esgotarei meu furor sobre o muro e sobre aqueles que o cobriram com cal. Então direi: 'O muro já não existe, nem aqueles que o cobriram com cal —</w:t>
+        <w:t xml:space="preserve"> Assim esgotarei meu furor sobre o muro e sobre aqueles que o cobriram com cal. Então direi: ‘O muro já não existe, nem aqueles que o cobriram com cal —</w:t>
       </w:r>
     </w:p>
     <w:p>
@@ -5845,7 +5845,7 @@
         <w:rPr>
           <w:lang w:val="pt_PT" w:bidi="pt_PT"/>
         </w:rPr>
-        <w:t xml:space="preserve"> esses profetas de Israel que anunciavam visões de paz para Jerusalém onde não havia paz alguma. Essa é a palavra do SENHOR Deus'.</w:t>
+        <w:t xml:space="preserve"> esses profetas de Israel que anunciavam visões de paz para Jerusalém onde não havia paz alguma. Essa é a palavra do SENHOR Deus’.</w:t>
       </w:r>
     </w:p>
     <w:p>
@@ -5866,7 +5866,7 @@
         <w:rPr>
           <w:lang w:val="pt_PT" w:bidi="pt_PT"/>
         </w:rPr>
-        <w:t xml:space="preserve"> Agora, filho do homem, volte-se contra as mulheres do seu povo que fabricam profecias da própria imaginação. Dirija sua mensagem contra elas</w:t>
+        <w:t xml:space="preserve"> "Agora, filho do homem, volte-se contra as mulheres do seu povo que fabricam profecias da própria imaginação. Dirija sua mensagem contra elas</w:t>
       </w:r>
     </w:p>
     <w:p>
@@ -5887,7 +5887,7 @@
         <w:rPr>
           <w:lang w:val="pt_PT" w:bidi="pt_PT"/>
         </w:rPr>
-        <w:t xml:space="preserve"> e fale: Assim diz o SENHOR Deus: Ai das que costuram faixas para os pulsos e fazem véus para a cabeça de pessoas de toda estatura, a fim de caçar vidas! Vocês caçarão as vidas do meu povo e preservarão a de vocês?</w:t>
+        <w:t xml:space="preserve"> e fale: Assim diz o SENHOR Deus: Ai das que costuram faixas nos braços e fazem véus para a cabeça de pessoas de todos os tipos, tentando prender vidas! Vocês prenderão a vida do meu povo e salvarão a de vocês?</w:t>
       </w:r>
     </w:p>
     <w:p>
@@ -5908,7 +5908,7 @@
         <w:rPr>
           <w:lang w:val="pt_PT" w:bidi="pt_PT"/>
         </w:rPr>
-        <w:t xml:space="preserve"> Vocês me profanam entre o meu povo por punhados de cevada e por pedaços de pão, matando pessoas que não deveriam morrer e poupando as que não deveriam viver, mentindo ao meu povo que escuta mentiras.</w:t>
+        <w:t xml:space="preserve"> Vocês me desonram diante do meu povo por punhados de cevada e pedaços de pão. Vocês matam pessoas que não deveriam morrer e deixam viver pessoas que deveriam ser condenadas, enganando o meu povo com mentiras.</w:t>
       </w:r>
     </w:p>
     <w:p>
@@ -5929,7 +5929,7 @@
         <w:rPr>
           <w:lang w:val="pt_PT" w:bidi="pt_PT"/>
         </w:rPr>
-        <w:t xml:space="preserve"> Portanto, assim diz o SENHOR Deus: Eu sou contra as suas faixas com que vocês caçam vidas como aves; eu as arrancarei dos seus braços e libertarei as vidas que vocês caçam.</w:t>
+        <w:t xml:space="preserve"> "Portanto, assim diz o SENHOR Deus: Eu sou contra as suas faixas com que vocês caçam vidas como aves; eu as arrancarei dos seus braços e libertarei as vidas que vocês caçam.</w:t>
       </w:r>
     </w:p>
     <w:p>
@@ -5992,7 +5992,7 @@
         <w:rPr>
           <w:lang w:val="pt_PT" w:bidi="pt_PT"/>
         </w:rPr>
-        <w:t xml:space="preserve"> Portanto, não terão mais visões falsas nem praticarão adivinhações; livrarei o meu povo das mãos de vocês. Então vocês saberão que eu sou o SENHOR".</w:t>
+        <w:t xml:space="preserve"> Portanto, não terão mais visões falsas nem praticarão adivinhações; livrarei o meu povo das mãos de vocês. Então vocês saberão que eu sou o SENHOR”.</w:t>
       </w:r>
     </w:p>
     <w:p>
@@ -6071,7 +6071,7 @@
         <w:rPr>
           <w:lang w:val="pt_PT" w:bidi="pt_PT"/>
         </w:rPr>
-        <w:t xml:space="preserve"> "Filho do homem, esses homens acolheram ídolos no coração e puseram diante de si o tropeço da própria iniquidade. Por acaso devo permitir que me consultem?</w:t>
+        <w:t xml:space="preserve"> "Filho do homem, esses homens colocaram ídolos dentro do coração e puseram diante de si uma armadilha por causa dos seus próprios pecados. Será que devo permitir que me consultem?</w:t>
       </w:r>
     </w:p>
     <w:p>
@@ -6092,7 +6092,7 @@
         <w:rPr>
           <w:lang w:val="pt_PT" w:bidi="pt_PT"/>
         </w:rPr>
-        <w:t xml:space="preserve"> Por isso, fale com eles: 'Assim diz o SENHOR Deus: Todo israelita que acolhe ídolos no coração e põe diante de si o tropeço da sua iniquidade, e ainda procura um profeta para me consultar, eu, o SENHOR, lhe responderei conforme a multidão dos seus ídolos.</w:t>
+        <w:t xml:space="preserve"> Por isso, fale com eles: ‘Assim diz o SENHOR Deus: Todo israelita que acolhe ídolos no coração e põe diante de si o tropeço da sua iniquidade, e ainda procura um profeta para me consultar, eu, o SENHOR, lhe responderei conforme a multidão dos seus ídolos.</w:t>
       </w:r>
     </w:p>
     <w:p>
@@ -6113,7 +6113,7 @@
         <w:rPr>
           <w:lang w:val="pt_PT" w:bidi="pt_PT"/>
         </w:rPr>
-        <w:t xml:space="preserve"> Faço isso para alcançar o coração do povo de Israel, pois todos se afastaram de mim por causa de seus ídolos'.</w:t>
+        <w:t xml:space="preserve"> Faço isso para alcançar o coração do povo de Israel, pois todos se afastaram de mim por causa de seus ídolos’.</w:t>
       </w:r>
     </w:p>
     <w:p>
@@ -6134,7 +6134,7 @@
         <w:rPr>
           <w:lang w:val="pt_PT" w:bidi="pt_PT"/>
         </w:rPr>
-        <w:t xml:space="preserve"> Por isso, declare ao povo de Israel: 'Assim diz o SENHOR Deus: Arrependam-se e afastem-se de seus ídolos; abandonem todas as suas práticas detestáveis.</w:t>
+        <w:t xml:space="preserve"> "Por isso, declare ao povo de Israel: ‘Assim diz o SENHOR Deus: Arrependam-se e afastem-se de seus ídolos; abandonem todas as suas práticas detestáveis.</w:t>
       </w:r>
     </w:p>
     <w:p>
@@ -6197,7 +6197,7 @@
         <w:rPr>
           <w:lang w:val="pt_PT" w:bidi="pt_PT"/>
         </w:rPr>
-        <w:t xml:space="preserve"> Se um profeta se deixar enganar e falar uma palavra, eu, o SENHOR, terei permitido que esse profeta fosse enganado; estenderei a mão contra ele e o eliminarei do meio de Israel.</w:t>
+        <w:t xml:space="preserve"> "Se um profeta for enganado e der uma mensagem a alguém, saibam que eu, o SENHOR, permiti que ele fosse enganado. Estenderei a minha mão contra esse profeta e o destruirei do meio do meu povo Israel.</w:t>
       </w:r>
     </w:p>
     <w:p>
@@ -6239,7 +6239,7 @@
         <w:rPr>
           <w:lang w:val="pt_PT" w:bidi="pt_PT"/>
         </w:rPr>
-        <w:t xml:space="preserve"> Faço isso para que o povo de Israel não se desvie mais de mim, nem se contamine com todas as suas transgressões. Assim eles serão o meu povo, e eu serei o seu Deus. Essa é a palavra do SENHOR Deus'".</w:t>
+        <w:t xml:space="preserve"> Faço isso para que o povo de Israel não se desvie mais de mim, nem se contamine com todas as suas transgressões. Assim eles serão o meu povo, e eu serei o seu Deus. Essa é a palavra do SENHOR Deus’”.</w:t>
       </w:r>
     </w:p>
     <w:p>
@@ -6302,7 +6302,7 @@
         <w:rPr>
           <w:lang w:val="pt_PT" w:bidi="pt_PT"/>
         </w:rPr>
-        <w:t xml:space="preserve"> Ainda que Noé, Daniel e Jó vivessem no meio desse povo, pela própria retidão poupariam apenas a si mesmos. Essa é a palavra do SENHOR Deus.</w:t>
+        <w:t xml:space="preserve"> Mesmo que Noé, Daniel e Jó estivessem no meio desse povo, eles salvariam apenas a própria vida por causa da sua justiça. Essa é a palavra do SENHOR Deus.</w:t>
       </w:r>
     </w:p>
     <w:p>
@@ -6323,7 +6323,7 @@
         <w:rPr>
           <w:lang w:val="pt_PT" w:bidi="pt_PT"/>
         </w:rPr>
-        <w:t xml:space="preserve"> Ou, se eu soltar animais selvagens naquela terra para deixá-la deserta e tão perigosa que ninguém ousasse cruzar aquele território,</w:t>
+        <w:t xml:space="preserve"> "Ou, se eu soltar animais selvagens naquela terra para deixá-la deserta e tão perigosa que ninguém ousasse cruzar aquele território,</w:t>
       </w:r>
     </w:p>
     <w:p>
@@ -6365,7 +6365,7 @@
         <w:rPr>
           <w:lang w:val="pt_PT" w:bidi="pt_PT"/>
         </w:rPr>
-        <w:t xml:space="preserve"> Ou, se eu trouxer guerra contra aquela terra e der ordem para que a espada varra a terra, eliminando seres humanos e animais,</w:t>
+        <w:t xml:space="preserve"> "Ou, se eu trouxer guerra contra aquela terra e der ordem para que a espada varra a terra, eliminando seres humanos e animais,</w:t>
       </w:r>
     </w:p>
     <w:p>
@@ -6407,7 +6407,7 @@
         <w:rPr>
           <w:lang w:val="pt_PT" w:bidi="pt_PT"/>
         </w:rPr>
-        <w:t xml:space="preserve"> Ou, se eu enviar uma epidemia sobre aquela terra e derramar sobre ela minha fúria em sangue, eliminando seres humanos e animais,</w:t>
+        <w:t xml:space="preserve"> "Ou, se eu enviar uma epidemia sobre aquela terra e derramar sobre ela minha fúria em sangue, eliminando seres humanos e animais,</w:t>
       </w:r>
     </w:p>
     <w:p>
@@ -6428,7 +6428,7 @@
         <w:rPr>
           <w:lang w:val="pt_PT" w:bidi="pt_PT"/>
         </w:rPr>
-        <w:t xml:space="preserve"> juro pela minha própria vida — essa é a palavra do SENHOR Deus —, mesmo que Noé, Daniel e Jó ali, não conseguiriam proteger filhos nem filhas. Por sua própria retidão, apenas eles sairiam ilesos.</w:t>
+        <w:t xml:space="preserve"> juro pela minha própria vida — essa é a palavra do SENHOR Deus —, mesmo que Noé, Daniel e Jó estivessem ali, eles não conseguiriam proteger filhos nem filhas. Pela sua própria justiça, apenas eles sairiam ilesos.</w:t>
       </w:r>
     </w:p>
     <w:p>
@@ -6449,7 +6449,7 @@
         <w:rPr>
           <w:lang w:val="pt_PT" w:bidi="pt_PT"/>
         </w:rPr>
-        <w:t xml:space="preserve"> Pois assim fala o SENHOR Deus: Quanto mais quando eu desencadear sobre Jerusalém minhas quatro sentenças terríveis — a espada, a fome, os animais selvagens e a epidemia — para varrer da terra seres humanos e animais!</w:t>
+        <w:t xml:space="preserve"> "Pois assim fala o SENHOR Deus: Quanto mais quando eu desencadear sobre Jerusalém minhas quatro sentenças terríveis — a espada, a fome, os animais selvagens e a epidemia — para varrer da terra seres humanos e animais!</w:t>
       </w:r>
     </w:p>
     <w:p>
@@ -6470,7 +6470,7 @@
         <w:rPr>
           <w:lang w:val="pt_PT" w:bidi="pt_PT"/>
         </w:rPr>
-        <w:t xml:space="preserve"> Contudo, haverá um remanescente: filhos e filhas sairão e virão até vocês. Quando virem o caminho e as ações deles, vocês se consolarão por causa do mal que fiz vir sobre Jerusalém, de tudo o que trouxe sobre ela.</w:t>
+        <w:t xml:space="preserve"> Contudo, haverá um remanescente: filhos e filhas sairão e virão até vocês. Quando virem o caminho e as ações deles, vocês entenderão o motivo do mal que trouxe sobre Jerusalém e tudo o que fiz contra ela.</w:t>
       </w:r>
     </w:p>
     <w:p>
@@ -6491,7 +6491,7 @@
         <w:rPr>
           <w:lang w:val="pt_PT" w:bidi="pt_PT"/>
         </w:rPr>
-        <w:t xml:space="preserve"> Eles trarão consolo quando vocês virem o caminho e as ações deles; então vocês saberão que não fiz nada sem motivo. Essa é a palavra do SENHOR Deus".</w:t>
+        <w:t xml:space="preserve"> Eles trarão consolo quando vocês virem o caminho e as ações deles; então vocês saberão que não fiz nada sem motivo. Essa é a palavra do SENHOR Deus”.</w:t>
       </w:r>
     </w:p>
     <w:p>
@@ -6633,7 +6633,7 @@
         <w:rPr>
           <w:lang w:val="pt_PT" w:bidi="pt_PT"/>
         </w:rPr>
-        <w:t xml:space="preserve"> Por isso, assim diz o SENHOR Deus: Assim como entrego a madeira da videira, entre as árvores do bosque, para ser consumida pelo fogo, assim tratarei os moradores de Jerusalém.</w:t>
+        <w:t xml:space="preserve"> "Por isso, assim diz o SENHOR Deus: Assim como entrego a madeira da videira, entre as árvores do bosque, para ser consumida pelo fogo, assim tratarei os moradores de Jerusalém.</w:t>
       </w:r>
     </w:p>
     <w:p>
@@ -6654,7 +6654,7 @@
         <w:rPr>
           <w:lang w:val="pt_PT" w:bidi="pt_PT"/>
         </w:rPr>
-        <w:t xml:space="preserve"> Voltarei o meu rosto contra eles. Ainda que escapem do fogo, outro os consumirá. Quando eu me voltar contra eles, vocês saberão que eu sou o SENHOR.</w:t>
+        <w:t xml:space="preserve"> Voltarei o meu rosto contra eles. Mesmo que escapem de um fogo, outro fogo os consumirá. Quando eu me voltar contra eles, vocês saberão que eu sou o SENHOR.</w:t>
       </w:r>
     </w:p>
     <w:p>
@@ -6675,7 +6675,7 @@
         <w:rPr>
           <w:lang w:val="pt_PT" w:bidi="pt_PT"/>
         </w:rPr>
-        <w:t xml:space="preserve"> Farei com que a terra fique desolada, porque agiram com infidelidade contra mim. Essa é a palavra do SENHOR Deus".</w:t>
+        <w:t xml:space="preserve"> Farei com que a terra fique desolada, porque agiram com infidelidade contra mim. Essa é a palavra do SENHOR Deus”.</w:t>
       </w:r>
     </w:p>
     <w:p>
@@ -6733,7 +6733,7 @@
         <w:rPr>
           <w:lang w:val="pt_PT" w:bidi="pt_PT"/>
         </w:rPr>
-        <w:t xml:space="preserve"> "Filho do homem, faça Jerusalém conhecer suas práticas abomináveis.</w:t>
+        <w:t xml:space="preserve"> "Filho do homem, faça Jerusalém conhecer as práticas abomináveis que ela cometeu.</w:t>
       </w:r>
     </w:p>
     <w:p>
@@ -6775,7 +6775,7 @@
         <w:rPr>
           <w:lang w:val="pt_PT" w:bidi="pt_PT"/>
         </w:rPr>
-        <w:t xml:space="preserve"> No dia em que você nasceu, não cortaram o seu cordão umbilical, não a lavaram com água para purificá-la, não a esfregaram com sal nem a envolveram em panos.</w:t>
+        <w:t xml:space="preserve"> No dia em que você nasceu, não cortaram o seu cordão umbilical, não a lavaram com água para limpá-la, não a esfregaram com sal nem a envolveram em panos.</w:t>
       </w:r>
     </w:p>
     <w:p>
@@ -6817,7 +6817,7 @@
         <w:rPr>
           <w:lang w:val="pt_PT" w:bidi="pt_PT"/>
         </w:rPr>
-        <w:t xml:space="preserve"> Passei por perto e a vi se debatendo no próprio sangue; e, ao vê-la ali, eu disse: 'Fique viva!'.</w:t>
+        <w:t xml:space="preserve"> "Passei por perto e a vi se debatendo no próprio sangue. Ao vê-la ali, coberta de sangue, eu lhe disse: ‘Viva!’.</w:t>
       </w:r>
     </w:p>
     <w:p>
@@ -6859,7 +6859,7 @@
         <w:rPr>
           <w:lang w:val="pt_PT" w:bidi="pt_PT"/>
         </w:rPr>
-        <w:t xml:space="preserve"> Mais tarde, passei novamente, olhei para você e vi que já estava em idade de amar. Estendi meu manto sobre você para cobrir sua nudez. Fiz um juramento e firmei uma aliança com você, declara o SENHOR, e você passou a me pertencer.</w:t>
+        <w:t xml:space="preserve"> "Mais tarde, passei novamente e vi que você já tinha idade para o casamento. Estendi meu manto sobre você para cobrir sua nudez. Fiz um juramento e firmei uma aliança com você, declara o SENHOR Deus, e você passou a me pertencer.</w:t>
       </w:r>
     </w:p>
     <w:p>
@@ -6880,7 +6880,7 @@
         <w:rPr>
           <w:lang w:val="pt_PT" w:bidi="pt_PT"/>
         </w:rPr>
-        <w:t xml:space="preserve"> Eu a lavei com água, removi o sangue e derramei óleo perfumado sobre você.</w:t>
+        <w:t xml:space="preserve"> "Eu a lavei com água, removi o sangue e derramei óleo perfumado sobre você.</w:t>
       </w:r>
     </w:p>
     <w:p>
@@ -7006,7 +7006,7 @@
         <w:rPr>
           <w:lang w:val="pt_PT" w:bidi="pt_PT"/>
         </w:rPr>
-        <w:t xml:space="preserve"> Mas você confiou em sua beleza e usou sua fama para se prostituir. Entregou-se a qualquer um que passava, oferecendo-lhe sua beleza.</w:t>
+        <w:t xml:space="preserve"> "Mas você confiou em sua beleza e usou sua fama para se prostituir. Entregou-se a qualquer um que passava, oferecendo-lhe sua beleza.</w:t>
       </w:r>
     </w:p>
     <w:p>
@@ -7027,7 +7027,7 @@
         <w:rPr>
           <w:lang w:val="pt_PT" w:bidi="pt_PT"/>
         </w:rPr>
-        <w:t xml:space="preserve"> Você pegou parte das suas roupas e fez para si lugares altos, onde se entregou à prostituição — algo indevido, que não deveria acontecer.</w:t>
+        <w:t xml:space="preserve"> Você pegou parte das suas roupas e fez para si lugares altos enfeitados, onde se entregou à prostituição. Coisas assim não deveriam acontecer.</w:t>
       </w:r>
     </w:p>
     <w:p>
@@ -7048,7 +7048,7 @@
         <w:rPr>
           <w:lang w:val="pt_PT" w:bidi="pt_PT"/>
         </w:rPr>
-        <w:t xml:space="preserve"> Tomou as joias que eu lhe dei, feitas do meu ouro e da minha prata, fez imagens de homens e se prostituiu com elas.</w:t>
+        <w:t xml:space="preserve"> Você pegou as joias, o ouro e a prata que eu lhe dei e fez com eles ídolos em forma de homem, com os quais se prostituiu.</w:t>
       </w:r>
     </w:p>
     <w:p>
@@ -7111,7 +7111,7 @@
         <w:rPr>
           <w:lang w:val="pt_PT" w:bidi="pt_PT"/>
         </w:rPr>
-        <w:t xml:space="preserve"> Você pegou seus filhos e suas filhas que gerou para mim, e os sacrificou a essas imagens. Sua prostituição não bastava?</w:t>
+        <w:t xml:space="preserve"> "Você pegou seus filhos e suas filhas que gerou para mim, e os sacrificou a essas imagens. Sua prostituição não bastava?</w:t>
       </w:r>
     </w:p>
     <w:p>
@@ -7132,7 +7132,7 @@
         <w:rPr>
           <w:lang w:val="pt_PT" w:bidi="pt_PT"/>
         </w:rPr>
-        <w:t xml:space="preserve"> Você matou meus filhos e os entregou como oferta!</w:t>
+        <w:t xml:space="preserve"> Você matou meus filhos e os entregou para serem consumidos no fogo como oferta!</w:t>
       </w:r>
     </w:p>
     <w:p>
@@ -7174,7 +7174,7 @@
         <w:rPr>
           <w:lang w:val="pt_PT" w:bidi="pt_PT"/>
         </w:rPr>
-        <w:t xml:space="preserve"> Ai de você!, diz o SENHOR Deus. Além de todas as suas maldades,</w:t>
+        <w:t xml:space="preserve"> "Ai de você!, diz o SENHOR Deus. Além de todas as suas maldades,</w:t>
       </w:r>
     </w:p>
     <w:p>
@@ -7258,7 +7258,7 @@
         <w:rPr>
           <w:lang w:val="pt_PT" w:bidi="pt_PT"/>
         </w:rPr>
-        <w:t xml:space="preserve"> Por isso, estendi a mão contra você, reduzi seu território e a entreguei às suas inimigas, as filhas dos filisteus, que ficaram chocadas com sua conduta.</w:t>
+        <w:t xml:space="preserve"> "Por isso, estendi a mão contra você, reduzi aquilo que lhe tinha dado e a entreguei às suas inimigas, as filhas dos filisteus, que ficaram chocadas com sua conduta.</w:t>
       </w:r>
     </w:p>
     <w:p>
@@ -7321,7 +7321,7 @@
         <w:rPr>
           <w:lang w:val="pt_PT" w:bidi="pt_PT"/>
         </w:rPr>
-        <w:t xml:space="preserve"> Como está doente o seu coração, declara o SENHOR Deus, ao agir como prostituta sem vergonha!</w:t>
+        <w:t xml:space="preserve"> "Como seu coração está dominado por essa paixão, declara o SENHOR Deus, agindo como uma prostituta sem vergonha!</w:t>
       </w:r>
     </w:p>
     <w:p>
@@ -7363,7 +7363,7 @@
         <w:rPr>
           <w:lang w:val="pt_PT" w:bidi="pt_PT"/>
         </w:rPr>
-        <w:t xml:space="preserve"> Você, mulher infiel! Prefere estranhos ao seu próprio marido.</w:t>
+        <w:t xml:space="preserve"> "Você, mulher infiel! Prefere estranhos ao seu próprio marido.</w:t>
       </w:r>
     </w:p>
     <w:p>
@@ -7426,7 +7426,7 @@
         <w:rPr>
           <w:lang w:val="pt_PT" w:bidi="pt_PT"/>
         </w:rPr>
-        <w:t xml:space="preserve"> Por isso, prostituta, ouça a palavra do SENHOR!</w:t>
+        <w:t xml:space="preserve"> "Por isso, prostituta, ouça a palavra do SENHOR!</w:t>
       </w:r>
     </w:p>
     <w:p>
@@ -7594,7 +7594,7 @@
         <w:rPr>
           <w:lang w:val="pt_PT" w:bidi="pt_PT"/>
         </w:rPr>
-        <w:t xml:space="preserve"> Porque você não se lembrou dos dias em que era jovem e provocou a minha ira com tudo isso, farei com que pague pelo que fez, declara o SENHOR Deus. E ainda assim você não impediu essa conduta vergonhosa.</w:t>
+        <w:t xml:space="preserve"> "Porque você não se lembrou dos dias da sua juventude e me provocou com todas essas coisas, farei recair sobre você as consequências do que fez, declara o SENHOR Deus. Foi assim que você acrescentou essa conduta vergonhosa a todas as suas outras práticas.</w:t>
       </w:r>
     </w:p>
     <w:p>
@@ -7615,7 +7615,7 @@
         <w:rPr>
           <w:lang w:val="pt_PT" w:bidi="pt_PT"/>
         </w:rPr>
-        <w:t xml:space="preserve"> Dirão este provérbio sobre você: 'Tal mãe, tal filha'.</w:t>
+        <w:t xml:space="preserve"> "Dirão este provérbio sobre você: ‘Tal mãe, tal filha’.</w:t>
       </w:r>
     </w:p>
     <w:p>
@@ -7657,7 +7657,7 @@
         <w:rPr>
           <w:lang w:val="pt_PT" w:bidi="pt_PT"/>
         </w:rPr>
-        <w:t xml:space="preserve"> Sua irmã mais velha é Samaria, ao norte, que mora com as filhas; sua irmã mais nova é Sodoma, ao sul, que mora com as filhas.</w:t>
+        <w:t xml:space="preserve"> Sua irmã mais velha é Samaria, que vive com suas cidades ao seu norte; sua irmã mais nova é Sodoma, que vive com suas cidades ao seu sul.</w:t>
       </w:r>
     </w:p>
     <w:p>
@@ -7720,7 +7720,7 @@
         <w:rPr>
           <w:lang w:val="pt_PT" w:bidi="pt_PT"/>
         </w:rPr>
-        <w:t xml:space="preserve"> Este foi o pecado de Sodoma e das filhas dela: orgulho, abundância de alimento e segurança tranquila, sem ajudar o pobre e o necessitado.</w:t>
+        <w:t xml:space="preserve"> "Este foi o pecado de Sodoma e das filhas dela: orgulho, abundância de alimento e segurança tranquila, sem ajudar o pobre e o necessitado.</w:t>
       </w:r>
     </w:p>
     <w:p>
@@ -7783,7 +7783,7 @@
         <w:rPr>
           <w:lang w:val="pt_PT" w:bidi="pt_PT"/>
         </w:rPr>
-        <w:t xml:space="preserve"> Suporte a sua vergonha, pois você deu justificativa às suas irmãs. Seus pecados foram mais detestáveis que os delas e as fizeram parecer mais corretas que você.</w:t>
+        <w:t xml:space="preserve"> Suporte também a sua vergonha, pois seus pecados favoreceram a causa das suas irmãs. Como suas práticas foram mais detestáveis que as delas, elas pareceram mais justas do que você. Portanto, envergonhe-se e carregue sua vergonha, porque fez suas irmãs parecerem mais corretas.</w:t>
       </w:r>
     </w:p>
     <w:p>
@@ -7804,7 +7804,7 @@
         <w:rPr>
           <w:lang w:val="pt_PT" w:bidi="pt_PT"/>
         </w:rPr>
-        <w:t xml:space="preserve"> No entanto, restaurarei a sorte de Sodoma e Samaria, e também a sua,</w:t>
+        <w:t xml:space="preserve"> "No entanto, restaurarei Sodoma e suas cidades, Samaria e suas cidades, e também restaurarei você junto com elas,</w:t>
       </w:r>
     </w:p>
     <w:p>
@@ -7825,7 +7825,7 @@
         <w:rPr>
           <w:lang w:val="pt_PT" w:bidi="pt_PT"/>
         </w:rPr>
-        <w:t xml:space="preserve"> para que você seja humilhada e fique envergonhada por tudo o que fez, vindo a ser motivo de consolo para elas.</w:t>
+        <w:t xml:space="preserve"> para que você fique humilhada e envergonhada por tudo o que fez, tornando-se um consolo para elas.</w:t>
       </w:r>
     </w:p>
     <w:p>
@@ -7846,7 +7846,7 @@
         <w:rPr>
           <w:lang w:val="pt_PT" w:bidi="pt_PT"/>
         </w:rPr>
-        <w:t xml:space="preserve"> Suas irmãs e as filhas delas voltarão ao que eram antes, e você com suas filhas também.</w:t>
+        <w:t xml:space="preserve"> Suas irmãs, Sodoma e Samaria, com suas cidades, serão restauradas à condição que tinham antes; e você e suas cidades também serão restauradas.</w:t>
       </w:r>
     </w:p>
     <w:p>
@@ -7888,7 +7888,7 @@
         <w:rPr>
           <w:lang w:val="pt_PT" w:bidi="pt_PT"/>
         </w:rPr>
-        <w:t xml:space="preserve"> antes que sua maldade fosse exposta. Agora você é alvo de zombaria das filhas de Edom e das filhas dos filisteus ao seu redor.</w:t>
+        <w:t xml:space="preserve"> antes que sua maldade fosse exposta. Agora você se tornou motivo de zombaria para as filhas da Síria e para todos os vizinhos dela, e para as filhas dos filisteus ao seu redor.</w:t>
       </w:r>
     </w:p>
     <w:p>
@@ -7930,7 +7930,7 @@
         <w:rPr>
           <w:lang w:val="pt_PT" w:bidi="pt_PT"/>
         </w:rPr>
-        <w:t xml:space="preserve"> O SENHOR Deus assim diz: Eu a tratarei como você merece, pois desprezou o juramento e rompeu a aliança.</w:t>
+        <w:t xml:space="preserve"> "O SENHOR Deus assim diz: Eu a tratarei como você merece, pois desprezou o juramento e rompeu a aliança.</w:t>
       </w:r>
     </w:p>
     <w:p>
@@ -7972,7 +7972,7 @@
         <w:rPr>
           <w:lang w:val="pt_PT" w:bidi="pt_PT"/>
         </w:rPr>
-        <w:t xml:space="preserve"> Então você se lembrará dos seus caminhos e se envergonhará ao receber suas irmãs como filhas — não por causa da aliança original.</w:t>
+        <w:t xml:space="preserve"> Então você se lembrará do seu modo de viver e sentirá vergonha quando receber suas irmãs, tanto a mais velha quanto a mais nova. Eu as darei a você como filhas, mas não por causa da aliança que fiz com você.</w:t>
       </w:r>
     </w:p>
     <w:p>
@@ -8014,7 +8014,7 @@
         <w:rPr>
           <w:lang w:val="pt_PT" w:bidi="pt_PT"/>
         </w:rPr>
-        <w:t xml:space="preserve"> Quando eu fizer expiação por tudo o que você fez, você se lembrará, ficará envergonhada e nunca mais abrirá a boca por causa da sua humilhação. Essa é a palavra do SENHOR Deus".</w:t>
+        <w:t xml:space="preserve"> Quando eu perdoar tudo o que você fez, você se lembrará disso, ficará envergonhada e nunca mais abrirá a boca por causa da sua humilhação. Essa é a palavra do SENHOR Deus”.</w:t>
       </w:r>
     </w:p>
     <w:p>
@@ -8135,7 +8135,7 @@
         <w:rPr>
           <w:lang w:val="pt_PT" w:bidi="pt_PT"/>
         </w:rPr>
-        <w:t xml:space="preserve"> Depois tomou uma semente da terra e a pôs em solo fértil; plantou-a junto a águas abundantes, como um salgueiro.</w:t>
+        <w:t xml:space="preserve"> Depois tomou uma semente da terra e a colocou em solo fértil; plantou-a junto a águas abundantes, como um salgueiro.</w:t>
       </w:r>
     </w:p>
     <w:p>
@@ -8177,7 +8177,7 @@
         <w:rPr>
           <w:lang w:val="pt_PT" w:bidi="pt_PT"/>
         </w:rPr>
-        <w:t xml:space="preserve"> Mas surgiu outra grande águia, também de asas largas e plumagem rica. Então a videira inclinou suas raízes na direção dela e estendeu seus ramos para ela.</w:t>
+        <w:t xml:space="preserve"> "Mas surgiu outra grande águia, também de asas largas e plumagem rica. Então a videira inclinou suas raízes na direção dela e estendeu seus ramos para ela.</w:t>
       </w:r>
     </w:p>
     <w:p>
@@ -8219,7 +8219,7 @@
         <w:rPr>
           <w:lang w:val="pt_PT" w:bidi="pt_PT"/>
         </w:rPr>
-        <w:t xml:space="preserve"> Diga: Assim diz o SENHOR Deus: Ela prosperará? Não será arrancada, tendo seus frutos cortados, até secar? Tudo o que brotar dela murchará. Não será preciso grande força nem muita gente para arrancá-la pela raiz.</w:t>
+        <w:t xml:space="preserve"> "Diga: Assim diz o SENHOR Deus: Ela prosperará? Não será arrancada? Seus frutos não serão removidos, e seus brotos não secarão? Tudo o que nela brotar murchará. Não será preciso grande força nem muita gente para arrancá-la pela raiz.</w:t>
       </w:r>
     </w:p>
     <w:p>
@@ -8240,7 +8240,7 @@
         <w:rPr>
           <w:lang w:val="pt_PT" w:bidi="pt_PT"/>
         </w:rPr>
-        <w:t xml:space="preserve"> Mesmo que seja replantada, terá êxito? Quando o vento oriental a atingir, não secará completamente no lugar onde crescia?".</w:t>
+        <w:t xml:space="preserve"> Mesmo que seja replantada, terá êxito? Quando o vento oriental a atingir, não secará completamente no lugar onde crescia?”.</w:t>
       </w:r>
     </w:p>
     <w:p>
@@ -8366,7 +8366,7 @@
         <w:rPr>
           <w:lang w:val="pt_PT" w:bidi="pt_PT"/>
         </w:rPr>
-        <w:t xml:space="preserve"> Juro pela minha vida, declara o SENHOR Deus, que ele morrerá na Babilônia, na terra do rei que o fez reinar, cujo juramento ele desprezou e cuja aliança violou.</w:t>
+        <w:t xml:space="preserve"> "Juro pela minha vida, declara o SENHOR Deus, que ele morrerá na Babilônia, na terra do rei que o fez reinar, cujo juramento ele desprezou e cuja aliança violou.</w:t>
       </w:r>
     </w:p>
     <w:p>
@@ -8387,7 +8387,7 @@
         <w:rPr>
           <w:lang w:val="pt_PT" w:bidi="pt_PT"/>
         </w:rPr>
-        <w:t xml:space="preserve"> O faraó, com seu grande exército, não o ajudará na guerra, quando forem levantadas rampas e construídos cercos para eliminar muitas vidas.</w:t>
+        <w:t xml:space="preserve"> O faraó, com seu grande exército e suas numerosas tropas, não o ajudará na guerra, quando forem levantadas rampas e construídos cercos para causar a morte de muitos.</w:t>
       </w:r>
     </w:p>
     <w:p>
@@ -8429,7 +8429,7 @@
         <w:rPr>
           <w:lang w:val="pt_PT" w:bidi="pt_PT"/>
         </w:rPr>
-        <w:t xml:space="preserve"> Portanto, assim declara o SENHOR Deus: Tão certo como eu vivo, farei recair sobre ele o meu juramento que ele desprezou e a minha aliança que ele quebrou.</w:t>
+        <w:t xml:space="preserve"> "Portanto, assim declara o SENHOR Deus: Tão certo como eu vivo, farei recair sobre ele o meu juramento que ele desprezou e a minha aliança que ele quebrou.</w:t>
       </w:r>
     </w:p>
     <w:p>
@@ -8471,7 +8471,7 @@
         <w:rPr>
           <w:lang w:val="pt_PT" w:bidi="pt_PT"/>
         </w:rPr>
-        <w:t xml:space="preserve"> Todos os seus soldados em fuga cairão pela espada, e os sobreviventes serão espalhados aos ventos. Então vocês saberão que fui eu, o SENHOR, quem falou.</w:t>
+        <w:t xml:space="preserve"> Todos os seus melhores soldados cairão pela espada, e os sobreviventes serão espalhados aos ventos. Então vocês saberão que eu, o SENHOR, falei.</w:t>
       </w:r>
     </w:p>
     <w:p>
@@ -8534,7 +8534,7 @@
         <w:rPr>
           <w:lang w:val="pt_PT" w:bidi="pt_PT"/>
         </w:rPr>
-        <w:t xml:space="preserve"> Todas as árvores do campo saberão que eu, o SENHOR, derrubo a árvore alta e exalto a árvore baixa; faço secar a árvore verde e faço florescer a árvore seca. Eu, o SENHOR, falei e farei isso".</w:t>
+        <w:t xml:space="preserve"> Todas as árvores do campo saberão que eu, o SENHOR, derrubo a árvore alta e exalto a árvore baixa; faço secar a árvore verde e faço florescer a árvore seca. Eu, o SENHOR, falei e farei isso”.</w:t>
       </w:r>
     </w:p>
     <w:p>
@@ -8592,7 +8592,7 @@
         <w:rPr>
           <w:lang w:val="pt_PT" w:bidi="pt_PT"/>
         </w:rPr>
-        <w:t xml:space="preserve"> "Por que vocês continuam a repetir este provérbio sobre Israel: 'Os pais comeram uvas azedas, e os dentes dos filhos é que ficaram sensíveis'?</w:t>
+        <w:t xml:space="preserve"> "Por que vocês continuam a repetir este provérbio sobre Israel: ‘Os pais comeram uvas azedas, e os dentes dos filhos é que ficaram sensíveis’?</w:t>
       </w:r>
     </w:p>
     <w:p>
@@ -8655,7 +8655,7 @@
         <w:rPr>
           <w:lang w:val="pt_PT" w:bidi="pt_PT"/>
         </w:rPr>
-        <w:t xml:space="preserve"> Se existir um homem íntegro, que pratique o direito e faça o que é correto,</w:t>
+        <w:t xml:space="preserve"> "Se existir um homem íntegro, que pratique o direito e faça o que é correto,</w:t>
       </w:r>
     </w:p>
     <w:p>
@@ -8718,7 +8718,7 @@
         <w:rPr>
           <w:lang w:val="pt_PT" w:bidi="pt_PT"/>
         </w:rPr>
-        <w:t xml:space="preserve"> que não empreste com juros nem procure lucro abusivo; que se mantenha longe da maldade e julgue com imparcialidade entre uma pessoa e outra;</w:t>
+        <w:t xml:space="preserve"> que não empreste cobrando juros nem busque ganho injusto; que se mantenha longe da maldade e julgue com imparcialidade entre uma pessoa e outra;</w:t>
       </w:r>
     </w:p>
     <w:p>
@@ -8760,7 +8760,7 @@
         <w:rPr>
           <w:lang w:val="pt_PT" w:bidi="pt_PT"/>
         </w:rPr>
-        <w:t xml:space="preserve"> Mas, se esse homem tiver um filho agressivo, que derrame sangue e pratique essas maldades,</w:t>
+        <w:t xml:space="preserve"> "Mas, se esse homem tiver um filho agressivo, que derrame sangue e pratique essas maldades,</w:t>
       </w:r>
     </w:p>
     <w:p>
@@ -8823,7 +8823,7 @@
         <w:rPr>
           <w:lang w:val="pt_PT" w:bidi="pt_PT"/>
         </w:rPr>
-        <w:t xml:space="preserve"> empresta para lucrar e cobra juros. Será que esse homem poderá continuar vivo? Não. Por ter praticado essas coisas horríveis, morrerá, e a responsabilidade será dele mesmo.</w:t>
+        <w:t xml:space="preserve"> empresta para obter lucro e cobra juros. Será que esse homem continuará vivo? Não. Por ter praticado essas coisas detestáveis, certamente morrerá, e será responsável pela própria morte.</w:t>
       </w:r>
     </w:p>
     <w:p>
@@ -8844,7 +8844,7 @@
         <w:rPr>
           <w:lang w:val="pt_PT" w:bidi="pt_PT"/>
         </w:rPr>
-        <w:t xml:space="preserve"> Mas, se esse filho tiver um filho, e este, vendo todos os pecados do pai, decidir não agir da mesma forma,</w:t>
+        <w:t xml:space="preserve"> "Mas, se esse filho tiver um filho, e este, ao ver todos os pecados que seu pai cometeu, decidir não agir da mesma forma,</w:t>
       </w:r>
     </w:p>
     <w:p>
@@ -8865,7 +8865,7 @@
         <w:rPr>
           <w:lang w:val="pt_PT" w:bidi="pt_PT"/>
         </w:rPr>
-        <w:t xml:space="preserve"> não participar dos cultos nos lugares altos, não buscar os ídolos de Israel, não desonrar a mulher do próximo,</w:t>
+        <w:t xml:space="preserve"> não participar dos cultos nos lugares altos, não seguir os ídolos de Israel, não desonrar a mulher do próximo,</w:t>
       </w:r>
     </w:p>
     <w:p>
@@ -8886,7 +8886,7 @@
         <w:rPr>
           <w:lang w:val="pt_PT" w:bidi="pt_PT"/>
         </w:rPr>
-        <w:t xml:space="preserve"> não oprimir ninguém, não retiver garantias de dívida, não furtar, repartir alimento com quem tem fome e oferecer roupa a quem não tem o que vestir,</w:t>
+        <w:t xml:space="preserve"> não oprimir ninguém, não ficar com garantias de dívidas, não roubar, repartir alimento com quem tem fome e oferecer roupas a quem não tem o que vestir,</w:t>
       </w:r>
     </w:p>
     <w:p>
@@ -8907,7 +8907,7 @@
         <w:rPr>
           <w:lang w:val="pt_PT" w:bidi="pt_PT"/>
         </w:rPr>
-        <w:t xml:space="preserve"> afastar sua mão da injustiça, não emprestar para explorar o outro nem cobrar juros, guardar as minhas leis e viver de acordo com os meus decretos, não morrerá por causa do erro do pai. Ele continuará vivo.</w:t>
+        <w:t xml:space="preserve"> não explorar os necessitados, não emprestar com a intenção de obter lucro nem cobrar juros, guardar as minhas leis e viver de acordo com os meus decretos, ele não morrerá por causa do erro do pai. Ele certamente viverá.</w:t>
       </w:r>
     </w:p>
     <w:p>
@@ -8949,7 +8949,7 @@
         <w:rPr>
           <w:lang w:val="pt_PT" w:bidi="pt_PT"/>
         </w:rPr>
-        <w:t xml:space="preserve"> No entanto, vocês perguntam: 'Por que o filho não responde pelo pecado do pai?'. Porque o filho fez o que era reto e justo, guardou as minhas leis e as praticou. Por isso, continuará vivo.</w:t>
+        <w:t xml:space="preserve"> "No entanto, vocês perguntam: ‘Por que o filho não responde pelo pecado do pai?’. Porque o filho fez o que era reto e justo, guardou as minhas leis e as praticou. Por isso, continuará vivo.</w:t>
       </w:r>
     </w:p>
     <w:p>
@@ -9033,7 +9033,7 @@
         <w:rPr>
           <w:lang w:val="pt_PT" w:bidi="pt_PT"/>
         </w:rPr>
-        <w:t xml:space="preserve"> Vocês acham que tenho satisfação na morte do perverso?, pergunta o SENHOR Deus. Não prefiro vê-lo abandonar sua má conduta e seguir vivo?</w:t>
+        <w:t xml:space="preserve"> "Vocês acham que tenho satisfação na morte do perverso?”, pergunta o SENHOR Deus. “Não prefiro vê-lo abandonar sua má conduta e seguir vivo?</w:t>
       </w:r>
     </w:p>
     <w:p>
@@ -9054,7 +9054,7 @@
         <w:rPr>
           <w:lang w:val="pt_PT" w:bidi="pt_PT"/>
         </w:rPr>
-        <w:t xml:space="preserve"> Porém, se o justo abandonar sua retidão, praticar o mal e repetir as mesmas abominações do perverso, será que continuará vivo? Não. Nenhuma de suas boas ações será lembrada. Por causa de sua infidelidade e de seus pecados, ele morrerá.</w:t>
+        <w:t xml:space="preserve"> Porém, se o justo abandonar sua retidão, praticar o mal e passar a agir como os perversos, cometendo as mesmas práticas detestáveis, será que continuará vivo? Não. Nenhuma de suas boas ações será lembrada. Por causa da sua infidelidade e dos seus pecados, ele morrerá.</w:t>
       </w:r>
     </w:p>
     <w:p>
@@ -9075,7 +9075,7 @@
         <w:rPr>
           <w:lang w:val="pt_PT" w:bidi="pt_PT"/>
         </w:rPr>
-        <w:t xml:space="preserve"> Mesmo assim, vocês dizem: 'O caminho do SENHOR não é justo'. Escute, povo de Israel: será que o meu caminho está errado? Não são os caminhos de vocês que estão errados?</w:t>
+        <w:t xml:space="preserve"> "Mesmo assim, vocês dizem: ‘O caminho do SENHOR não é justo’. Escute, povo de Israel: será que o meu caminho está errado? Não são os caminhos de vocês que estão errados?</w:t>
       </w:r>
     </w:p>
     <w:p>
@@ -9159,7 +9159,7 @@
         <w:rPr>
           <w:lang w:val="pt_PT" w:bidi="pt_PT"/>
         </w:rPr>
-        <w:t xml:space="preserve"> Mesmo assim, o povo de Israel diz: 'O caminho do SENHOR não é justo'. Povo de Israel, será que os meus caminhos estão errados? Não são os de vocês?</w:t>
+        <w:t xml:space="preserve"> Mesmo assim, o povo de Israel diz: ‘O caminho do SENHOR não é justo’. Povo de Israel, será que os meus caminhos estão errados? Não são os de vocês?</w:t>
       </w:r>
     </w:p>
     <w:p>
@@ -9180,7 +9180,7 @@
         <w:rPr>
           <w:lang w:val="pt_PT" w:bidi="pt_PT"/>
         </w:rPr>
-        <w:t xml:space="preserve"> Por isso, julgarei cada um conforme sua própria conduta, povo de Israel, declara o SENHOR Deus. Arrependam-se e deixem para trás todas as suas transgressões, para que o pecado não leve vocês à ruína.</w:t>
+        <w:t xml:space="preserve"> "Por isso, julgarei cada um conforme sua própria conduta, povo de Israel, declara o SENHOR Deus. Arrependam-se e deixem para trás todas as suas transgressões, para que o pecado não leve vocês à ruína.</w:t>
       </w:r>
     </w:p>
     <w:p>
@@ -9201,7 +9201,7 @@
         <w:rPr>
           <w:lang w:val="pt_PT" w:bidi="pt_PT"/>
         </w:rPr>
-        <w:t xml:space="preserve"> Afastem de vocês todas as ofensas que cometeram e cultivem em vocês um coração novo e um espírito novo. Por que vocês insistem em morrer, povo de Israel?</w:t>
+        <w:t xml:space="preserve"> Abandonem todas as ofensas que cometeram e busquem um coração novo e um espírito novo. Por que vocês haveriam de morrer, povo de Israel?</w:t>
       </w:r>
     </w:p>
     <w:p>
@@ -9222,7 +9222,7 @@
         <w:rPr>
           <w:lang w:val="pt_PT" w:bidi="pt_PT"/>
         </w:rPr>
-        <w:t xml:space="preserve"> Não me alegro com a morte de ninguém, declara o SENHOR Deus. Portanto, arrependam-se e continuem a viver".</w:t>
+        <w:t xml:space="preserve"> Não me alegro com a morte de ninguém, declara o SENHOR Deus. Portanto, arrependam-se e continuem a viver”.</w:t>
       </w:r>
     </w:p>
     <w:p>
@@ -9280,7 +9280,7 @@
         <w:rPr>
           <w:lang w:val="pt_PT" w:bidi="pt_PT"/>
         </w:rPr>
-        <w:t xml:space="preserve"> Como era a mãe deles? Uma leoa entre os leões. Ela descansava entre os filhotes e ali os criava.</w:t>
+        <w:t xml:space="preserve"> "Que tipo de mãe era a sua? Era como uma leoa entre os leões. Ela se deitava entre os filhotes e os criava.</w:t>
       </w:r>
     </w:p>
     <w:p>
@@ -9301,7 +9301,7 @@
         <w:rPr>
           <w:lang w:val="pt_PT" w:bidi="pt_PT"/>
         </w:rPr>
-        <w:t xml:space="preserve"> Um deles cresceu e se tornou um leão poderoso. Aprendeu a atacar a presa e passou a devorar pessoas.</w:t>
+        <w:t xml:space="preserve"> Um dos seus filhotes cresceu e se tornou um leão forte. Aprendeu a atacar a presa e passou a devorar pessoas.</w:t>
       </w:r>
     </w:p>
     <w:p>
@@ -9322,7 +9322,7 @@
         <w:rPr>
           <w:lang w:val="pt_PT" w:bidi="pt_PT"/>
         </w:rPr>
-        <w:t xml:space="preserve"> Os povos ouviram falar dele, armaram uma armadilha e o capturaram. Depois o prenderam com ganchos e o levaram para o Egito.</w:t>
+        <w:t xml:space="preserve"> Os povos ouviram falar dele e armaram uma armadilha. Então o capturaram com ganchos e o levaram para a terra do Egito.</w:t>
       </w:r>
     </w:p>
     <w:p>
@@ -9343,7 +9343,7 @@
         <w:rPr>
           <w:lang w:val="pt_PT" w:bidi="pt_PT"/>
         </w:rPr>
-        <w:t xml:space="preserve"> Quando a leoa viu que sua esperança tinha desaparecido e que sua espera tinha terminado, ela escolheu outro filhote e o transformou num leão feroz.</w:t>
+        <w:t xml:space="preserve"> Quando a leoa viu que sua esperança não se cumpriu e sua expectativa foi frustrada, tomou outro de seus filhotes e fez dele um leão forte.</w:t>
       </w:r>
     </w:p>
     <w:p>
@@ -9364,7 +9364,7 @@
         <w:rPr>
           <w:lang w:val="pt_PT" w:bidi="pt_PT"/>
         </w:rPr>
-        <w:t xml:space="preserve"> Ele andava entre os outros leões e ficou conhecido por sua força. Aprendeu a atacar a presa e também passou a devorar pessoas.</w:t>
+        <w:t xml:space="preserve"> Ele andava entre os leões e se tornou conhecido pela sua força. Aprendeu a atacar a presa e também passou a devorar pessoas.</w:t>
       </w:r>
     </w:p>
     <w:p>
@@ -9385,7 +9385,7 @@
         <w:rPr>
           <w:lang w:val="pt_PT" w:bidi="pt_PT"/>
         </w:rPr>
-        <w:t xml:space="preserve"> Devastou fortalezas e destruiu cidades. Ao ouvirem o som do seu rugido, a terra e seus moradores ficavam tomados pelo medo.</w:t>
+        <w:t xml:space="preserve"> Ele destruiu seus palácios e deixou suas cidades em ruínas. Ao ouvirem o som do seu rugido, a terra e seus moradores ficavam tomados pelo medo.</w:t>
       </w:r>
     </w:p>
     <w:p>
@@ -9406,7 +9406,7 @@
         <w:rPr>
           <w:lang w:val="pt_PT" w:bidi="pt_PT"/>
         </w:rPr>
-        <w:t xml:space="preserve"> Então os povos das regiões vizinhas vieram contra ele de todos os lados. Lançaram uma rede sobre ele e o prenderam na armadilha.</w:t>
+        <w:t xml:space="preserve"> Então os povos das regiões vizinhas vieram contra ele de todos os lados. Eles lançaram uma rede sobre ele e o prenderam numa cova.</w:t>
       </w:r>
     </w:p>
     <w:p>
@@ -9448,7 +9448,7 @@
         <w:rPr>
           <w:lang w:val="pt_PT" w:bidi="pt_PT"/>
         </w:rPr>
-        <w:t xml:space="preserve"> Sua mãe era como uma videira plantada junto das águas. Ela produzia fruto e estava cheia de ramos, porque recebia água em abundância.</w:t>
+        <w:t xml:space="preserve"> "Sua mãe era como uma videira plantada perto das águas. Ela produzia fruto e estava cheia de ramos, porque recebia água em abundância.</w:t>
       </w:r>
     </w:p>
     <w:p>
@@ -9469,7 +9469,7 @@
         <w:rPr>
           <w:lang w:val="pt_PT" w:bidi="pt_PT"/>
         </w:rPr>
-        <w:t xml:space="preserve"> Seus ramos fortes serviam como cetros de governantes. Ela cresceu muito, ficou elevada acima das outras árvores e era vista de longe por causa de sua altura e da quantidade de seus galhos.</w:t>
+        <w:t xml:space="preserve"> Seus ramos fortes se tornaram como cetros de reis. Ela cresceu muito, ficou elevada acima das outras árvores e era vista de longe por causa de sua altura e da quantidade de seus ramos.</w:t>
       </w:r>
     </w:p>
     <w:p>
@@ -9490,7 +9490,7 @@
         <w:rPr>
           <w:lang w:val="pt_PT" w:bidi="pt_PT"/>
         </w:rPr>
-        <w:t xml:space="preserve"> Mas foi arrancada com violência e jogada por terra. O vento vindo do leste secou seus frutos. Seus galhos mais fortes foram quebrados, ficaram secos e acabaram queimados.</w:t>
+        <w:t xml:space="preserve"> Mas foi arrancada com violência e lançada por terra. O vento oriental secou seus frutos. Seus ramos fortes foram quebrados, secaram e foram queimados.</w:t>
       </w:r>
     </w:p>
     <w:p>
@@ -9532,7 +9532,7 @@
         <w:rPr>
           <w:lang w:val="pt_PT" w:bidi="pt_PT"/>
         </w:rPr>
-        <w:t xml:space="preserve"> Do seu próprio ramo saiu fogo, que consumiu seus frutos e seus galhos. Não restou nela nenhum galho forte, nenhum ramo que pudesse servir de cetro real. Este é um cântico de lamento, e assim deve ser usado."</w:t>
+        <w:t xml:space="preserve"> De um de seus ramos saiu fogo que consumiu seus frutos e queimou os outros ramos. Não restou nela nenhum ramo forte, nenhum ramo que pudesse servir como cetro real. Este é um cântico de lamento e assim deve ser usado”.</w:t>
       </w:r>
     </w:p>
     <w:p>
@@ -9611,7 +9611,7 @@
         <w:rPr>
           <w:lang w:val="pt_PT" w:bidi="pt_PT"/>
         </w:rPr>
-        <w:t xml:space="preserve"> "Filho do homem, fale o seguinte para os líderes de Israel: O SENHOR Deus declara: Vocês realmente vieram para me consultar? Juro pela minha vida que não responderei. Essa é a palavra do SENHOR Deus.</w:t>
+        <w:t xml:space="preserve"> "Filho do homem, fale aos líderes de Israel: Assim diz o SENHOR Deus: Vocês vieram me consultar? Tão certo como eu vivo, não darei resposta a vocês. Essa é a palavra do SENHOR Deus.</w:t>
       </w:r>
     </w:p>
     <w:p>
@@ -9632,7 +9632,7 @@
         <w:rPr>
           <w:lang w:val="pt_PT" w:bidi="pt_PT"/>
         </w:rPr>
-        <w:t xml:space="preserve"> Você vai julgá-los, filho do homem? Sim, apresente a eles as ações vergonhosas de seus antepassados e mostre o erro deles.</w:t>
+        <w:t xml:space="preserve"> "Você vai julgá-los, filho do homem? Então mostre a eles as coisas vergonhosas que seus antepassados fizeram.</w:t>
       </w:r>
     </w:p>
     <w:p>
@@ -9653,7 +9653,7 @@
         <w:rPr>
           <w:lang w:val="pt_PT" w:bidi="pt_PT"/>
         </w:rPr>
-        <w:t xml:space="preserve"> Diga-lhes: Assim fala o SENHOR Deus: No dia em que escolhi Israel, levantei minha mão em juramento aos descendentes de Jacó. Eu me fiz conhecer no Egito e disse: 'Eu sou o SENHOR, Deus de vocês'.</w:t>
+        <w:t xml:space="preserve"> Diga-lhes: Assim fala o SENHOR Deus: No dia em que escolhi Israel, levantei minha mão em juramento aos descendentes de Jacó. Eu me fiz conhecer no Egito e disse: ‘Eu sou o SENHOR, Deus de vocês’.</w:t>
       </w:r>
     </w:p>
     <w:p>
@@ -9674,7 +9674,7 @@
         <w:rPr>
           <w:lang w:val="pt_PT" w:bidi="pt_PT"/>
         </w:rPr>
-        <w:t xml:space="preserve"> Naquele dia, jurei que os tiraria de lá e os conduziria a uma terra que eu havia preparado, onde manam leite e mel, a mais bela entre as terras.</w:t>
+        <w:t xml:space="preserve"> Naquele dia, prometi tirá-los do Egito e levá-los para uma terra que eu havia escolhido, uma terra boa, onde há muito leite e mel, a mais bonita de todas.</w:t>
       </w:r>
     </w:p>
     <w:p>
@@ -9695,7 +9695,7 @@
         <w:rPr>
           <w:lang w:val="pt_PT" w:bidi="pt_PT"/>
         </w:rPr>
-        <w:t xml:space="preserve"> Eu também os instruí: 'Lancem fora os ídolos impuros que chamam sua atenção. Não se contaminem com os falsos deuses do Egito. Eu sou o SENHOR, seu Deus'.</w:t>
+        <w:t xml:space="preserve"> Eu também os instruí: ‘Lancem fora os ídolos impuros que chamam sua atenção. Não se contaminem com os falsos deuses do Egito. Eu sou o SENHOR, seu Deus’.</w:t>
       </w:r>
     </w:p>
     <w:p>
@@ -9716,7 +9716,7 @@
         <w:rPr>
           <w:lang w:val="pt_PT" w:bidi="pt_PT"/>
         </w:rPr>
-        <w:t xml:space="preserve"> Mas eles se voltaram contra mim e não quiseram me dar ouvidos. Não abandonaram suas imagens impuras nem deixaram os deuses do Egito. Pensei em derramar minha ira sobre eles ainda lá.</w:t>
+        <w:t xml:space="preserve"> "Mas eles se voltaram contra mim e não quiseram me dar ouvidos. Não abandonaram suas imagens impuras nem deixaram os deuses do Egito. Pensei em derramar minha ira sobre eles ainda lá.</w:t>
       </w:r>
     </w:p>
     <w:p>
@@ -9779,7 +9779,7 @@
         <w:rPr>
           <w:lang w:val="pt_PT" w:bidi="pt_PT"/>
         </w:rPr>
-        <w:t xml:space="preserve"> Ali entreguei meus estatutos e meus juízos, para que quem os cumprisse tivesse vida por meio deles.</w:t>
+        <w:t xml:space="preserve"> Ali lhes dei meus mandamentos e minhas decisões, para que a pessoa que os cumprisse tivesse vida.</w:t>
       </w:r>
     </w:p>
     <w:p>
@@ -9800,7 +9800,7 @@
         <w:rPr>
           <w:lang w:val="pt_PT" w:bidi="pt_PT"/>
         </w:rPr>
-        <w:t xml:space="preserve"> Também lhes dei o sábado como sinal entre mim e eles, para que reconhecessem que eu, o SENHOR, os separei como povo santo.</w:t>
+        <w:t xml:space="preserve"> Também lhes dei o sábado como sinal entre mim e eles, para que soubessem que eu, o SENHOR, os separei como povo santo.</w:t>
       </w:r>
     </w:p>
     <w:p>
@@ -9821,7 +9821,7 @@
         <w:rPr>
           <w:lang w:val="pt_PT" w:bidi="pt_PT"/>
         </w:rPr>
-        <w:t xml:space="preserve"> Mesmo assim, no deserto, Israel se rebelou contra mim. Rejeitaram meus estatutos e juízos que conduzem quem os pratica à vida e profanaram o sábado. Eu pensei em destruí-los ali mesmo.</w:t>
+        <w:t xml:space="preserve"> "Mesmo assim, no deserto, Israel se rebelou contra mim. Rejeitaram meus estatutos e juízos que conduzem quem os pratica à vida e profanaram o sábado. Eu pensei em destruí-los ali mesmo.</w:t>
       </w:r>
     </w:p>
     <w:p>
@@ -9863,7 +9863,7 @@
         <w:rPr>
           <w:lang w:val="pt_PT" w:bidi="pt_PT"/>
         </w:rPr>
-        <w:t xml:space="preserve"> Ainda no deserto, levantei minha mão em juramento e disse que não os levaria à terra prometida, onde manavam leite e mel, a mais bela entre as terras.</w:t>
+        <w:t xml:space="preserve"> Também levantei minha mão contra eles no deserto e prometi que não os levaria à terra que eu tinha dado a eles, terra de leite e mel, a mais bonita de todas.</w:t>
       </w:r>
     </w:p>
     <w:p>
@@ -9989,7 +9989,7 @@
         <w:rPr>
           <w:lang w:val="pt_PT" w:bidi="pt_PT"/>
         </w:rPr>
-        <w:t xml:space="preserve"> Mas os filhos também se rebelaram. Não obedeceram aos meus estatutos nem seguiram meus juízos que trazem vida. Profanaram o sábado. Pensei em derramar minha ira sobre eles no deserto.</w:t>
+        <w:t xml:space="preserve"> "Mas os filhos também se rebelaram. Não obedeceram aos meus estatutos nem seguiram meus juízos que trazem vida. Profanaram o sábado. Pensei em derramar minha ira sobre eles no deserto.</w:t>
       </w:r>
     </w:p>
     <w:p>
@@ -10073,7 +10073,7 @@
         <w:rPr>
           <w:lang w:val="pt_PT" w:bidi="pt_PT"/>
         </w:rPr>
-        <w:t xml:space="preserve"> Por isso eu os entreguei a estatutos e juízos que não são benéficos.</w:t>
+        <w:t xml:space="preserve"> Por isso deixei que seguissem regras que não eram boas para eles, leis pelas quais não poderiam ter vida.</w:t>
       </w:r>
     </w:p>
     <w:p>
@@ -10094,7 +10094,7 @@
         <w:rPr>
           <w:lang w:val="pt_PT" w:bidi="pt_PT"/>
         </w:rPr>
-        <w:t xml:space="preserve"> Permiti que entregassem seus primogênitos em sacrifício, para que fossem destruídos e reconhecessem que eu sou o SENHOR.</w:t>
+        <w:t xml:space="preserve"> Deixei que eles se contaminassem com seus próprios sacrifícios, até mesmo oferecendo seus primeiros filhos no fogo, para mostrar a eles que eu sou o SENHOR.</w:t>
       </w:r>
     </w:p>
     <w:p>
@@ -10115,7 +10115,7 @@
         <w:rPr>
           <w:lang w:val="pt_PT" w:bidi="pt_PT"/>
         </w:rPr>
-        <w:t xml:space="preserve"> Portanto, filho do homem, diga ao povo de Israel: Assim fala o SENHOR Deus: seus antepassados também blasfemaram contra mim ao me rejeitarem.</w:t>
+        <w:t xml:space="preserve"> "Portanto, filho do homem, diga ao povo de Israel: Assim fala o SENHOR Deus: seus antepassados também blasfemaram contra mim ao me rejeitarem.</w:t>
       </w:r>
     </w:p>
     <w:p>
@@ -10157,7 +10157,7 @@
         <w:rPr>
           <w:lang w:val="pt_PT" w:bidi="pt_PT"/>
         </w:rPr>
-        <w:t xml:space="preserve"> Eu lhes perguntava: 'Que lugar alto é esse para onde vocês vão?'. E ali passou a se chamar Bamá, 'lugar alto', até hoje.</w:t>
+        <w:t xml:space="preserve"> Eu lhes perguntava: ‘Que lugar alto é esse para onde vocês vão?’. E ali passou a se chamar Bamá, ‘lugar alto’, até hoje.</w:t>
       </w:r>
     </w:p>
     <w:p>
@@ -10178,7 +10178,7 @@
         <w:rPr>
           <w:lang w:val="pt_PT" w:bidi="pt_PT"/>
         </w:rPr>
-        <w:t xml:space="preserve"> Agora diga ao povo de Israel: Assim fala o SENHOR Deus: Vocês continuam a seguir os mesmos caminhos impuros de seus antepassados? Continuam a buscar seus ídolos?</w:t>
+        <w:t xml:space="preserve"> "Agora diga ao povo de Israel: Assim fala o SENHOR Deus: Vocês continuam a seguir os mesmos caminhos impuros de seus antepassados? Continuam a buscar seus ídolos?</w:t>
       </w:r>
     </w:p>
     <w:p>
@@ -10199,7 +10199,7 @@
         <w:rPr>
           <w:lang w:val="pt_PT" w:bidi="pt_PT"/>
         </w:rPr>
-        <w:t xml:space="preserve"> Até hoje vocês se contaminam com eles, fazem ofertas e até passam seus filhos pelo fogo. E ainda querem me consultar? Juro pela minha vida, declara o SENHOR Deus, que não aceitarei isso.</w:t>
+        <w:t xml:space="preserve"> Até hoje vocês se contaminam com seus ídolos, oferecem seus filhos no fogo e depois querem me consultar? Tão certo como eu vivo, declara o SENHOR Deus, não aceitarei isso.</w:t>
       </w:r>
     </w:p>
     <w:p>
@@ -10220,7 +10220,7 @@
         <w:rPr>
           <w:lang w:val="pt_PT" w:bidi="pt_PT"/>
         </w:rPr>
-        <w:t xml:space="preserve"> Vocês dizem: 'Queremos ser como as outras nações, servindo a imagens de madeira e pedra'. Mas isso não acontecerá.</w:t>
+        <w:t xml:space="preserve"> "Vocês dizem: ‘Queremos ser como as outras nações, servindo a imagens de madeira e pedra’. Mas isso não acontecerá.</w:t>
       </w:r>
     </w:p>
     <w:p>
@@ -10241,7 +10241,7 @@
         <w:rPr>
           <w:lang w:val="pt_PT" w:bidi="pt_PT"/>
         </w:rPr>
-        <w:t xml:space="preserve"> Tão certo como eu vivo, declara o SENHOR Deus, eu os governarei com mão poderosa, braço firme e ira que não se cansa.</w:t>
+        <w:t xml:space="preserve"> Tão certo como eu vivo, declara o SENHOR Deus, eu governarei vocês com mão forte, com braço poderoso e com ira.</w:t>
       </w:r>
     </w:p>
     <w:p>
@@ -10262,7 +10262,7 @@
         <w:rPr>
           <w:lang w:val="pt_PT" w:bidi="pt_PT"/>
         </w:rPr>
-        <w:t xml:space="preserve"> Com ira que não se cansa, estenderei minha mão poderosa e meu braço firme e os reunirei de entre as nações e dos lugares onde foram espalhados.</w:t>
+        <w:t xml:space="preserve"> Com ira e com mão forte, estenderei meu braço poderoso e reunirei vocês de entre as nações e dos lugares onde foram espalhados.</w:t>
       </w:r>
     </w:p>
     <w:p>
@@ -10325,7 +10325,7 @@
         <w:rPr>
           <w:lang w:val="pt_PT" w:bidi="pt_PT"/>
         </w:rPr>
-        <w:t xml:space="preserve"> Farei vocês passarem sob minha vara e os colocarei sob o vínculo da minha aliança.</w:t>
+        <w:t xml:space="preserve"> Farei vocês passarem debaixo da minha vara e colocarei vocês dentro do compromisso da aliança.</w:t>
       </w:r>
     </w:p>
     <w:p>
@@ -10367,7 +10367,7 @@
         <w:rPr>
           <w:lang w:val="pt_PT" w:bidi="pt_PT"/>
         </w:rPr>
-        <w:t xml:space="preserve"> Quanto a vocês, povo de Israel, sigam seus ídolos, então, declara o SENHOR Deus. Mas depois certamente me ouvirão e não mais profanarão meu nome com suas ofertas e falsos deuses.</w:t>
+        <w:t xml:space="preserve"> "Quanto a vocês, povo de Israel, continuem a servir aos seus ídolos se é isso que querem, diz o SENHOR Deus. Mas depois vocês certamente me ouvirão e não profanarão mais meu santo nome com suas ofertas e ídolos.</w:t>
       </w:r>
     </w:p>
     <w:p>
@@ -10388,7 +10388,7 @@
         <w:rPr>
           <w:lang w:val="pt_PT" w:bidi="pt_PT"/>
         </w:rPr>
-        <w:t xml:space="preserve"> No meu monte santo, no alto de Israel, declara o SENHOR Deus, todo o povo me adorará. Ali aceitarei vocês e exigirei suas ofertas mais preciosas.</w:t>
+        <w:t xml:space="preserve"> No meu santo monte, no monte alto de Israel, declara o SENHOR Deus, todo o povo de Israel me servirá. Ali aceitarei vocês e exigirei suas ofertas mais preciosas.</w:t>
       </w:r>
     </w:p>
     <w:p>
@@ -10409,7 +10409,7 @@
         <w:rPr>
           <w:lang w:val="pt_PT" w:bidi="pt_PT"/>
         </w:rPr>
-        <w:t xml:space="preserve"> Quando eu os trouxer de volta do meio das nações e dos lugares por onde foram espalhados, vocês serão como oferta agradável para mim. Por meio de vocês mostrarei minha santidade diante dos povos.</w:t>
+        <w:t xml:space="preserve"> Quando eu tirar vocês do meio das nações e reunir vocês dos lugares onde foram espalhados, eu os aceitarei como uma oferta agradável. Por meio de vocês mostrarei minha santidade diante dos povos.</w:t>
       </w:r>
     </w:p>
     <w:p>
@@ -10472,7 +10472,7 @@
         <w:rPr>
           <w:lang w:val="pt_PT" w:bidi="pt_PT"/>
         </w:rPr>
-        <w:t xml:space="preserve"> E vocês saberão que eu sou o SENHOR quando eu os tratar por amor ao meu nome e não segundo seus maus caminhos e suas más obras, declara o SENHOR Deus."</w:t>
+        <w:t xml:space="preserve"> E vocês saberão que eu sou o SENHOR quando eu os tratar por amor ao meu nome e não segundo seus maus caminhos e suas más obras, declara o SENHOR Deus”.</w:t>
       </w:r>
     </w:p>
     <w:p>
@@ -10556,7 +10556,7 @@
         <w:rPr>
           <w:lang w:val="pt_PT" w:bidi="pt_PT"/>
         </w:rPr>
-        <w:t xml:space="preserve"> Todos verão que fui eu quem acendeu esse fogo, e ele não poderá ser apagado".</w:t>
+        <w:t xml:space="preserve"> Todos verão que fui eu quem acendeu esse fogo, e ele não poderá ser apagado”.</w:t>
       </w:r>
     </w:p>
     <w:p>
@@ -10577,7 +10577,7 @@
         <w:rPr>
           <w:lang w:val="pt_PT" w:bidi="pt_PT"/>
         </w:rPr>
-        <w:t xml:space="preserve"> Então respondi: "Ah, SENHOR Deus, dizem que minhas palavras são apenas parábolas!".</w:t>
+        <w:t xml:space="preserve"> Então respondi: “Ah, SENHOR Deus! Eles dizem que eu só falo por meio de comparações!”.</w:t>
       </w:r>
     </w:p>
     <w:p>
@@ -10656,7 +10656,7 @@
         <w:rPr>
           <w:lang w:val="pt_PT" w:bidi="pt_PT"/>
         </w:rPr>
-        <w:t xml:space="preserve"> Diga a Israel: 'O SENHOR Deus declara: Estou contra você. Vou desembainhar minha espada e eliminar o justo e também o perverso do seu meio.</w:t>
+        <w:t xml:space="preserve"> Diga a Israel: ‘Assim diz o SENHOR Deus: Estou contra você. Vou tirar minha espada da bainha e eliminar do seu meio tanto o justo como o perverso.</w:t>
       </w:r>
     </w:p>
     <w:p>
@@ -10698,7 +10698,7 @@
         <w:rPr>
           <w:lang w:val="pt_PT" w:bidi="pt_PT"/>
         </w:rPr>
-        <w:t xml:space="preserve"> Então todos reconhecerão que fui eu, o SENHOR, quem tirou a espada da bainha, e ela não será guardada de volta'.</w:t>
+        <w:t xml:space="preserve"> Então todos saberão que eu, o SENHOR, tirei a espada da bainha e não a colocarei de volta’.</w:t>
       </w:r>
     </w:p>
     <w:p>
@@ -10719,7 +10719,7 @@
         <w:rPr>
           <w:lang w:val="pt_PT" w:bidi="pt_PT"/>
         </w:rPr>
-        <w:t xml:space="preserve"> Agora, filho do homem, lamente com força. Lamente na presença deles com dor intensa e coração partido.</w:t>
+        <w:t xml:space="preserve"> "Agora, filho do homem, lamente com força. Lamente na presença deles com dor intensa e coração partido.</w:t>
       </w:r>
     </w:p>
     <w:p>
@@ -10740,7 +10740,7 @@
         <w:rPr>
           <w:lang w:val="pt_PT" w:bidi="pt_PT"/>
         </w:rPr>
-        <w:t xml:space="preserve"> Quando perguntarem: 'Por que esse lamento?', responda: 'É por causa da notícia que está chegando'. Todo coração perderá força, as mãos ficarão sem energia, o espírito se apagará e joelhos fortes ficarão como água. Está chegando e certamente acontecerá. Essa é a palavra do SENHOR Deus".</w:t>
+        <w:t xml:space="preserve"> Quando perguntarem: ‘Por que você está gemendo?’, responda: ‘Por causa da notícia que está chegando’. Todo coração ficará assustado, as mãos perderão a força, todos ficarão abatidos e os joelhos tremerão. Isso está chegando e vai acontecer. Essa é a palavra do SENHOR Deus”.</w:t>
       </w:r>
     </w:p>
     <w:p>
@@ -10803,7 +10803,7 @@
         <w:rPr>
           <w:lang w:val="pt_PT" w:bidi="pt_PT"/>
         </w:rPr>
-        <w:t xml:space="preserve"> Foi polida para o massacre, para brilhar como raio. No entanto, Israel pergunta: 'Vamos nos alegrar com o cetro de meu filho Judá? Seu cetro despreza qualquer outro pedaço de madeira'.</w:t>
+        <w:t xml:space="preserve"> Mas ela foi feita para matar e está polida para reluzir. Ela despreza todos os outros instrumentos de madeira. Será que ainda podemos nos alegrar com o cetro do meu filho?</w:t>
       </w:r>
     </w:p>
     <w:p>
@@ -10845,7 +10845,7 @@
         <w:rPr>
           <w:lang w:val="pt_PT" w:bidi="pt_PT"/>
         </w:rPr>
-        <w:t xml:space="preserve"> Grite, filho do homem, e chore em voz alta, porque ela veio contra o meu povo. Ela veio contra todos os líderes de Israel. Eles e o povo serão entregues à espada. Bata no peito, cheio de tristeza.</w:t>
+        <w:t xml:space="preserve"> Grite e chore alto, filho do homem, porque a espada veio contra o meu povo e contra todos os líderes de Israel. Eles serão entregues à espada junto com o povo. Por isso, bata de tristeza no peito.</w:t>
       </w:r>
     </w:p>
     <w:p>
@@ -10866,7 +10866,7 @@
         <w:rPr>
           <w:lang w:val="pt_PT" w:bidi="pt_PT"/>
         </w:rPr>
-        <w:t xml:space="preserve"> A prova virá sem dúvida. E o que será do cetro de Judá, quando ele for desprezado? Essa é a palavra do SENHOR Deus.</w:t>
+        <w:t xml:space="preserve"> "A prova está chegando, e o que acontecerá com o cetro real? Ele não existirá mais. Essa é a palavra do SENHOR Deus.</w:t>
       </w:r>
     </w:p>
     <w:p>
@@ -10887,7 +10887,7 @@
         <w:rPr>
           <w:lang w:val="pt_PT" w:bidi="pt_PT"/>
         </w:rPr>
-        <w:t xml:space="preserve"> Portanto, filho do homem, profetize e bata palmas. Faça a espada golpear duas vezes, até mesmo três. É uma arma de destruição intensa, atingindo todos os lados.</w:t>
+        <w:t xml:space="preserve"> "Portanto, filho do homem, profetize e bata palmas. Faça a espada atacar duas vezes, sim, três vezes. É uma espada de morte, uma espada que traz grande destruição.</w:t>
       </w:r>
     </w:p>
     <w:p>
@@ -10908,7 +10908,7 @@
         <w:rPr>
           <w:lang w:val="pt_PT" w:bidi="pt_PT"/>
         </w:rPr>
-        <w:t xml:space="preserve"> Para que o medo derreta os corações e muitos caiam, coloquei a espada em cada entrada. Ela brilha como raio e está preparada para matar.</w:t>
+        <w:t xml:space="preserve"> Para que os corações derretam de medo e muitos caiam mortos, coloquei a espada contra todas as portas. Ela brilha como relâmpago e está pronta para matar.</w:t>
       </w:r>
     </w:p>
     <w:p>
@@ -10950,7 +10950,7 @@
         <w:rPr>
           <w:lang w:val="pt_PT" w:bidi="pt_PT"/>
         </w:rPr>
-        <w:t xml:space="preserve"> Eu também baterei palmas e deixarei minha ira se cumprir. Eu, o SENHOR, falei".</w:t>
+        <w:t xml:space="preserve"> Eu também baterei palmas e deixarei minha ira se cumprir. Eu, o SENHOR, falei”.</w:t>
       </w:r>
     </w:p>
     <w:p>
@@ -10992,7 +10992,7 @@
         <w:rPr>
           <w:lang w:val="pt_PT" w:bidi="pt_PT"/>
         </w:rPr>
-        <w:t xml:space="preserve"> "Filho do homem, trace dois caminhos para a espada do rei da Babilônia. Ambos começam na mesma terra. Coloque sinais na encruzilhada.</w:t>
+        <w:t xml:space="preserve"> "Filho do homem, marque dois caminhos para a espada do rei da Babilônia. Os dois caminhos sairão da mesma terra. Coloque um sinal onde o caminho se divide.</w:t>
       </w:r>
     </w:p>
     <w:p>
@@ -11034,7 +11034,7 @@
         <w:rPr>
           <w:lang w:val="pt_PT" w:bidi="pt_PT"/>
         </w:rPr>
-        <w:t xml:space="preserve"> O rei da Babilônia ficará na encruzilhada, tentando decidir. Ele busca sinais: lança flechas, consulta ídolos domésticos (terafins) e examina fígado de animais.</w:t>
+        <w:t xml:space="preserve"> O rei da Babilônia parará no ponto onde os caminhos se dividem para escolher o caminho. Ele usará adivinhações: sacudirá flechas, consultará seus ídolos domésticos [terafins] e examinará o fígado.</w:t>
       </w:r>
     </w:p>
     <w:p>
@@ -11076,7 +11076,7 @@
         <w:rPr>
           <w:lang w:val="pt_PT" w:bidi="pt_PT"/>
         </w:rPr>
-        <w:t xml:space="preserve"> Para os moradores de Jerusalém isso parecerá uma interpretação equivocada, por causa de acordos feitos. Mas ele trará à memória a culpa deles e os levará ao exílio.</w:t>
+        <w:t xml:space="preserve"> Para os moradores de Jerusalém isso parecerá uma adivinhação sem sentido, por causa dos acordos que fizeram. Mas o rei os lembrará da culpa deles e os levará presos.</w:t>
       </w:r>
     </w:p>
     <w:p>
@@ -11097,7 +11097,7 @@
         <w:rPr>
           <w:lang w:val="pt_PT" w:bidi="pt_PT"/>
         </w:rPr>
-        <w:t xml:space="preserve"> Por isso, o SENHOR Deus diz: Vocês fizeram sua culpa ser lembrada. Sua rebelião aparece em tudo o que fazem. Então serão levados cativos.</w:t>
+        <w:t xml:space="preserve"> "Por isso, o SENHOR Deus diz: Vocês fizeram sua culpa ser lembrada. Sua rebelião aparece em tudo o que fazem. Então serão levados cativos.</w:t>
       </w:r>
     </w:p>
     <w:p>
@@ -11118,7 +11118,7 @@
         <w:rPr>
           <w:lang w:val="pt_PT" w:bidi="pt_PT"/>
         </w:rPr>
-        <w:t xml:space="preserve"> E você, príncipe de Israel, corrupto e injusto, chegou o seu dia, o tempo do acerto final.</w:t>
+        <w:t xml:space="preserve"> "E você, príncipe de Israel, corrupto e injusto, chegou o seu dia, o tempo do acerto final.</w:t>
       </w:r>
     </w:p>
     <w:p>
@@ -11139,7 +11139,7 @@
         <w:rPr>
           <w:lang w:val="pt_PT" w:bidi="pt_PT"/>
         </w:rPr>
-        <w:t xml:space="preserve"> O SENHOR Deus declara: Tire o turbante e a coroa. Nada será como antes. Os humildes serão exaltados e os soberbos serão humilhados.</w:t>
+        <w:t xml:space="preserve"> Assim diz o SENHOR Deus: Tire o turbante e remova a coroa. Nada continuará igual. O humilde será exaltado e o poderoso será humilhado.</w:t>
       </w:r>
     </w:p>
     <w:p>
@@ -11160,7 +11160,7 @@
         <w:rPr>
           <w:lang w:val="pt_PT" w:bidi="pt_PT"/>
         </w:rPr>
-        <w:t xml:space="preserve"> Destruição total! Destruição total! Farei esse reino desaparecer completamente. Nada será restaurado até que venha aquele a quem pertence o direito de governar. A ele entregarei tudo.</w:t>
+        <w:t xml:space="preserve"> Ruína! Ruína! Vou destruir tudo. Isso não continuará assim até que venha aquele que tem o direito de governar; então entregarei o governo a ele.</w:t>
       </w:r>
     </w:p>
     <w:p>
@@ -11181,7 +11181,7 @@
         <w:rPr>
           <w:lang w:val="pt_PT" w:bidi="pt_PT"/>
         </w:rPr>
-        <w:t xml:space="preserve"> E você, filho do homem, fale contra os amonitas, que zombam: 'Assim diz o SENHOR: Uma espada, uma espada, está afiada e pronta para matar, polida para destruir, brilhando como um raio.</w:t>
+        <w:t xml:space="preserve"> "E você, filho do homem, fale contra os amonitas, que zombam: ‘Assim diz o SENHOR: Uma espada, uma espada, está afiada e pronta para matar, polida para destruir, brilhando como um raio.</w:t>
       </w:r>
     </w:p>
     <w:p>
@@ -11202,7 +11202,7 @@
         <w:rPr>
           <w:lang w:val="pt_PT" w:bidi="pt_PT"/>
         </w:rPr>
-        <w:t xml:space="preserve"> Suas visões são enganosas e suas adivinhações são mentirosas. Mas a espada cairá sobre o pescoço dos maus, no dia do julgamento que está próximo'.</w:t>
+        <w:t xml:space="preserve"> Suas visões são falsas e suas adivinhações são mentira. Mas a espada cairá sobre o pescoço dos perversos no dia do castigo deles, quando sua maldade chegar ao fim’.</w:t>
       </w:r>
     </w:p>
     <w:p>
@@ -11223,7 +11223,7 @@
         <w:rPr>
           <w:lang w:val="pt_PT" w:bidi="pt_PT"/>
         </w:rPr>
-        <w:t xml:space="preserve"> Guarde a espada na bainha. Na terra onde você nasceu, no lugar de origem, eu o julgarei.</w:t>
+        <w:t xml:space="preserve"> "Volte a espada para a bainha. Na terra onde você nasceu, no lugar de origem, eu o julgarei.</w:t>
       </w:r>
     </w:p>
     <w:p>
@@ -11265,7 +11265,7 @@
         <w:rPr>
           <w:lang w:val="pt_PT" w:bidi="pt_PT"/>
         </w:rPr>
-        <w:t xml:space="preserve"> Você será combustível para o fogo. Seu sangue cairá sobre sua própria terra. E ninguém se lembrará de você. Eu, o SENHOR, falei".</w:t>
+        <w:t xml:space="preserve"> Você será queimado pelo fogo, e seu sangue será derramado na sua própria terra. Ninguém mais se lembrará de você. Eu, o SENHOR, falei”.</w:t>
       </w:r>
     </w:p>
     <w:p>
@@ -11365,7 +11365,7 @@
         <w:rPr>
           <w:lang w:val="pt_PT" w:bidi="pt_PT"/>
         </w:rPr>
-        <w:t xml:space="preserve"> você é culpada pelo sangue que derramou e ficou impura pelos ídolos que fez. Fez chegar o seu próprio fim; encurtou os seus dias. Por isso, fiz de você motivo de escárnio entre as nações e objeto de zombaria em toda parte.</w:t>
+        <w:t xml:space="preserve"> você se tornou culpada pelo sangue que derramou e ficou impura pelos ídolos que fez. Você trouxe o seu próprio fim e seus dias estão chegando ao fim. Por isso, fiz de você motivo de vergonha entre as nações e de zombaria em todos os lugares.</w:t>
       </w:r>
     </w:p>
     <w:p>
@@ -11386,7 +11386,7 @@
         <w:rPr>
           <w:lang w:val="pt_PT" w:bidi="pt_PT"/>
         </w:rPr>
-        <w:t xml:space="preserve"> Povos próximos e distantes zombarão de você, cidade de fama manchada e cheia de confusão.</w:t>
+        <w:t xml:space="preserve"> Os povos de perto e de longe zombarão de você, cidade famosa pela sua confusão e pela sua maldade.</w:t>
       </w:r>
     </w:p>
     <w:p>
@@ -11407,7 +11407,7 @@
         <w:rPr>
           <w:lang w:val="pt_PT" w:bidi="pt_PT"/>
         </w:rPr>
-        <w:t xml:space="preserve"> Veja como os príncipes de Israel, que vivem dentro de você, usam seu poder apenas para matar.</w:t>
+        <w:t xml:space="preserve"> "Veja como os príncipes de Israel, que vivem dentro de você, usam seu poder apenas para matar.</w:t>
       </w:r>
     </w:p>
     <w:p>
@@ -11449,7 +11449,7 @@
         <w:rPr>
           <w:lang w:val="pt_PT" w:bidi="pt_PT"/>
         </w:rPr>
-        <w:t xml:space="preserve"> Você desprezou aquilo que é santo para mim e profanou meus dias de descanso (sábados).</w:t>
+        <w:t xml:space="preserve"> Você desprezou as minhas coisas santas e profanou os meus sábados.</w:t>
       </w:r>
     </w:p>
     <w:p>
@@ -11470,7 +11470,7 @@
         <w:rPr>
           <w:lang w:val="pt_PT" w:bidi="pt_PT"/>
         </w:rPr>
-        <w:t xml:space="preserve"> Em você há homens que espalham acusações falsas para provocar morte; há os que comem carne sacrificada aos deuses nos montes e os que fazem perversidade.</w:t>
+        <w:t xml:space="preserve"> Em você há homens que espalham acusações falsas para matar outros. Há também os que comem nos lugares altos e praticam coisas perversas.</w:t>
       </w:r>
     </w:p>
     <w:p>
@@ -11491,7 +11491,7 @@
         <w:rPr>
           <w:lang w:val="pt_PT" w:bidi="pt_PT"/>
         </w:rPr>
-        <w:t xml:space="preserve"> Em você há homens que desonram a mulher do próprio pai e os que abusam de mulheres durante o período menstrual.</w:t>
+        <w:t xml:space="preserve"> Em você há homens que desonram a mulher do próprio pai e abusam de mulheres durante o período menstrual.</w:t>
       </w:r>
     </w:p>
     <w:p>
@@ -11554,7 +11554,7 @@
         <w:rPr>
           <w:lang w:val="pt_PT" w:bidi="pt_PT"/>
         </w:rPr>
-        <w:t xml:space="preserve"> Agora, porém, bato as mãos, furioso, por causa de seus lucros desonestos e do sangue derramado em você.</w:t>
+        <w:t xml:space="preserve"> "Agora bato as mãos contra você por causa dos lucros desonestos e do sangue derramado no seu meio.</w:t>
       </w:r>
     </w:p>
     <w:p>
@@ -11617,7 +11617,7 @@
         <w:rPr>
           <w:lang w:val="pt_PT" w:bidi="pt_PT"/>
         </w:rPr>
-        <w:t xml:space="preserve"> Você será profanada diante das nações e saberá que eu sou o SENHOR".</w:t>
+        <w:t xml:space="preserve"> Você será profanada diante das nações e saberá que eu sou o SENHOR”.</w:t>
       </w:r>
     </w:p>
     <w:p>
@@ -11659,7 +11659,7 @@
         <w:rPr>
           <w:lang w:val="pt_PT" w:bidi="pt_PT"/>
         </w:rPr>
-        <w:t xml:space="preserve"> "Filho do homem, o povo de Israel se tornou escória para mim. Todos eles são como cobre, estanho, ferro e chumbo dentro da fornalha; são apenas restos da prata.</w:t>
+        <w:t xml:space="preserve"> "Filho do homem, o povo de Israel se tornou como escória para mim. Eles são como cobre, estanho, ferro e chumbo numa fornalha; são o resto sem valor que fica quando a prata é purificada.</w:t>
       </w:r>
     </w:p>
     <w:p>
@@ -11701,7 +11701,7 @@
         <w:rPr>
           <w:lang w:val="pt_PT" w:bidi="pt_PT"/>
         </w:rPr>
-        <w:t xml:space="preserve"> Assim como se ajuntam prata, cobre, ferro, chumbo e estanho dentro de uma fornalha para serem derretidos pelo fogo, assim eu os reunirei em minha ira e em minha fúria. Colocarei vocês ali e farei com que sejam derretidos pelo fogo da minha fúria.</w:t>
+        <w:t xml:space="preserve"> Assim como juntam prata, cobre, ferro, chumbo e estanho numa fornalha para derreter, assim eu reunirei vocês na minha ira. Colocarei vocês ali e farei vocês passarem pelo fogo.</w:t>
       </w:r>
     </w:p>
     <w:p>
@@ -11743,7 +11743,7 @@
         <w:rPr>
           <w:lang w:val="pt_PT" w:bidi="pt_PT"/>
         </w:rPr>
-        <w:t xml:space="preserve"> Da mesma forma que a prata se derrete na fornalha, vocês também se derreterão ali. Então reconhecerão que eu, o SENHOR, derramei sobre vocês a minha fúria".</w:t>
+        <w:t xml:space="preserve"> Da mesma forma que a prata se derrete na fornalha, vocês também se derreterão ali. Então reconhecerão que eu, o SENHOR, derramei sobre vocês a minha fúria”.</w:t>
       </w:r>
     </w:p>
     <w:p>
@@ -11785,7 +11785,7 @@
         <w:rPr>
           <w:lang w:val="pt_PT" w:bidi="pt_PT"/>
         </w:rPr>
-        <w:t xml:space="preserve"> "Filho do homem, diga à terra: Você é uma terra que não foi purificada nem recebeu chuva no dia da minha fúria.</w:t>
+        <w:t xml:space="preserve"> "Filho do homem, diga à terra de Israel: Você é uma terra que não foi purificada, uma terra que não recebeu chuva no dia da minha ira.</w:t>
       </w:r>
     </w:p>
     <w:p>
@@ -11806,7 +11806,7 @@
         <w:rPr>
           <w:lang w:val="pt_PT" w:bidi="pt_PT"/>
         </w:rPr>
-        <w:t xml:space="preserve"> Seus profetas conspiram dentro dela. São como um leão que ruge enquanto despedaça a presa. Devoram pessoas, tomam tesouros e bens preciosos e multiplicam o número de viúvas.</w:t>
+        <w:t xml:space="preserve"> Seus profetas conspiram dentro dela. São como um leão que ruge e despedaça a presa. Eles devoram pessoas, tomam riquezas e aumentam o número de viúvas.</w:t>
       </w:r>
     </w:p>
     <w:p>
@@ -11827,7 +11827,7 @@
         <w:rPr>
           <w:lang w:val="pt_PT" w:bidi="pt_PT"/>
         </w:rPr>
-        <w:t xml:space="preserve"> Seus sacerdotes violam a minha lei e profanam aquilo que é santo. Não separam o santo do profano e não ensinam a diferença entre puro e impuro. Ignoram os meus sábados, e eu sou tratado sem honra entre eles.</w:t>
+        <w:t xml:space="preserve"> Seus sacerdotes quebram a minha lei e profanam as minhas coisas santas. Eles não ensinam a diferença entre o santo e o comum, nem entre o puro e o impuro. Ignoram os meus sábados, e o meu nome é desonrado no meio deles.</w:t>
       </w:r>
     </w:p>
     <w:p>
@@ -11869,7 +11869,7 @@
         <w:rPr>
           <w:lang w:val="pt_PT" w:bidi="pt_PT"/>
         </w:rPr>
-        <w:t xml:space="preserve"> Seus profetas cobrem tudo com mentiras. Anunciam visões falsas e adivinhações mentirosas. Dizem: 'Assim fala o SENHOR Deus', mesmo quando o SENHOR não falou.</w:t>
+        <w:t xml:space="preserve"> Seus profetas cobrem os pecados do povo com mentiras. Eles têm visões falsas e anunciam mensagens enganosas. Dizem: ‘O SENHOR falou’, quando eu não falei.</w:t>
       </w:r>
     </w:p>
     <w:p>
@@ -11911,7 +11911,7 @@
         <w:rPr>
           <w:lang w:val="pt_PT" w:bidi="pt_PT"/>
         </w:rPr>
-        <w:t xml:space="preserve"> Procurei entre eles alguém disposto a reconstruir o muro e se pôr na brecha diante de mim, em favor da terra, a fim de me impedir de destruí-la. No entanto, não encontrei ninguém.</w:t>
+        <w:t xml:space="preserve"> "Procurei alguém entre eles que reconstruísse o muro e ficasse diante de mim defendendo a terra, para impedir que eu a destruísse. Mas não encontrei ninguém.</w:t>
       </w:r>
     </w:p>
     <w:p>
@@ -11932,7 +11932,7 @@
         <w:rPr>
           <w:lang w:val="pt_PT" w:bidi="pt_PT"/>
         </w:rPr>
-        <w:t xml:space="preserve"> Por isso, derramarei sobre eles a minha ira e os consumirei com o fogo da minha fúria. Farei cair sobre eles as consequências de seus atos. Essa é a palavra do SENHOR Deus".</w:t>
+        <w:t xml:space="preserve"> Por isso derramarei sobre eles a minha ira e os destruirei com o fogo da minha indignação. Farei cair sobre eles as consequências do que fizeram. Essa é a palavra do SENHOR Deus”.</w:t>
       </w:r>
     </w:p>
     <w:p>
@@ -12011,7 +12011,7 @@
         <w:rPr>
           <w:lang w:val="pt_PT" w:bidi="pt_PT"/>
         </w:rPr>
-        <w:t xml:space="preserve"> no Egito, ainda muito novas, se venderam à prostituição. Ali seus peitos foram tocados, e seus seios, apalpados quando ainda eram virgens.</w:t>
+        <w:t xml:space="preserve"> no Egito, quando ainda eram jovens, se entregaram à prostituição. Ali foram desejadas e abusadas ainda quando eram virgens.</w:t>
       </w:r>
     </w:p>
     <w:p>
@@ -12032,7 +12032,7 @@
         <w:rPr>
           <w:lang w:val="pt_PT" w:bidi="pt_PT"/>
         </w:rPr>
-        <w:t xml:space="preserve"> A mais velha se chamava Oolá, e a outra, Oolibá. Elas eram minhas e me deram filhos e filhas. Oolá corresponde a Samaria, e Oolibá, a Jerusalém.</w:t>
+        <w:t xml:space="preserve"> A mais velha se chamava Oolá, e a outra, Oolibá. Elas eram minhas e me deram filhos e filhas. Oolá representa Samaria, e Oolibá representa Jerusalém.</w:t>
       </w:r>
     </w:p>
     <w:p>
@@ -12116,7 +12116,7 @@
         <w:rPr>
           <w:lang w:val="pt_PT" w:bidi="pt_PT"/>
         </w:rPr>
-        <w:t xml:space="preserve"> Também não abandonou a prostituição aprendida no Egito, onde homens se deitaram com ela quando ainda era jovem, acariciaram seus seios virgens e derramaram sua paixão sobre ela.</w:t>
+        <w:t xml:space="preserve"> Ela não abandonou a prostituição que aprendeu no Egito, onde homens se deitaram com ela quando ainda era jovem e satisfizeram seus desejos com ela.</w:t>
       </w:r>
     </w:p>
     <w:p>
@@ -12137,7 +12137,7 @@
         <w:rPr>
           <w:lang w:val="pt_PT" w:bidi="pt_PT"/>
         </w:rPr>
-        <w:t xml:space="preserve"> Por isso, eu a entreguei aos homens que ela desejava, aos assírios pelos quais estava dominada.</w:t>
+        <w:t xml:space="preserve"> "Por isso, eu a entreguei aos homens que ela desejava, aos assírios pelos quais estava dominada.</w:t>
       </w:r>
     </w:p>
     <w:p>
@@ -12158,7 +12158,7 @@
         <w:rPr>
           <w:lang w:val="pt_PT" w:bidi="pt_PT"/>
         </w:rPr>
-        <w:t xml:space="preserve"> Eles arrancaram suas vestes, tomaram seus filhos e filhas e a executaram à espada. Seu julgamento tornou-se conhecido entre as mulheres.</w:t>
+        <w:t xml:space="preserve"> Eles tiraram sua roupa, levaram seus filhos e suas filhas e a mataram à espada. Ela se tornou um exemplo de castigo entre as mulheres.</w:t>
       </w:r>
     </w:p>
     <w:p>
@@ -12179,7 +12179,7 @@
         <w:rPr>
           <w:lang w:val="pt_PT" w:bidi="pt_PT"/>
         </w:rPr>
-        <w:t xml:space="preserve"> Mesmo depois de ter visto isso, sua irmã Oolibá se corrompeu ainda mais. Em seus desejos e em sua prostituição, foi pior do que a irmã.</w:t>
+        <w:t xml:space="preserve"> "Mesmo depois de ter visto isso, sua irmã Oolibá se corrompeu ainda mais. Em seus desejos e em sua prostituição, foi pior do que a irmã.</w:t>
       </w:r>
     </w:p>
     <w:p>
@@ -12242,7 +12242,7 @@
         <w:rPr>
           <w:lang w:val="pt_PT" w:bidi="pt_PT"/>
         </w:rPr>
-        <w:t xml:space="preserve"> Mas Oolibá foi ainda mais longe. Ela viu figuras gravadas na parede, imagens de homens da Babilônia pintadas de vermelho.</w:t>
+        <w:t xml:space="preserve"> "Mas Oolibá foi ainda mais longe. Ela viu figuras gravadas na parede, imagens de homens da Babilônia pintadas de vermelho.</w:t>
       </w:r>
     </w:p>
     <w:p>
@@ -12305,7 +12305,7 @@
         <w:rPr>
           <w:lang w:val="pt_PT" w:bidi="pt_PT"/>
         </w:rPr>
-        <w:t xml:space="preserve"> Então os babilônios vieram até ela, foram para a cama com ela e a contaminaram com sua prostituição. Depois disso, ela teve nojo deles e começou a rejeitá-los.</w:t>
+        <w:t xml:space="preserve"> Então os babilônios foram até ela e se deitaram com ela. Eles a contaminaram com sua prostituição. Depois disso, ela sentiu nojo deles e se afastou.</w:t>
       </w:r>
     </w:p>
     <w:p>
@@ -12326,7 +12326,7 @@
         <w:rPr>
           <w:lang w:val="pt_PT" w:bidi="pt_PT"/>
         </w:rPr>
-        <w:t xml:space="preserve"> Mas ela continuou a exibir sua nudez e a tornar pública sua prostituição. Então, enojado, eu me afastei dela, assim como já havia me afastado de sua irmã.</w:t>
+        <w:t xml:space="preserve"> Ela continuou a mostrar sua nudez e sua prostituição. Por isso, eu me afastei dela com repulsa, como já havia feito com sua irmã.</w:t>
       </w:r>
     </w:p>
     <w:p>
@@ -12368,7 +12368,7 @@
         <w:rPr>
           <w:lang w:val="pt_PT" w:bidi="pt_PT"/>
         </w:rPr>
-        <w:t xml:space="preserve"> Ela desejou amantes com membros como o dos jumentos e força sexual como a dos cavalos.</w:t>
+        <w:t xml:space="preserve"> Ela desejou seus amantes, homens com partes íntimas grandes como as dos jumentos e com ejaculação como a dos cavalos.</w:t>
       </w:r>
     </w:p>
     <w:p>
@@ -12389,7 +12389,7 @@
         <w:rPr>
           <w:lang w:val="pt_PT" w:bidi="pt_PT"/>
         </w:rPr>
-        <w:t xml:space="preserve"> Assim, você reviveu a depravação dos seus tempos de jovem, quando no Egito seus seios foram apalpados, e seus peitos, tocados.</w:t>
+        <w:t xml:space="preserve"> Assim você voltou aos pecados da sua juventude no Egito, quando despertava desejos e era humilhada.</w:t>
       </w:r>
     </w:p>
     <w:p>
@@ -12410,7 +12410,7 @@
         <w:rPr>
           <w:lang w:val="pt_PT" w:bidi="pt_PT"/>
         </w:rPr>
-        <w:t xml:space="preserve"> Por isso, Oolibá, o SENHOR Deus diz o seguinte: Eu levantarei contra você os homens de quem você passou a ter nojo. Eles virão de toda parte.</w:t>
+        <w:t xml:space="preserve"> "Por isso, Oolibá, assim diz o SENHOR Deus: Vou trazer contra você aqueles de quem você se afastou com nojo. Eles virão contra você de todos os lados.</w:t>
       </w:r>
     </w:p>
     <w:p>
@@ -12473,7 +12473,7 @@
         <w:rPr>
           <w:lang w:val="pt_PT" w:bidi="pt_PT"/>
         </w:rPr>
-        <w:t xml:space="preserve"> Derramarei sobre você o ardor do meu ciúme. Eles agirão com violência, cortarão seu nariz e suas orelhas, e os sobreviventes cairão pela espada. Seus filhos e filhas serão levados, e o restante será queimado.</w:t>
+        <w:t xml:space="preserve"> Derramarei sobre você a minha ira. Eles agirão com violência, cortarão seu nariz e suas orelhas, e os sobreviventes morrerão pela espada. Levarão seus filhos e suas filhas, e o restante será destruído pelo fogo.</w:t>
       </w:r>
     </w:p>
     <w:p>
@@ -12620,7 +12620,7 @@
         <w:rPr>
           <w:lang w:val="pt_PT" w:bidi="pt_PT"/>
         </w:rPr>
-        <w:t xml:space="preserve"> Assim declara o SENHOR Deus: Você beberá do cálice de sua irmã, fundo e grande. Ele trará zombaria e desprezo, porque está cheio até a borda.</w:t>
+        <w:t xml:space="preserve"> "Assim diz o SENHOR Deus: Você beberá o cálice da sua irmã, um cálice grande e profundo, cheio até a borda. Ele trará vergonha e zombaria.</w:t>
       </w:r>
     </w:p>
     <w:p>
@@ -12662,7 +12662,7 @@
         <w:rPr>
           <w:lang w:val="pt_PT" w:bidi="pt_PT"/>
         </w:rPr>
-        <w:t xml:space="preserve"> Você beberá até o fim; esvaziará tudo. Depois quebrará o cálice e ferirá os próprios seios com os pedaços. Eu falei, declara o SENHOR Deus.</w:t>
+        <w:t xml:space="preserve"> Você beberá tudo até o fim. Depois quebrará o cálice e se machucará com os pedaços. Eu, o SENHOR Deus, falei.</w:t>
       </w:r>
     </w:p>
     <w:p>
@@ -12683,7 +12683,7 @@
         <w:rPr>
           <w:lang w:val="pt_PT" w:bidi="pt_PT"/>
         </w:rPr>
-        <w:t xml:space="preserve"> Por isso, o SENHOR Deus assim diz: Porque se esqueceu de mim e me deu as costas, você carregará o peso da sua prostituição e da sua indecência.</w:t>
+        <w:t xml:space="preserve"> "Por isso, o SENHOR Deus assim diz: Porque se esqueceu de mim e me deu as costas, você carregará o peso da sua prostituição e da sua indecência”.</w:t>
       </w:r>
     </w:p>
     <w:p>
@@ -12704,7 +12704,7 @@
         <w:rPr>
           <w:lang w:val="pt_PT" w:bidi="pt_PT"/>
         </w:rPr>
-        <w:t xml:space="preserve"> O SENHOR me perguntou: "Filho do homem, você julgará Oolá e Oolibá? Então apresente a elas os atos repulsivos que cometeram.</w:t>
+        <w:t xml:space="preserve"> O SENHOR me perguntou: “Filho do homem, você julgará Oolá e Oolibá? Então apresente a elas os atos repulsivos que cometeram.</w:t>
       </w:r>
     </w:p>
     <w:p>
@@ -12767,7 +12767,7 @@
         <w:rPr>
           <w:lang w:val="pt_PT" w:bidi="pt_PT"/>
         </w:rPr>
-        <w:t xml:space="preserve"> No mesmo dia em que mataram seus filhos para os ídolos, entraram em meu santuário para profaná-lo. Foi isso que fizeram dentro do meu templo.</w:t>
+        <w:t xml:space="preserve"> No mesmo dia em que mataram seus filhos para os ídolos, entraram no meu santuário e o profanaram. Foi isso que fizeram.</w:t>
       </w:r>
     </w:p>
     <w:p>
@@ -12788,7 +12788,7 @@
         <w:rPr>
           <w:lang w:val="pt_PT" w:bidi="pt_PT"/>
         </w:rPr>
-        <w:t xml:space="preserve"> Elas mandaram buscar homens que vinham de longe. Quando eles chegaram, vocês se lavaram, pintaram os olhos e se adornaram com joias.</w:t>
+        <w:t xml:space="preserve"> "Elas mandaram buscar homens que vinham de longe. Quando eles chegaram, vocês se lavaram, pintaram os olhos e se adornaram com joias.</w:t>
       </w:r>
     </w:p>
     <w:p>
@@ -12830,7 +12830,7 @@
         <w:rPr>
           <w:lang w:val="pt_PT" w:bidi="pt_PT"/>
         </w:rPr>
-        <w:t xml:space="preserve"> Em volta se ouvia o barulho de uma multidão barulhenta. Junto com eles vieram homens do deserto. Eles colocaram braceletes nos braços delas e belas coroas sobre a cabeça delas.</w:t>
+        <w:t xml:space="preserve"> "Havia o som de uma multidão em festa. Junto com eles vieram homens do deserto. Eles colocaram pulseiras nos braços delas e belas coroas sobre a cabeças delas.</w:t>
       </w:r>
     </w:p>
     <w:p>
@@ -12851,7 +12851,7 @@
         <w:rPr>
           <w:lang w:val="pt_PT" w:bidi="pt_PT"/>
         </w:rPr>
-        <w:t xml:space="preserve"> Então eu disse a respeito da mulher desgastada pelo adultério: 'Continuam a procurá-la como prostituta, porque é isso que ela se tornou'.</w:t>
+        <w:t xml:space="preserve"> Então pensei sobre aquela mulher envelhecida pela prostituição: ‘Será que eles ainda procuram essa mulher? Ela ainda é uma prostituta’.</w:t>
       </w:r>
     </w:p>
     <w:p>
@@ -12893,7 +12893,7 @@
         <w:rPr>
           <w:lang w:val="pt_PT" w:bidi="pt_PT"/>
         </w:rPr>
-        <w:t xml:space="preserve"> Mas homens justos darão sentença contra elas como se faz com as mulheres adúlteras e as violentas, porque são culpadas de adultério e suas mãos estão cheias de sangue.</w:t>
+        <w:t xml:space="preserve"> Mas homens que fazem justiça julgarão essas mulheres como adúlteras e assassinas, porque elas cometeram adultério e suas mãos estão cheias de sangue.</w:t>
       </w:r>
     </w:p>
     <w:p>
@@ -12914,7 +12914,7 @@
         <w:rPr>
           <w:lang w:val="pt_PT" w:bidi="pt_PT"/>
         </w:rPr>
-        <w:t xml:space="preserve"> Pois o SENHOR Deus diz o seguinte: Farei vir uma multidão contra elas, para espalhar terror e levar seus bens.</w:t>
+        <w:t xml:space="preserve"> "Pois o SENHOR Deus diz o seguinte: Farei vir uma multidão contra elas, para espalhar terror e levar seus bens.</w:t>
       </w:r>
     </w:p>
     <w:p>
@@ -12956,7 +12956,7 @@
         <w:rPr>
           <w:lang w:val="pt_PT" w:bidi="pt_PT"/>
         </w:rPr>
-        <w:t xml:space="preserve"> Assim acabarei com a depravação nesta terra, para que todas as mulheres recebam aviso e não sigam esse mesmo caminho.</w:t>
+        <w:t xml:space="preserve"> "Assim acabarei com essa imoralidade na terra, e todas as mulheres aprenderão com isso para não seguirem o mesmo caminho.</w:t>
       </w:r>
     </w:p>
     <w:p>
@@ -12977,7 +12977,7 @@
         <w:rPr>
           <w:lang w:val="pt_PT" w:bidi="pt_PT"/>
         </w:rPr>
-        <w:t xml:space="preserve"> Vocês sofrerão a consequência da sua prostituição e dos pecados de idolatria. Então saberão que eu sou o SENHOR Deus".</w:t>
+        <w:t xml:space="preserve"> Vocês sofrerão a consequência da sua prostituição e dos pecados de idolatria. Então saberão que eu sou o SENHOR Deus”.</w:t>
       </w:r>
     </w:p>
     <w:p>
@@ -13098,7 +13098,7 @@
         <w:rPr>
           <w:lang w:val="pt_PT" w:bidi="pt_PT"/>
         </w:rPr>
-        <w:t xml:space="preserve"> Para isso, escolha o que há de melhor no rebanho, coloque lenha debaixo da panela, deixe a água ferver e cozinhe nela os pedaços com os ossos.</w:t>
+        <w:t xml:space="preserve"> Para isso, escolha o melhor do rebanho, coloque lenha debaixo da panela, deixe a água ferver e cozinhe os pedaços junto com os ossos.</w:t>
       </w:r>
     </w:p>
     <w:p>
@@ -13119,7 +13119,7 @@
         <w:rPr>
           <w:lang w:val="pt_PT" w:bidi="pt_PT"/>
         </w:rPr>
-        <w:t xml:space="preserve"> Por isso, assim diz o SENHOR Deus: Ai da cidade marcada por sangue, a panela tomada pela ferrugem, ferrugem que não saiu dela! Tire de dentro os pedaços, um a um, sem fazer separação entre eles.</w:t>
+        <w:t xml:space="preserve"> "Por isso, assim diz o SENHOR Deus: Ai da cidade cheia de sangue, a panela enferrujada cuja ferrugem não foi removida! Tire dela os pedaços, um por um, sem escolher nem separar.</w:t>
       </w:r>
     </w:p>
     <w:p>
@@ -13161,7 +13161,7 @@
         <w:rPr>
           <w:lang w:val="pt_PT" w:bidi="pt_PT"/>
         </w:rPr>
-        <w:t xml:space="preserve"> Deixei esse sangue à vista, sobre a pedra, para que não fosse escondido e para trazer à tona a minha ira e a minha vingança.</w:t>
+        <w:t xml:space="preserve"> Deixei esse sangue sobre a pedra, sem cobri-lo, para que permanecesse visível e despertasse minha indignação para o julgamento.</w:t>
       </w:r>
     </w:p>
     <w:p>
@@ -13182,7 +13182,7 @@
         <w:rPr>
           <w:lang w:val="pt_PT" w:bidi="pt_PT"/>
         </w:rPr>
-        <w:t xml:space="preserve"> Por isso, o SENHOR Deus assim diz: Que desgraça espera a cidade marcada por sangue! Eu mesmo deixarei a pilha de lenha mais alta.</w:t>
+        <w:t xml:space="preserve"> "Por isso, assim diz o SENHOR Deus: Ai da cidade cheia de sangue! Eu mesmo aumentarei a pilha de lenha.</w:t>
       </w:r>
     </w:p>
     <w:p>
@@ -13224,7 +13224,7 @@
         <w:rPr>
           <w:lang w:val="pt_PT" w:bidi="pt_PT"/>
         </w:rPr>
-        <w:t xml:space="preserve"> Depois coloque a panela vazia sobre as brasas. O bronze se aquecerá, a impureza nela derreterá e a ferrugem desaparecerá.</w:t>
+        <w:t xml:space="preserve"> Depois coloque a panela vazia sobre as brasas, até que o metal fique quente, a sujeira derreta e a ferrugem desapareça.</w:t>
       </w:r>
     </w:p>
     <w:p>
@@ -13245,7 +13245,7 @@
         <w:rPr>
           <w:lang w:val="pt_PT" w:bidi="pt_PT"/>
         </w:rPr>
-        <w:t xml:space="preserve"> Todo esse esforço é inútil. A ferrugem continua nela, e nem o fogo consegue eliminá-la.</w:t>
+        <w:t xml:space="preserve"> Mas ela continua manchada; nem mesmo o fogo forte consegue remover sua ferrugem.</w:t>
       </w:r>
     </w:p>
     <w:p>
@@ -13266,7 +13266,7 @@
         <w:rPr>
           <w:lang w:val="pt_PT" w:bidi="pt_PT"/>
         </w:rPr>
-        <w:t xml:space="preserve"> Sua impureza veio de sua devassidão. Tentei torná-la limpa, mas ela não quis abandonar sua impureza. Por isso, continuará impura até que minha indignação se complete contra ela.</w:t>
+        <w:t xml:space="preserve"> Sua impureza veio de sua vida de pecado. Tentei purificá-la, mas ela não quis abandonar sua sujeira. Por isso, continuará impura até que minha ira termine contra ela.</w:t>
       </w:r>
     </w:p>
     <w:p>
@@ -13287,7 +13287,7 @@
         <w:rPr>
           <w:lang w:val="pt_PT" w:bidi="pt_PT"/>
         </w:rPr>
-        <w:t xml:space="preserve"> Fui eu, o SENHOR, quem falou. Farei o que eu disse. Não vou desistir, nem mostrar compaixão, nem voltar atrás. Ela será julgada de acordo com sua conduta e suas práticas. Essa é a palavra do SENHOR Deus".</w:t>
+        <w:t xml:space="preserve"> "Fui eu, o SENHOR, quem falou. Farei o que eu disse. Não vou desistir, nem mostrar compaixão, nem voltar atrás. Ela será julgada de acordo com sua conduta e suas práticas. Essa é a palavra do SENHOR Deus”.</w:t>
       </w:r>
     </w:p>
     <w:p>
@@ -13350,7 +13350,7 @@
         <w:rPr>
           <w:lang w:val="pt_PT" w:bidi="pt_PT"/>
         </w:rPr>
-        <w:t xml:space="preserve"> Suspire em silêncio. Não lamente pelos mortos. Prenda o turbante na cabeça, coloque suas sandálias, não cubra a parte de baixo do rosto e não coma a comida que lhe é oferecida como consolo".</w:t>
+        <w:t xml:space="preserve"> Suspire em silêncio. Não faça lamento pelos mortos. Coloque seu turbante, calce suas sandálias, não cubra o rosto e não coma o pão trazido por outros como consolo”.</w:t>
       </w:r>
     </w:p>
     <w:p>
@@ -13392,7 +13392,7 @@
         <w:rPr>
           <w:lang w:val="pt_PT" w:bidi="pt_PT"/>
         </w:rPr>
-        <w:t xml:space="preserve"> Então o povo me perguntou: "Você não vai nos explicar o sentido do que está fazendo?".</w:t>
+        <w:t xml:space="preserve"> Então o povo me perguntou: “Você não vai nos explicar o sentido do que está fazendo?”.</w:t>
       </w:r>
     </w:p>
     <w:p>
@@ -13413,7 +13413,7 @@
         <w:rPr>
           <w:lang w:val="pt_PT" w:bidi="pt_PT"/>
         </w:rPr>
-        <w:t xml:space="preserve"> Eu respondi: "A palavra do SENHOR veio a mim:</w:t>
+        <w:t xml:space="preserve"> Eu respondi: “A palavra do SENHOR veio a mim:</w:t>
       </w:r>
     </w:p>
     <w:p>
@@ -13434,7 +13434,7 @@
         <w:rPr>
           <w:lang w:val="pt_PT" w:bidi="pt_PT"/>
         </w:rPr>
-        <w:t xml:space="preserve"> Diga ao povo de Israel: O SENHOR Deus assim diz: 'Estou prestes a profanar o meu santuário, o orgulho da força de vocês, aquilo que encanta seus olhos e o que vocês mais amam. Seus filhos e suas filhas, deixados para trás, morrerão pela espada.</w:t>
+        <w:t xml:space="preserve"> Diga ao povo de Israel: Assim diz o SENHOR Deus: ‘Estou prestes a profanar o meu santuário, que é o orgulho de vocês, a alegria dos seus olhos e o desejo do coração de vocês. Seus filhos e suas filhas que ficaram para trás morrerão pela espada.</w:t>
       </w:r>
     </w:p>
     <w:p>
@@ -13476,7 +13476,7 @@
         <w:rPr>
           <w:lang w:val="pt_PT" w:bidi="pt_PT"/>
         </w:rPr>
-        <w:t xml:space="preserve"> Continuarão a usar turbantes e sandálias. Não chorarão nem lamentarão, mas definharão por causa de suas culpas e gemerão uns diante dos outros.</w:t>
+        <w:t xml:space="preserve"> Vocês continuarão com os turbantes e as sandálias. Não chorarão nem lamentarão; vocês se consumirão por causa dos seus pecados e gemerão uns diante dos outros.</w:t>
       </w:r>
     </w:p>
     <w:p>
@@ -13497,7 +13497,7 @@
         <w:rPr>
           <w:lang w:val="pt_PT" w:bidi="pt_PT"/>
         </w:rPr>
-        <w:t xml:space="preserve"> Ezequiel será um sinal para vocês. Vocês farão tudo o que ele fez. Quando isso acontecer, vocês reconhecerão que eu sou o SENHOR Deus'".</w:t>
+        <w:t xml:space="preserve"> Ezequiel será um sinal para vocês. Vocês farão tudo o que ele fez. Quando isso acontecer, vocês reconhecerão que eu sou o SENHOR Deus’.</w:t>
       </w:r>
     </w:p>
     <w:p>
@@ -13518,7 +13518,7 @@
         <w:rPr>
           <w:lang w:val="pt_PT" w:bidi="pt_PT"/>
         </w:rPr>
-        <w:t xml:space="preserve"> E você, filho do homem, no dia em que eu tirar deles sua fortaleza, sua alegria, seu orgulho, aquilo que encanta seus olhos, e também seus filhos e filhas,</w:t>
+        <w:t xml:space="preserve"> "E você, filho do homem, no dia em que eu tirar deles sua fortaleza, sua alegria, seu orgulho, aquilo que encanta seus olhos, e também seus filhos e filhas,</w:t>
       </w:r>
     </w:p>
     <w:p>
@@ -13560,7 +13560,7 @@
         <w:rPr>
           <w:lang w:val="pt_PT" w:bidi="pt_PT"/>
         </w:rPr>
-        <w:t xml:space="preserve"> Nesse dia, sua boca se abrirá. Você falará com esse homem e não ficará mais em silêncio. Assim você servirá de sinal para eles, e eles reconhecerão que eu sou o SENHOR".</w:t>
+        <w:t xml:space="preserve"> Naquele dia, sua boca será aberta para falar com ele. Você deixará de ficar em silêncio e será um sinal para o povo. Então eles saberão que eu sou o SENHOR”.</w:t>
       </w:r>
     </w:p>
     <w:p>
@@ -13660,7 +13660,7 @@
         <w:rPr>
           <w:lang w:val="pt_PT" w:bidi="pt_PT"/>
         </w:rPr>
-        <w:t xml:space="preserve"> Por isso, eu os entregarei aos povos do leste. Eles farão acampamento em seu território e armarão tendas no meio de vocês. Comerão os frutos de sua terra e beberão o leite de seus rebanhos.</w:t>
+        <w:t xml:space="preserve"> Por isso, entregarei vocês aos povos do oriente. Eles acamparão na sua terra e montarão suas tendas no meio de vocês. Comerão os frutos da sua terra e beberão o leite dos seus rebanhos.</w:t>
       </w:r>
     </w:p>
     <w:p>
@@ -13681,7 +13681,7 @@
         <w:rPr>
           <w:lang w:val="pt_PT" w:bidi="pt_PT"/>
         </w:rPr>
-        <w:t xml:space="preserve"> Transformarei Rabá em abrigo para camelos, e a terra dos amonitas, em pasto para rebanhos. Então vocês entenderão que eu sou o SENHOR.</w:t>
+        <w:t xml:space="preserve"> Transformarei Rabá em lugar onde os camelos descansarão, e a terra dos amonitas será pasto para rebanhos. Então vocês saberão que eu sou o SENHOR.</w:t>
       </w:r>
     </w:p>
     <w:p>
@@ -13723,7 +13723,7 @@
         <w:rPr>
           <w:lang w:val="pt_PT" w:bidi="pt_PT"/>
         </w:rPr>
-        <w:t xml:space="preserve"> estenderei minha mão contra vocês e os entregarei às nações como despojo. Eu os eliminarei do meio dos povos e farei desaparecer sua nação. Eu os destruirei, e então vocês saberão que eu sou o SENHOR.</w:t>
+        <w:t xml:space="preserve"> estenderei minha mão contra vocês e os entregarei às nações como despojo. Eu os tirarei do meio dos povos e farei com que deixem de ser uma nação. Vou destruí-los, e vocês saberão que eu sou o SENHOR.</w:t>
       </w:r>
     </w:p>
     <w:p>
@@ -13744,7 +13744,7 @@
         <w:rPr>
           <w:lang w:val="pt_PT" w:bidi="pt_PT"/>
         </w:rPr>
-        <w:t xml:space="preserve"> O SENHOR Deus diz o seguinte: Porque Moabe e Seir disseram: 'Judá se tornou igual às outras nações',</w:t>
+        <w:t xml:space="preserve"> "O SENHOR Deus diz o seguinte: Porque Moabe e Seir disseram: ‘Judá se tornou igual às outras nações’,</w:t>
       </w:r>
     </w:p>
     <w:p>
@@ -13765,7 +13765,7 @@
         <w:rPr>
           <w:lang w:val="pt_PT" w:bidi="pt_PT"/>
         </w:rPr>
-        <w:t xml:space="preserve"> abrirei uma brecha nas fronteiras de Moabe, começando pelas cidades que marcam seus limites, o orgulho daquela terra: Bete-Jesimote, Baal-Meom e Quiriataim.</w:t>
+        <w:t xml:space="preserve"> abrirei o lado de Moabe, começando pelas cidades da fronteira, que são o orgulho daquela terra: Bete-Jesimote, Baal-Meom e Quiriataim.</w:t>
       </w:r>
     </w:p>
     <w:p>
@@ -13786,7 +13786,7 @@
         <w:rPr>
           <w:lang w:val="pt_PT" w:bidi="pt_PT"/>
         </w:rPr>
-        <w:t xml:space="preserve"> Entregarei Moabe, junto com Amom, aos povos do leste, para que os amonitas deixem de ser lembrados entre as nações.</w:t>
+        <w:t xml:space="preserve"> Entregarei Moabe e Amom aos povos do oriente, para que Amom deixe de existir entre as nações.</w:t>
       </w:r>
     </w:p>
     <w:p>
@@ -13828,7 +13828,7 @@
         <w:rPr>
           <w:lang w:val="pt_PT" w:bidi="pt_PT"/>
         </w:rPr>
-        <w:t xml:space="preserve"> Assim diz o SENHOR Deus: Porque Edom se vingou do povo de Judá e se tornou muito culpado ao agir assim,</w:t>
+        <w:t xml:space="preserve"> "Assim diz o SENHOR Deus: Porque Edom se vingou do povo de Judá e se tornou muito culpado ao agir assim,</w:t>
       </w:r>
     </w:p>
     <w:p>
@@ -13870,7 +13870,7 @@
         <w:rPr>
           <w:lang w:val="pt_PT" w:bidi="pt_PT"/>
         </w:rPr>
-        <w:t xml:space="preserve"> Cumprirei minha vingança contra Edom por meio de Israel, meu povo. Israel tratará Edom segundo a minha ira e segundo a minha fúria. Assim Edom conhecerá a minha vingança. Essa é a palavra do SENHOR Deus.</w:t>
+        <w:t xml:space="preserve"> Trarei meu julgamento contra Edom por meio de Israel, meu povo. Eles agirão contra Edom conforme minha ira e meu furor. Assim Edom conhecerá o meu juízo. Essa é a palavra do SENHOR Deus.</w:t>
       </w:r>
     </w:p>
     <w:p>
@@ -13891,7 +13891,7 @@
         <w:rPr>
           <w:lang w:val="pt_PT" w:bidi="pt_PT"/>
         </w:rPr>
-        <w:t xml:space="preserve"> O SENHOR Deus assim diz: Porque os filisteus agiram com vingança e, movidos por antiga hostilidade, procuraram destruir Judá,</w:t>
+        <w:t xml:space="preserve"> "O SENHOR Deus assim diz: Porque os filisteus agiram com vingança e, movidos por antiga hostilidade, procuraram destruir Judá,</w:t>
       </w:r>
     </w:p>
     <w:p>
@@ -13912,7 +13912,7 @@
         <w:rPr>
           <w:lang w:val="pt_PT" w:bidi="pt_PT"/>
         </w:rPr>
-        <w:t xml:space="preserve"> assim diz o SENHOR Deus: Estenderei a minha mão contra eles. Acabarei com os queretitas e destruirei os moradores que restarem no litoral.</w:t>
+        <w:t xml:space="preserve"> assim diz o SENHOR Deus: Estenderei minha mão contra eles. Destruirei os queretitas e acabarei com os que restarem no litoral.</w:t>
       </w:r>
     </w:p>
     <w:p>
@@ -13933,7 +13933,7 @@
         <w:rPr>
           <w:lang w:val="pt_PT" w:bidi="pt_PT"/>
         </w:rPr>
-        <w:t xml:space="preserve"> Farei cair sobre eles grande castigo e vingança furiosa. Quando eu me vingar deles, saberão que eu sou o SENHOR".</w:t>
+        <w:t xml:space="preserve"> Trarei contra eles grande castigo e mostrarei meu juízo contra eles. Quando eu os julgar, saberão que eu sou o SENHOR”.</w:t>
       </w:r>
     </w:p>
     <w:p>
@@ -13991,7 +13991,7 @@
         <w:rPr>
           <w:lang w:val="pt_PT" w:bidi="pt_PT"/>
         </w:rPr>
-        <w:t xml:space="preserve"> "Filho do homem, Tiro disse sobre Jerusalém: 'Finalmente! A porta dos povos caiu. Agora que ela virou ruína, eu ficarei cheia de riquezas'.</w:t>
+        <w:t xml:space="preserve"> "Filho do homem, Tiro falou contra Jerusalém: ‘Ah! A porta das nações foi destruída. Agora que ela está em ruínas, vou prosperar e me enriquecer’.</w:t>
       </w:r>
     </w:p>
     <w:p>
@@ -14033,7 +14033,7 @@
         <w:rPr>
           <w:lang w:val="pt_PT" w:bidi="pt_PT"/>
         </w:rPr>
-        <w:t xml:space="preserve"> Elas farão cair as muralhas de Tiro e suas torres. Limparei até o pó da cidade e deixarei apenas a pedra descoberta.</w:t>
+        <w:t xml:space="preserve"> Elas derrubarão seus muros e destruirão suas torres. Tirarei seus escombros até deixar somente a rocha exposta.</w:t>
       </w:r>
     </w:p>
     <w:p>
@@ -14054,7 +14054,7 @@
         <w:rPr>
           <w:lang w:val="pt_PT" w:bidi="pt_PT"/>
         </w:rPr>
-        <w:t xml:space="preserve"> No meio do mar ela servirá de lugar para secar redes de pesca, porque eu falei. Essa é a palavra do SENHOR Deus. Ela será entregue como presa às nações.</w:t>
+        <w:t xml:space="preserve"> Ela ficará no meio do mar como um lugar onde os pescadores espalham suas redes, porque eu falei. Essa é a palavra do SENHOR Deus. Ela será tomada como despojo pelas nações.</w:t>
       </w:r>
     </w:p>
     <w:p>
@@ -14096,7 +14096,7 @@
         <w:rPr>
           <w:lang w:val="pt_PT" w:bidi="pt_PT"/>
         </w:rPr>
-        <w:t xml:space="preserve"> Porque o SENHOR Deus diz o seguinte: Trarei do norte Nabucodonosor, rei da Babilônia, que é o rei de reis, com cavalos, carros de guerra, cavaleiros e um enorme exército.</w:t>
+        <w:t xml:space="preserve"> "Porque o SENHOR Deus diz o seguinte: Trarei do norte Nabucodonosor, rei da Babilônia, que é o rei de reis, com cavalos, carros de guerra, cavaleiros e um enorme exército.</w:t>
       </w:r>
     </w:p>
     <w:p>
@@ -14138,7 +14138,7 @@
         <w:rPr>
           <w:lang w:val="pt_PT" w:bidi="pt_PT"/>
         </w:rPr>
-        <w:t xml:space="preserve"> Golpeará seus muros com aríetes e derrubará suas torres com machados de guerra.</w:t>
+        <w:t xml:space="preserve"> Ele atingirá seus muros com armas de cerco e derrubará suas torres com marretas.</w:t>
       </w:r>
     </w:p>
     <w:p>
@@ -14159,7 +14159,7 @@
         <w:rPr>
           <w:lang w:val="pt_PT" w:bidi="pt_PT"/>
         </w:rPr>
-        <w:t xml:space="preserve"> Serão tantos os cavalos dele que a poeira cobrirá você. O barulho dos cavalos, das carroças e dos carros fará seus muros tremerem quando ele passar pelas portas, como se entra numa cidade de muralhas derrubadas.</w:t>
+        <w:t xml:space="preserve"> Seus cavalos serão tantos que a poeira cobrirá você. O barulho dos cavalos, dos carros e das rodas fará seus muros tremerem quando ele entrar pelas suas portas como quem entra numa cidade conquistada.</w:t>
       </w:r>
     </w:p>
     <w:p>
@@ -14201,7 +14201,7 @@
         <w:rPr>
           <w:lang w:val="pt_PT" w:bidi="pt_PT"/>
         </w:rPr>
-        <w:t xml:space="preserve"> Eles tomarão suas riquezas, roubarão suas mercadorias, destruirão seus muros e arrasarão suas belas casas. Suas pedras, sua madeira e seu entulho serão lançados no mar.</w:t>
+        <w:t xml:space="preserve"> Tomarão suas riquezas, levarão suas mercadorias, derrubarão seus muros e destruirão suas casas preciosas. Suas pedras, sua madeira e seus restos serão lançados no mar.</w:t>
       </w:r>
     </w:p>
     <w:p>
@@ -14264,7 +14264,7 @@
         <w:rPr>
           <w:lang w:val="pt_PT" w:bidi="pt_PT"/>
         </w:rPr>
-        <w:t xml:space="preserve"> O SENHOR Deus declara a Tiro: As regiões do litoral não tremerão ao som da sua queda, com o grito dos feridos e com a matança em seu meio?</w:t>
+        <w:t xml:space="preserve"> "O SENHOR Deus declara a Tiro: As regiões do litoral não tremerão ao som da sua queda, com o grito dos feridos e com a matança em seu meio?</w:t>
       </w:r>
     </w:p>
     <w:p>
@@ -14285,7 +14285,7 @@
         <w:rPr>
           <w:lang w:val="pt_PT" w:bidi="pt_PT"/>
         </w:rPr>
-        <w:t xml:space="preserve"> Então todos os príncipes das regiões costeiras descerão de seus tronos. Tirarão os mantos e as roupas bordadas. Eles se vestirão de medo, se sentarão no chão e tremerão sem parar, cheios de espanto por sua causa.</w:t>
+        <w:t xml:space="preserve"> Então todos os príncipes das regiões costeiras descerão de seus tronos. Tirarão seus mantos e suas roupas bordadas, e se vestirão de tristeza. Sentarão no chão, tremendo e cheios de medo por causa de você.</w:t>
       </w:r>
     </w:p>
     <w:p>
@@ -14306,7 +14306,7 @@
         <w:rPr>
           <w:lang w:val="pt_PT" w:bidi="pt_PT"/>
         </w:rPr>
-        <w:t xml:space="preserve"> Eles entoarão um lamento: 'Como você foi destruída, cidade tão famosa, habitante dos mares, você e seu povo, que eram fortes nas águas e espalhavam terror sobre todos os moradores do litoral!</w:t>
+        <w:t xml:space="preserve"> Eles cantarão este lamento: ‘Como você foi destruída, cidade famosa, que dominava os mares! Você e seu povo eram poderosos no mar e causavam medo a todos os moradores do litoral!</w:t>
       </w:r>
     </w:p>
     <w:p>
@@ -14327,7 +14327,7 @@
         <w:rPr>
           <w:lang w:val="pt_PT" w:bidi="pt_PT"/>
         </w:rPr>
-        <w:t xml:space="preserve"> Agora as terras do mar estremecem no dia da sua queda; as ilhas ficam apavoradas por causa da sua destruição'.</w:t>
+        <w:t xml:space="preserve"> Agora as terras do mar estremecem no dia da sua queda; as ilhas ficam apavoradas por causa da sua destruição’.</w:t>
       </w:r>
     </w:p>
     <w:p>
@@ -14348,7 +14348,7 @@
         <w:rPr>
           <w:lang w:val="pt_PT" w:bidi="pt_PT"/>
         </w:rPr>
-        <w:t xml:space="preserve"> Porque o SENHOR Deus declara: Quando eu a transformar numa cidade vazia, como as cidades sem habitantes, e fizer o abismo subir sobre você,</w:t>
+        <w:t xml:space="preserve"> "Porque assim diz o SENHOR Deus: Quando eu transformar você numa cidade abandonada, como lugares que nunca mais serão habitados, e fizer o mar profundo cobrir você,</w:t>
       </w:r>
     </w:p>
     <w:p>
@@ -14390,7 +14390,7 @@
         <w:rPr>
           <w:lang w:val="pt_PT" w:bidi="pt_PT"/>
         </w:rPr>
-        <w:t xml:space="preserve"> Você se tornará um horror e deixará de existir. As pessoas procurarão por você, mas nunca mais a encontrarão. Essa é a palavra do SENHOR Deus".</w:t>
+        <w:t xml:space="preserve"> Você será destruída e causará espanto. Procurarão por você, mas nunca mais será encontrada. Essa é a palavra do SENHOR Deus”.</w:t>
       </w:r>
     </w:p>
     <w:p>
@@ -14469,7 +14469,7 @@
         <w:rPr>
           <w:lang w:val="pt_PT" w:bidi="pt_PT"/>
         </w:rPr>
-        <w:t xml:space="preserve"> Diga a ela, que está na entrada dos mares e faz comércio com muitos povos costeiros: O SENHOR Deus assim diz: Tiro, você dizia a si mesma: 'Eu sou a beleza sem defeito'.</w:t>
+        <w:t xml:space="preserve"> "Diga a ela, que está na entrada dos mares e faz comércio com muitos povos costeiros: O SENHOR Deus assim diz: Tiro, você dizia a si mesma: ‘Eu sou a beleza sem defeito’.</w:t>
       </w:r>
     </w:p>
     <w:p>
@@ -14616,7 +14616,7 @@
         <w:rPr>
           <w:lang w:val="pt_PT" w:bidi="pt_PT"/>
         </w:rPr>
-        <w:t xml:space="preserve"> Guerreiros da Pérsia, da Lídia e de Pute estavam no seu exército; escudos e capacetes deles pendurados nos muros aumentavam seu esplendor.</w:t>
+        <w:t xml:space="preserve"> "Guerreiros da Pérsia, da Lídia e de Pute estavam no seu exército; escudos e capacetes deles pendurados nos muros aumentavam seu esplendor.</w:t>
       </w:r>
     </w:p>
     <w:p>
@@ -14658,7 +14658,7 @@
         <w:rPr>
           <w:lang w:val="pt_PT" w:bidi="pt_PT"/>
         </w:rPr>
-        <w:t xml:space="preserve"> Társis trazia mercadorias em troca de prata, ferro, estanho e chumbo.</w:t>
+        <w:t xml:space="preserve"> "Társis trazia mercadorias em troca de prata, ferro, estanho e chumbo.</w:t>
       </w:r>
     </w:p>
     <w:p>
@@ -14679,7 +14679,7 @@
         <w:rPr>
           <w:lang w:val="pt_PT" w:bidi="pt_PT"/>
         </w:rPr>
-        <w:t xml:space="preserve"> Javã, Tubal e Meseque faziam trocas com você; ofereciam escravos e objetos de bronze.</w:t>
+        <w:t xml:space="preserve"> "Javã, Tubal e Meseque faziam trocas com você; ofereciam escravos e objetos de bronze.</w:t>
       </w:r>
     </w:p>
     <w:p>
@@ -14700,7 +14700,7 @@
         <w:rPr>
           <w:lang w:val="pt_PT" w:bidi="pt_PT"/>
         </w:rPr>
-        <w:t xml:space="preserve"> Da casa de Togarma vinham cavalos de montaria, carros de guerra e mulas.</w:t>
+        <w:t xml:space="preserve"> "Da casa de Togarma vinham cavalos de montaria, carros de guerra e mulas.</w:t>
       </w:r>
     </w:p>
     <w:p>
@@ -14721,7 +14721,7 @@
         <w:rPr>
           <w:lang w:val="pt_PT" w:bidi="pt_PT"/>
         </w:rPr>
-        <w:t xml:space="preserve"> Povos de Dedã eram seus parceiros comerciais; muitas regiões costeiras pagavam com marfim e madeira escura preciosa.</w:t>
+        <w:t xml:space="preserve"> "Povos de Dedã eram seus parceiros comerciais; muitas regiões costeiras pagavam com marfim e madeira escura preciosa.</w:t>
       </w:r>
     </w:p>
     <w:p>
@@ -14742,7 +14742,7 @@
         <w:rPr>
           <w:lang w:val="pt_PT" w:bidi="pt_PT"/>
         </w:rPr>
-        <w:t xml:space="preserve"> A Síria negociava com você; trazia pedras verdes, púrpura, bordados, linho fino, corais e gemas.</w:t>
+        <w:t xml:space="preserve"> "A Síria negociava com você por causa da grande variedade dos seus produtos. Trazia turquesas, púrpura, bordados, linho fino, corais e pedras preciosas.</w:t>
       </w:r>
     </w:p>
     <w:p>
@@ -14763,7 +14763,7 @@
         <w:rPr>
           <w:lang w:val="pt_PT" w:bidi="pt_PT"/>
         </w:rPr>
-        <w:t xml:space="preserve"> Judá e Israel trocavam com você; entregavam trigo de excelente qualidade, doces, mel, azeite e bálsamo.</w:t>
+        <w:t xml:space="preserve"> "Judá e Israel negociavam com você. Trocavam trigo de excelente qualidade, produtos finos, mel, azeite e bálsamo.</w:t>
       </w:r>
     </w:p>
     <w:p>
@@ -14784,7 +14784,7 @@
         <w:rPr>
           <w:lang w:val="pt_PT" w:bidi="pt_PT"/>
         </w:rPr>
-        <w:t xml:space="preserve"> Damasco negociava por causa da grande variedade dos seus bens; pagava com vinho de Helbom e lã de Zaar.</w:t>
+        <w:t xml:space="preserve"> "Damasco negociava por causa da grande variedade dos seus bens; pagava com vinho de Helbom e lã de Zaar.</w:t>
       </w:r>
     </w:p>
     <w:p>
@@ -14805,7 +14805,7 @@
         <w:rPr>
           <w:lang w:val="pt_PT" w:bidi="pt_PT"/>
         </w:rPr>
-        <w:t xml:space="preserve"> Dã e Javã de Uzal também participavam; traziam ferro trabalhado, especiarias aromáticas e cálamo.</w:t>
+        <w:t xml:space="preserve"> "Dã e Javã de Uzal também participavam; traziam ferro trabalhado, especiarias aromáticas e cálamo.</w:t>
       </w:r>
     </w:p>
     <w:p>
@@ -14826,7 +14826,7 @@
         <w:rPr>
           <w:lang w:val="pt_PT" w:bidi="pt_PT"/>
         </w:rPr>
-        <w:t xml:space="preserve"> Dedã oferecia mantas próprias para selas.</w:t>
+        <w:t xml:space="preserve"> "Dedã oferecia mantas próprias para selas.</w:t>
       </w:r>
     </w:p>
     <w:p>
@@ -14847,7 +14847,7 @@
         <w:rPr>
           <w:lang w:val="pt_PT" w:bidi="pt_PT"/>
         </w:rPr>
-        <w:t xml:space="preserve"> A Arábia e os príncipes de Quedar eram seus compradores; traziam cordeiros, carneiros e bodes.</w:t>
+        <w:t xml:space="preserve"> "A Arábia e todos os líderes de Quedar eram seus parceiros comerciais; traziam cordeiros, carneiros e bodes.</w:t>
       </w:r>
     </w:p>
     <w:p>
@@ -14868,7 +14868,7 @@
         <w:rPr>
           <w:lang w:val="pt_PT" w:bidi="pt_PT"/>
         </w:rPr>
-        <w:t xml:space="preserve"> Comerciantes de Sabá e Raamá traziam especiarias finas, pedras preciosas e ouro.</w:t>
+        <w:t xml:space="preserve"> "Comerciantes de Sabá e Raamá traziam especiarias finas, pedras preciosas e ouro.</w:t>
       </w:r>
     </w:p>
     <w:p>
@@ -14889,7 +14889,7 @@
         <w:rPr>
           <w:lang w:val="pt_PT" w:bidi="pt_PT"/>
         </w:rPr>
-        <w:t xml:space="preserve"> Harã, Cane, Éden, mercadores de Sabá, Assíria e Quilmade também negociavam com você.</w:t>
+        <w:t xml:space="preserve"> "Harã, Cane, Éden, mercadores de Sabá, Assíria e Quilmade também negociavam com você.</w:t>
       </w:r>
     </w:p>
     <w:p>
@@ -14910,7 +14910,7 @@
         <w:rPr>
           <w:lang w:val="pt_PT" w:bidi="pt_PT"/>
         </w:rPr>
-        <w:t xml:space="preserve"> Eles ofereciam roupas luxuosas, tecidos de púrpura, peças bordadas e tapetes coloridos com cordas firmes e trançadas.</w:t>
+        <w:t xml:space="preserve"> Eles ofereciam roupas luxuosas, mantos de púrpura, peças bordadas e tecidos coloridos, cuidadosamente amarrados e organizados para o comércio.</w:t>
       </w:r>
     </w:p>
     <w:p>
@@ -14931,7 +14931,7 @@
         <w:rPr>
           <w:lang w:val="pt_PT" w:bidi="pt_PT"/>
         </w:rPr>
-        <w:t xml:space="preserve"> Os navios de Társis levavam suas riquezas; você se enchia de carga pesada no meio do mar.</w:t>
+        <w:t xml:space="preserve"> "Os navios de Társis levavam suas riquezas; você se enchia de carga pesada no meio do mar.</w:t>
       </w:r>
     </w:p>
     <w:p>
@@ -15078,7 +15078,7 @@
         <w:rPr>
           <w:lang w:val="pt_PT" w:bidi="pt_PT"/>
         </w:rPr>
-        <w:t xml:space="preserve"> No lamento que entoam sobre você, dirão: 'Quem era como Tiro, agora em silêncio no mar?</w:t>
+        <w:t xml:space="preserve"> No lamento que entoam sobre você, dirão: ‘Quem era como Tiro, agora em silêncio no mar?</w:t>
       </w:r>
     </w:p>
     <w:p>
@@ -15162,7 +15162,7 @@
         <w:rPr>
           <w:lang w:val="pt_PT" w:bidi="pt_PT"/>
         </w:rPr>
-        <w:t xml:space="preserve"> Comerciantes entre as nações gritam assustados; sua destruição causou terror, e você desaparecerá das nações'".</w:t>
+        <w:t xml:space="preserve"> Os comerciantes entre as nações ficam horrorizados por sua causa. Seu fim trouxe espanto, e você desaparecerá para sempre’”.</w:t>
       </w:r>
     </w:p>
     <w:p>
@@ -15220,7 +15220,7 @@
         <w:rPr>
           <w:lang w:val="pt_PT" w:bidi="pt_PT"/>
         </w:rPr>
-        <w:t xml:space="preserve"> "Filho do homem, fale ao governante de Tiro: O SENHOR Deus assim declara: Seu coração se encheu de orgulho, e você afirma: 'Eu sou um deus; estou sentado no trono de um deus, no meio dos mares'. Mas você não é deus, mas apenas homem, ainda que imagine ter entendimento como o de Deus.</w:t>
+        <w:t xml:space="preserve"> "Filho do homem, fale ao governante de Tiro: Assim diz o SENHOR Deus: Seu coração se encheu de orgulho, e você diz: ‘Eu sou um deus; estou sentado no lugar dos deuses, no meio dos mares’. Mas você é apenas homem, não é Deus, embora pense que tem sabedoria divina.</w:t>
       </w:r>
     </w:p>
     <w:p>
@@ -15241,7 +15241,7 @@
         <w:rPr>
           <w:lang w:val="pt_PT" w:bidi="pt_PT"/>
         </w:rPr>
-        <w:t xml:space="preserve"> Você se considera mais sábio do que Daniel? Pensa que nenhum mistério lhe escapa?</w:t>
+        <w:t xml:space="preserve"> Você pensa ser mais sábio do que Daniel? Acha que nenhum segredo está escondido de você?</w:t>
       </w:r>
     </w:p>
     <w:p>
@@ -15304,7 +15304,7 @@
         <w:rPr>
           <w:lang w:val="pt_PT" w:bidi="pt_PT"/>
         </w:rPr>
-        <w:t xml:space="preserve"> Por isso, assim fala o SENHOR Deus: Já que você se vê como sábio semelhante a Deus,</w:t>
+        <w:t xml:space="preserve"> "Por isso, assim fala o SENHOR Deus: Já que você se vê como sábio semelhante a Deus,</w:t>
       </w:r>
     </w:p>
     <w:p>
@@ -15346,7 +15346,7 @@
         <w:rPr>
           <w:lang w:val="pt_PT" w:bidi="pt_PT"/>
         </w:rPr>
-        <w:t xml:space="preserve"> Você descerá à cova, morto violentamente no meio dos mares.</w:t>
+        <w:t xml:space="preserve"> Eles o farão descer à cova, e você morrerá no meio dos mares como alguém derrotado.</w:t>
       </w:r>
     </w:p>
     <w:p>
@@ -15367,7 +15367,7 @@
         <w:rPr>
           <w:lang w:val="pt_PT" w:bidi="pt_PT"/>
         </w:rPr>
-        <w:t xml:space="preserve"> Você ainda dirá: 'Eu sou um deus' diante de quem o matar? Diante deles, ficará claro: você não passa de um homem; não é um deus.</w:t>
+        <w:t xml:space="preserve"> Você ainda dirá: ‘Eu sou um deus’ diante de quem o matar? Diante deles, ficará claro: você não passa de um homem; não é um deus.</w:t>
       </w:r>
     </w:p>
     <w:p>
@@ -15388,7 +15388,7 @@
         <w:rPr>
           <w:lang w:val="pt_PT" w:bidi="pt_PT"/>
         </w:rPr>
-        <w:t xml:space="preserve"> Você terá morte vergonhosa nas mãos de estrangeiros, como alguém comum, sem honra. Fui eu, o SENHOR Deus, quem falou".</w:t>
+        <w:t xml:space="preserve"> Você terá morte vergonhosa nas mãos de estrangeiros, como alguém comum, sem honra. Fui eu, o SENHOR Deus, quem falou”.</w:t>
       </w:r>
     </w:p>
     <w:p>
@@ -15451,7 +15451,7 @@
         <w:rPr>
           <w:lang w:val="pt_PT" w:bidi="pt_PT"/>
         </w:rPr>
-        <w:t xml:space="preserve"> Você esteve no Éden, no jardim de Deus; era adornado com toda espécie de pedras preciosas: sárdio, topázio, diamante, berilo, ônix, jaspe, safira, carbúnculo e esmeralda. Seus encaixes eram de ouro puro, preparados no dia da sua criação.</w:t>
+        <w:t xml:space="preserve"> Você estava no Éden, no jardim de Deus. Estava coberto de pedras preciosas: sárdio, topázio, diamante, berilo, ônix, jaspe, safira, carbúnculo e esmeralda. Seus enfeites e adornos eram de ouro; tudo foi preparado no dia em que você foi criado.</w:t>
       </w:r>
     </w:p>
     <w:p>
@@ -15472,7 +15472,7 @@
         <w:rPr>
           <w:lang w:val="pt_PT" w:bidi="pt_PT"/>
         </w:rPr>
-        <w:t xml:space="preserve"> Eu o coloquei como querubim ungido que protege; você tinha posição no monte santo de Deus e caminhava entre pedras brilhantes.</w:t>
+        <w:t xml:space="preserve"> Eu coloquei você como um querubim protetor. Você estava no monte santo de Deus e caminhava entre pedras brilhantes.</w:t>
       </w:r>
     </w:p>
     <w:p>
@@ -15514,7 +15514,7 @@
         <w:rPr>
           <w:lang w:val="pt_PT" w:bidi="pt_PT"/>
         </w:rPr>
-        <w:t xml:space="preserve"> Pelo excesso do seu comércio, você se encheu de violência e pecado. Por isso eu o expulsei, humilhado, do monte de Deus; e o removi do meio das pedras resplandecentes.</w:t>
+        <w:t xml:space="preserve"> Por causa da grandeza do seu comércio, você se encheu de violência e pecado. Então eu o expulsei do monte de Deus e o afastei de entre as pedras brilhantes.</w:t>
       </w:r>
     </w:p>
     <w:p>
@@ -15556,7 +15556,7 @@
         <w:rPr>
           <w:lang w:val="pt_PT" w:bidi="pt_PT"/>
         </w:rPr>
-        <w:t xml:space="preserve"> Por causa da sua grande injustiça e comércio corrupto, você profanou seus próprios espaços sagrados. Por isso um fogo que fiz sair de seu meio o consumiu; e eu o reduzi a cinzas diante de todos os que o observavam.</w:t>
+        <w:t xml:space="preserve"> Por causa das suas muitas maldades e do seu comércio injusto, você profanou seus santuários. Por isso, fiz sair fogo do seu próprio interior, e ele consumiu você. Eu o reduzi a cinzas diante de todos os que o viam.</w:t>
       </w:r>
     </w:p>
     <w:p>
@@ -15577,7 +15577,7 @@
         <w:rPr>
           <w:lang w:val="pt_PT" w:bidi="pt_PT"/>
         </w:rPr>
-        <w:t xml:space="preserve"> Todos os que o conheciam entre as nações ficaram chocados; seu fim foi terrível, e você deixará de existir entre as nações".</w:t>
+        <w:t xml:space="preserve"> Todos os que o conheciam entre as nações ficaram chocados; seu fim foi terrível, e você deixará de existir entre as nações”.</w:t>
       </w:r>
     </w:p>
     <w:p>
@@ -15682,7 +15682,7 @@
         <w:rPr>
           <w:lang w:val="pt_PT" w:bidi="pt_PT"/>
         </w:rPr>
-        <w:t xml:space="preserve"> Israel não será mais ferido pelos vizinhos que o tratavam como espinhos agressivos e dolorosos. Eles saberão que eu sou o SENHOR Deus.</w:t>
+        <w:t xml:space="preserve"> O povo de Israel não será mais ferido pelos povos vizinhos, como por espinhos dolorosos e pontas afiadas. Então saberão que eu sou o SENHOR Deus.</w:t>
       </w:r>
     </w:p>
     <w:p>
@@ -15703,7 +15703,7 @@
         <w:rPr>
           <w:lang w:val="pt_PT" w:bidi="pt_PT"/>
         </w:rPr>
-        <w:t xml:space="preserve"> O SENHOR Deus assim declara: Quando eu reunir Israel de entre as nações onde foi espalhado e mostrar minha santidade no meio deles diante dos povos, eles habitarão na terra que dei a Jacó, meu servo.</w:t>
+        <w:t xml:space="preserve"> "Assim diz o SENHOR Deus: Quando eu reunir Israel dos povos entre os quais foi espalhado e mostrar minha santidade diante das nações, eles viverão na terra que dei ao meu servo Jacó.</w:t>
       </w:r>
     </w:p>
     <w:p>
@@ -15724,7 +15724,7 @@
         <w:rPr>
           <w:lang w:val="pt_PT" w:bidi="pt_PT"/>
         </w:rPr>
-        <w:t xml:space="preserve"> Ali viverão em segurança, construirão casas e plantarão vinhas. Quando eu julgar as nações que os humilharam, eles habitarão em segurança em sua terra; então saberão que eu sou o SENHOR, seu Deus".</w:t>
+        <w:t xml:space="preserve"> Ali viverão em segurança, construirão casas e plantarão vinhas. Quando eu julgar as nações que os humilharam, eles habitarão em segurança em sua terra; então saberão que eu sou o SENHOR, seu Deus”.</w:t>
       </w:r>
     </w:p>
     <w:p>
@@ -15803,7 +15803,7 @@
         <w:rPr>
           <w:lang w:val="pt_PT" w:bidi="pt_PT"/>
         </w:rPr>
-        <w:t xml:space="preserve"> Diga-lhe: O SENHOR Deus assim declara: Estou contra você, faraó, rei do Egito, grande criatura monstruosa deitada entre os canais do Nilo, que afirma: 'O Nilo é meu; eu o criei para mim'.</w:t>
+        <w:t xml:space="preserve"> Diga a ele: Assim diz o SENHOR Deus: Estou contra você, faraó, rei do Egito, grande monstro deitado no meio dos seus rios, que diz: ‘O Nilo é meu; eu o fiz para mim’.</w:t>
       </w:r>
     </w:p>
     <w:p>
@@ -15824,7 +15824,7 @@
         <w:rPr>
           <w:lang w:val="pt_PT" w:bidi="pt_PT"/>
         </w:rPr>
-        <w:t xml:space="preserve"> Colocarei ganchos em suas mandíbulas e o arrastarei para fora dos rios, com os peixes presos às suas escamas.</w:t>
+        <w:t xml:space="preserve"> Colocarei ganchos em suas mandíbulas e farei com que os peixes dos seus rios grudem em suas escamas; arrancarei você do meio dos seus rios, junto com todos os peixes que se prendem a você.</w:t>
       </w:r>
     </w:p>
     <w:p>
@@ -15845,7 +15845,7 @@
         <w:rPr>
           <w:lang w:val="pt_PT" w:bidi="pt_PT"/>
         </w:rPr>
-        <w:t xml:space="preserve"> Eu o jogarei no deserto, junto com todos os peixes dos seus rios. Você ficará caído em campo aberto, e não será recolhido nem sepultado; será dado como alimento às feras e às aves.</w:t>
+        <w:t xml:space="preserve"> Eu o deixarei no deserto, junto com todos os peixes dos seus rios. Você cairá em campo aberto e não será recolhido nem sepultado. Servirá de alimento para os animais da terra e para as aves do céu.</w:t>
       </w:r>
     </w:p>
     <w:p>
@@ -15866,7 +15866,7 @@
         <w:rPr>
           <w:lang w:val="pt_PT" w:bidi="pt_PT"/>
         </w:rPr>
-        <w:t xml:space="preserve"> Então todo o Egito saberá que eu sou o SENHOR. Você tem sido como um bastão frágil para a casa de Israel.</w:t>
+        <w:t xml:space="preserve"> Então todo o Egito saberá que eu sou o SENHOR. Você foi como uma vara quebrada para o povo de Israel.</w:t>
       </w:r>
     </w:p>
     <w:p>
@@ -15887,7 +15887,7 @@
         <w:rPr>
           <w:lang w:val="pt_PT" w:bidi="pt_PT"/>
         </w:rPr>
-        <w:t xml:space="preserve"> Quando os israelitas o seguraram, você se partiu e feriu o ombro deles; quando se apoiaram, você quebrou e fez as costas deles se dobrarem de dor.</w:t>
+        <w:t xml:space="preserve"> Quando eles seguraram você, você se quebrou e feriu os ombros deles. Quando se apoiaram em você, você quebrou e fez todos perderem o equilíbrio.</w:t>
       </w:r>
     </w:p>
     <w:p>
@@ -15908,7 +15908,7 @@
         <w:rPr>
           <w:lang w:val="pt_PT" w:bidi="pt_PT"/>
         </w:rPr>
-        <w:t xml:space="preserve"> Por isso, o SENHOR Deus assim diz: Trarei a espada contra você; eliminarei pessoas e animais.</w:t>
+        <w:t xml:space="preserve"> "Por isso, o SENHOR Deus assim diz: Trarei a espada contra você; eliminarei pessoas e animais.</w:t>
       </w:r>
     </w:p>
     <w:p>
@@ -15929,7 +15929,7 @@
         <w:rPr>
           <w:lang w:val="pt_PT" w:bidi="pt_PT"/>
         </w:rPr>
-        <w:t xml:space="preserve"> O Egito se tornará um deserto vazio, e os egípcios saberão que eu sou o SENHOR. Porque você disse: 'O Nilo é meu; eu o criei',</w:t>
+        <w:t xml:space="preserve"> O Egito se tornará um deserto vazio, e os egípcios saberão que eu sou o SENHOR. Porque você disse: ‘O Nilo é meu; eu o criei’,</w:t>
       </w:r>
     </w:p>
     <w:p>
@@ -15950,7 +15950,7 @@
         <w:rPr>
           <w:lang w:val="pt_PT" w:bidi="pt_PT"/>
         </w:rPr>
-        <w:t xml:space="preserve"> estou contra você e seus rios. Transformarei o Egito em ruína total, de Migdol a Sevene, até os limites com a Etiópia.</w:t>
+        <w:t xml:space="preserve"> Por isso estou contra você e contra seus rios. Farei o Egito uma terra totalmente destruída, desde Migdol até Sevene, chegando até a fronteira da Etiópia.</w:t>
       </w:r>
     </w:p>
     <w:p>
@@ -15992,7 +15992,7 @@
         <w:rPr>
           <w:lang w:val="pt_PT" w:bidi="pt_PT"/>
         </w:rPr>
-        <w:t xml:space="preserve"> Farei do Egito uma terra devastada entre outras terras devastadas; suas cidades ficarão em ruínas entre cidades arruinadas durante quarenta anos. Espalharei os egípcios entre as nações e os dispersarei entre os povos.</w:t>
+        <w:t xml:space="preserve"> Farei do Egito uma terra desolada entre outras terras desoladas. Suas cidades ficarão em ruínas por quarenta anos. Espalharei os egípcios entre as nações e os espalharei por outras terras.</w:t>
       </w:r>
     </w:p>
     <w:p>
@@ -16013,7 +16013,7 @@
         <w:rPr>
           <w:lang w:val="pt_PT" w:bidi="pt_PT"/>
         </w:rPr>
-        <w:t xml:space="preserve"> Mas o SENHOR Deus assim diz: Ao fim dos quarenta anos, reunirei os egípcios dentre os povos por onde estavam dispersos.</w:t>
+        <w:t xml:space="preserve"> "Mas o SENHOR Deus assim diz: Ao fim dos quarenta anos, reunirei os egípcios dentre os povos por onde estavam dispersos.</w:t>
       </w:r>
     </w:p>
     <w:p>
@@ -16034,7 +16034,7 @@
         <w:rPr>
           <w:lang w:val="pt_PT" w:bidi="pt_PT"/>
         </w:rPr>
-        <w:t xml:space="preserve"> Trarei de volta os cativos do Egito e os colocarei em Patros, sua terra de origem. Lá formarão um reino pequeno e frágil.</w:t>
+        <w:t xml:space="preserve"> Trarei de volta os egípcios que foram levados cativos e os colocarei na terra de Patros, sua antiga região. Ali formarão um reino pequeno.</w:t>
       </w:r>
     </w:p>
     <w:p>
@@ -16076,7 +16076,7 @@
         <w:rPr>
           <w:lang w:val="pt_PT" w:bidi="pt_PT"/>
         </w:rPr>
-        <w:t xml:space="preserve"> Israel não confiará mais no Egito como apoio; isso lembrará o pecado de Israel por ter buscado ajuda no Egito. Então saberão que eu sou o SENHOR Deus".</w:t>
+        <w:t xml:space="preserve"> Israel não confiará mais no Egito como apoio; isso lembrará o pecado de Israel por ter buscado ajuda no Egito. Então saberão que eu sou o SENHOR Deus”.</w:t>
       </w:r>
     </w:p>
     <w:p>
@@ -16118,7 +16118,7 @@
         <w:rPr>
           <w:lang w:val="pt_PT" w:bidi="pt_PT"/>
         </w:rPr>
-        <w:t xml:space="preserve"> "Filho do homem, o rei Nabucodonosor da Babilônia fez seu exército trabalhar duramente contra Tiro. Seus soldados trabalharam até o extremo, ficando exaustos e feridos, sem recompensa pela campanha.</w:t>
+        <w:t xml:space="preserve"> "Filho do homem, Nabucodonosor, rei da Babilônia, fez seu exército trabalhar muito contra Tiro. Todo soldado ficou com a cabeça raspada e os ombros feridos, mas não recebeu recompensa por seu trabalho contra Tiro.</w:t>
       </w:r>
     </w:p>
     <w:p>
@@ -16181,7 +16181,7 @@
         <w:rPr>
           <w:lang w:val="pt_PT" w:bidi="pt_PT"/>
         </w:rPr>
-        <w:t xml:space="preserve"> Naquele tempo farei crescer a força do povo de Israel e darei permissão a você, Ezequiel, para falar livremente. Então saberão que eu sou o SENHOR".</w:t>
+        <w:t xml:space="preserve"> "Naquele dia farei crescer a força de Israel e abrirei a sua boca, Ezequiel, no meio deles. Então saberão que eu sou o SENHOR”.</w:t>
       </w:r>
     </w:p>
     <w:p>
@@ -16239,7 +16239,7 @@
         <w:rPr>
           <w:lang w:val="pt_PT" w:bidi="pt_PT"/>
         </w:rPr>
-        <w:t xml:space="preserve"> "Filho do homem, anuncie esta profecia: Assim fala o SENHOR Deus: Gritem e lamentem: 'Que dia terrível!'.</w:t>
+        <w:t xml:space="preserve"> "Filho do homem, anuncie esta profecia: Assim fala o SENHOR Deus: Gritem e lamentem: ‘Que dia terrível!’.</w:t>
       </w:r>
     </w:p>
     <w:p>
@@ -16260,7 +16260,7 @@
         <w:rPr>
           <w:lang w:val="pt_PT" w:bidi="pt_PT"/>
         </w:rPr>
-        <w:t xml:space="preserve"> Porque o dia está chegando; sim, o dia do SENHOR está perto. Será um dia escuro, um tempo para as nações.</w:t>
+        <w:t xml:space="preserve"> Lamentem, pois o dia está próximo. É o dia do SENHOR, dia de nuvens escuras, dia de castigo para as nações.</w:t>
       </w:r>
     </w:p>
     <w:p>
@@ -16302,7 +16302,7 @@
         <w:rPr>
           <w:lang w:val="pt_PT" w:bidi="pt_PT"/>
         </w:rPr>
-        <w:t xml:space="preserve"> A Etiópia, Pute, Lude, toda a Arábia, Cube e os povos aliados cairão pela espada com o Egito.</w:t>
+        <w:t xml:space="preserve"> "A Etiópia, Pute, Lude, toda a Arábia, Cube e os povos aliados cairão pela espada com o Egito.</w:t>
       </w:r>
     </w:p>
     <w:p>
@@ -16323,7 +16323,7 @@
         <w:rPr>
           <w:lang w:val="pt_PT" w:bidi="pt_PT"/>
         </w:rPr>
-        <w:t xml:space="preserve"> Assim diz o SENHOR: Aqueles que dão apoio ao Egito também cairão, e o poder de que ele tanto se orgulha desaparecerá. De Migdol a Sevene, todos morrerão pela espada, declara o SENHOR Deus.</w:t>
+        <w:t xml:space="preserve"> "Assim diz o SENHOR: Aqueles que dão apoio ao Egito também cairão, e o poder de que ele tanto se orgulha desaparecerá. De Migdol a Sevene, todos morrerão pela espada, declara o SENHOR Deus.</w:t>
       </w:r>
     </w:p>
     <w:p>
@@ -16365,7 +16365,7 @@
         <w:rPr>
           <w:lang w:val="pt_PT" w:bidi="pt_PT"/>
         </w:rPr>
-        <w:t xml:space="preserve"> Então saberão que eu sou o SENHOR, quando eu pôr fogo no Egito e destruir todos os que o defendem.</w:t>
+        <w:t xml:space="preserve"> Então saberão que eu sou o SENHOR, quando eu puser fogo no Egito e destruir todos os que o defendem.</w:t>
       </w:r>
     </w:p>
     <w:p>
@@ -16386,7 +16386,7 @@
         <w:rPr>
           <w:lang w:val="pt_PT" w:bidi="pt_PT"/>
         </w:rPr>
-        <w:t xml:space="preserve"> Naquele dia, enviarei mensageiros em navios para assustar os etíopes, que hoje vivem sem preocupação. O medo tomará conta deles no dia da queda do Egito, porque isso acontecerá em breve.</w:t>
+        <w:t xml:space="preserve"> "Naquele dia, enviarei mensageiros em navios para levar medo à Etiópia, que agora vive tranquila. Eles ficarão apavorados no dia da queda do Egito, pois isso certamente acontecerá.</w:t>
       </w:r>
     </w:p>
     <w:p>
@@ -16407,7 +16407,7 @@
         <w:rPr>
           <w:lang w:val="pt_PT" w:bidi="pt_PT"/>
         </w:rPr>
-        <w:t xml:space="preserve"> O SENHOR Deus diz o seguinte: Vou acabar com a grande multidão do Egito por meio de Nabucodonosor, rei da Babilônia.</w:t>
+        <w:t xml:space="preserve"> "Assim diz o SENHOR Deus: Farei desaparecer a grande multidão do Egito por meio de Nabucodonosor, rei da Babilônia.</w:t>
       </w:r>
     </w:p>
     <w:p>
@@ -16449,7 +16449,7 @@
         <w:rPr>
           <w:lang w:val="pt_PT" w:bidi="pt_PT"/>
         </w:rPr>
-        <w:t xml:space="preserve"> Farei secar os canais do Nilo e entregarei a terra a homens perversos. Usarei estrangeiros para arruinar a terra e tudo o que existe nela. Fui eu, o SENHOR, quem falou.</w:t>
+        <w:t xml:space="preserve"> Secarei os canais do Nilo e entregarei essa terra nas mãos de homens cruéis. Usarei estrangeiros para arruinar a terra e tudo o que existe nela. Fui eu, o SENHOR, quem falou.</w:t>
       </w:r>
     </w:p>
     <w:p>
@@ -16470,7 +16470,7 @@
         <w:rPr>
           <w:lang w:val="pt_PT" w:bidi="pt_PT"/>
         </w:rPr>
-        <w:t xml:space="preserve"> Assim declara o SENHOR Deus: Destruirei os ídolos e acabarei com as imagens de Mênfis. Não haverá mais governante egípcio, e espalharei o medo por toda a terra.</w:t>
+        <w:t xml:space="preserve"> "Assim declara o SENHOR Deus: Destruirei os ídolos e acabarei com as imagens de Mênfis. Não haverá mais rei governando o Egito, e espalharei o medo por toda a terra.</w:t>
       </w:r>
     </w:p>
     <w:p>
@@ -16533,7 +16533,7 @@
         <w:rPr>
           <w:lang w:val="pt_PT" w:bidi="pt_PT"/>
         </w:rPr>
-        <w:t xml:space="preserve"> Colocarei fogo no Egito. A fortaleza de Pelúsio sofrerá intensamente, Tebas será rompida, e Mênfis enfrentará inimigos em pleno dia.</w:t>
+        <w:t xml:space="preserve"> Colocarei fogo no Egito. Pelúsio sofrerá grandes dores, Tebas será destruída, e Mênfis será tomada durante o dia.</w:t>
       </w:r>
     </w:p>
     <w:p>
@@ -16575,7 +16575,7 @@
         <w:rPr>
           <w:lang w:val="pt_PT" w:bidi="pt_PT"/>
         </w:rPr>
-        <w:t xml:space="preserve"> Em Tafnes, o dia ficará escuro quando eu quebrar o poder do Egito. Ali terminará sua força arrogante. Nuvens cobrirão a cidade, e suas filhas serão levadas como prisioneiras.</w:t>
+        <w:t xml:space="preserve"> Em Tafnes, o dia ficará escuro quando eu quebrar o orgulho e a força do Egito. Ali terminará sua força arrogante. Nuvens cobrirão a cidade, e suas filhas serão levadas como prisioneiras.</w:t>
       </w:r>
     </w:p>
     <w:p>
@@ -16596,7 +16596,7 @@
         <w:rPr>
           <w:lang w:val="pt_PT" w:bidi="pt_PT"/>
         </w:rPr>
-        <w:t xml:space="preserve"> Desse modo executarei juízo contra o Egito, e eles reconhecerão que eu sou o SENHOR".</w:t>
+        <w:t xml:space="preserve"> Desse modo executarei juízo contra o Egito, e eles reconhecerão que eu sou o SENHOR”.</w:t>
       </w:r>
     </w:p>
     <w:p>
@@ -16659,7 +16659,7 @@
         <w:rPr>
           <w:lang w:val="pt_PT" w:bidi="pt_PT"/>
         </w:rPr>
-        <w:t xml:space="preserve"> Por isso, assim declara o SENHOR Deus: Estou contra o faraó, rei do Egito. Quebrarei os braços dele, tanto o que ainda está forte quanto o que já está quebrado, e farei a espada cair de sua mão.</w:t>
+        <w:t xml:space="preserve"> Por isso, assim declara o SENHOR Deus: Estou contra o faraó, rei do Egito. Quebrarei os braços dele: tanto o que ainda está forte como o que já está ferido, e farei a espada cair de sua mão.</w:t>
       </w:r>
     </w:p>
     <w:p>
@@ -16701,7 +16701,7 @@
         <w:rPr>
           <w:lang w:val="pt_PT" w:bidi="pt_PT"/>
         </w:rPr>
-        <w:t xml:space="preserve"> Darei força aos braços do rei da Babilônia e colocarei minha espada na mão dele. Mas quebrarei os braços do faraó, e ele gemerá diante do rei da Babilônia como alguém ferido de morte.</w:t>
+        <w:t xml:space="preserve"> Darei força aos braços do rei da Babilônia e colocarei minha espada na mão dele. Mas quebrarei os braços do faraó, e ele gemerá diante do rei da Babilônia como um homem gravemente ferido.</w:t>
       </w:r>
     </w:p>
     <w:p>
@@ -16722,7 +16722,7 @@
         <w:rPr>
           <w:lang w:val="pt_PT" w:bidi="pt_PT"/>
         </w:rPr>
-        <w:t xml:space="preserve"> Tornarei fortes os braços do rei da Babilônia, mas os braços do faraó ficarão sem força. Quando eu colocar minha espada na mão do rei da Babilônia, e ele a levantar contra o Egito, eles saberão que eu sou o SENHOR.</w:t>
+        <w:t xml:space="preserve"> Tornarei fortes os braços do rei da Babilônia, mas os braços do faraó ficarão sem força. Quando eu colocar minha espada na mão do rei da Babilônia, e ele a usar contra o Egito, eles saberão que eu sou o SENHOR.</w:t>
       </w:r>
     </w:p>
     <w:p>
@@ -16743,7 +16743,7 @@
         <w:rPr>
           <w:lang w:val="pt_PT" w:bidi="pt_PT"/>
         </w:rPr>
-        <w:t xml:space="preserve"> Espalharei os egípcios entre os povos e os dispersarei entre as nações. Então eles reconhecerão que eu sou o SENHOR".</w:t>
+        <w:t xml:space="preserve"> Espalharei os egípcios entre os povos e os enviarei para muitas terras. Então eles reconhecerão que eu sou o SENHOR”.</w:t>
       </w:r>
     </w:p>
     <w:p>
@@ -16822,7 +16822,7 @@
         <w:rPr>
           <w:lang w:val="pt_PT" w:bidi="pt_PT"/>
         </w:rPr>
-        <w:t xml:space="preserve"> Veja a Assíria: ela era como um cedro no Líbano, de ramos vistosos e copa ampla que dava sombra; era muito alta, e seu topo subia acima das folhagens espessas.</w:t>
+        <w:t xml:space="preserve"> Veja a Assíria: ela era como um cedro do Líbano, com belos ramos e uma copa grande que fazia sombra; era muito alta, e seu topo subia acima das folhagens espessas.</w:t>
       </w:r>
     </w:p>
     <w:p>
@@ -16843,7 +16843,7 @@
         <w:rPr>
           <w:lang w:val="pt_PT" w:bidi="pt_PT"/>
         </w:rPr>
-        <w:t xml:space="preserve"> As águas fizeram esse cedro crescer; as fontes profundas o tornaram alto. Riachos corriam ao redor de sua base, e canais saíam dali para regar as árvores do campo.</w:t>
+        <w:t xml:space="preserve"> As águas profundas fizeram esse cedro crescer e ficar alto; as fontes profundas o tornaram alto. Riachos corriam ao redor de sua base, e canais saíam dali para regar as árvores do campo.</w:t>
       </w:r>
     </w:p>
     <w:p>
@@ -16885,7 +16885,7 @@
         <w:rPr>
           <w:lang w:val="pt_PT" w:bidi="pt_PT"/>
         </w:rPr>
-        <w:t xml:space="preserve"> Os pássaros do céu faziam ninhos em seus ramos; os animais do campo criavam seus filhotes debaixo de seus galhos; e povos numerosos viviam à sua sombra.</w:t>
+        <w:t xml:space="preserve"> Os pássaros do céu faziam ninhos em seus ramos; os animais do campo criavam seus filhotes debaixo de seus galhos; e muitas nações viviam protegidas pela sua sombra.</w:t>
       </w:r>
     </w:p>
     <w:p>
@@ -16969,7 +16969,7 @@
         <w:rPr>
           <w:lang w:val="pt_PT" w:bidi="pt_PT"/>
         </w:rPr>
-        <w:t xml:space="preserve"> Por isso, assim declara o SENHOR Deus: Porque ele cresceu demais, levantou sua copa acima das folhagens espessas e se encheu de orgulho por causa de sua altura,</w:t>
+        <w:t xml:space="preserve"> "Por isso, assim declara o SENHOR Deus: Porque ele cresceu demais, levantou sua copa acima das folhagens espessas e se encheu de orgulho por causa de sua altura,</w:t>
       </w:r>
     </w:p>
     <w:p>
@@ -16990,7 +16990,7 @@
         <w:rPr>
           <w:lang w:val="pt_PT" w:bidi="pt_PT"/>
         </w:rPr>
-        <w:t xml:space="preserve"> eu o entreguei nas mãos de um governante das nações, para que o tratasse conforme a sua maldade. Eu o expulsei.</w:t>
+        <w:t xml:space="preserve"> eu o entregarei ao poder de uma nação estrangeira, que o tratará conforme sua maldade. Eu o rejeitei.</w:t>
       </w:r>
     </w:p>
     <w:p>
@@ -17011,7 +17011,7 @@
         <w:rPr>
           <w:lang w:val="pt_PT" w:bidi="pt_PT"/>
         </w:rPr>
-        <w:t xml:space="preserve"> Estrangeiros violentos, os mais cruéis entre as nações, o derrubaram e o abandonaram. Seus galhos caíram sobre montanhas e vales; seus ramos ficaram espalhados por todos os ribeiros da terra. Os povos que viviam à sua sombra foram embora e o deixaram.</w:t>
+        <w:t xml:space="preserve"> Estrangeiros violentos, os mais cruéis entre as nações, o derrubaram e o abandonaram. Seus galhos caíram sobre os montes e pelos vales; seus ramos ficaram espalhados pelos rios da terra. Os povos que viviam à sua sombra foram embora e o deixaram.</w:t>
       </w:r>
     </w:p>
     <w:p>
@@ -17053,7 +17053,7 @@
         <w:rPr>
           <w:lang w:val="pt_PT" w:bidi="pt_PT"/>
         </w:rPr>
-        <w:t xml:space="preserve"> Isso aconteceu para que nenhuma árvore junto às águas se exalte por sua altura, nem levante sua copa acima das folhagens espessas. Nenhuma árvore bem regada deve pensar que permanecerá tão elevada, pois todas estão destinadas à morte. Todas descerão às profundezas da terra, para ficar entre os seres humanos que descem à sepultura.</w:t>
+        <w:t xml:space="preserve"> Isso aconteceu para que nenhuma árvore junto às águas se exalte por sua altura, nem levante sua copa acima das folhagens espessas. Nenhuma árvore que recebe muita água deve pensar que continuará elevada, pois todas estão destinadas à morte. Todas descerão às profundezas da terra, para ficar entre os seres humanos que descem à sepultura.</w:t>
       </w:r>
     </w:p>
     <w:p>
@@ -17074,7 +17074,7 @@
         <w:rPr>
           <w:lang w:val="pt_PT" w:bidi="pt_PT"/>
         </w:rPr>
-        <w:t xml:space="preserve"> O SENHOR Deus diz o seguinte: No dia em que ele desceu ao mundo dos mortos, fiz o abismo lamentar por ele. Fechei as fontes profundas e interrompi seus rios; as muitas águas pararam de correr. Por causa dele, cobri o Líbano de tristeza, e todas as árvores do campo perderam o vigor.</w:t>
+        <w:t xml:space="preserve"> "O SENHOR Deus diz o seguinte: No dia em que ele desceu ao mundo dos mortos, fiz o abismo lamentar por ele. Fechei as fontes das águas profundas e fiz os rios pararem de correr. Por causa dele, cobri o Líbano de tristeza, e todas as árvores do campo perderam o vigor.</w:t>
       </w:r>
     </w:p>
     <w:p>
@@ -17095,7 +17095,7 @@
         <w:rPr>
           <w:lang w:val="pt_PT" w:bidi="pt_PT"/>
         </w:rPr>
-        <w:t xml:space="preserve"> Fiz as nações estremecerem com o estrondo de sua queda, quando o fiz descer ao mundo dos mortos junto com os que vão para a cova. Então as árvores do Éden, as melhores e mais belas do Líbano, todas as que eram bem regadas, encontraram consolo nas profundezas da terra.</w:t>
+        <w:t xml:space="preserve"> Fiz as nações estremecerem com o estrondo de sua queda, quando o fiz descer ao mundo dos mortos junto com os que vão para a cova. Então as árvores do Éden, as melhores e mais belas do Líbano, todas as que eram bem regadas, encontraram conforto no mundo dos mortos, nas profundezas da terra.</w:t>
       </w:r>
     </w:p>
     <w:p>
@@ -17116,7 +17116,7 @@
         <w:rPr>
           <w:lang w:val="pt_PT" w:bidi="pt_PT"/>
         </w:rPr>
-        <w:t xml:space="preserve"> Aqueles que eram seu braço também desceram com ele ao mundo daqueles que foram mortos pela espada. Eram povos que tinham vivido debaixo de sua sombra entre as nações.</w:t>
+        <w:t xml:space="preserve"> Aqueles que eram sua força entre as nações também desceram com ele ao mundo dos mortos, junto com os que foram mortos pela espada. Eram povos que tinham vivido debaixo da sua sombra no meio das nações.</w:t>
       </w:r>
     </w:p>
     <w:p>
@@ -17137,7 +17137,7 @@
         <w:rPr>
           <w:lang w:val="pt_PT" w:bidi="pt_PT"/>
         </w:rPr>
-        <w:t xml:space="preserve"> Então, faraó, com qual árvore do Éden você se parece em glória e grandeza? Mesmo assim, você também será levado para as profundezas da terra, junto com as árvores do Éden. Ficará entre os incircuncisos, ao lado dos que morreram pela espada. Esse é o destino do faraó e de toda a sua multidão, declara o SENHOR Deus".</w:t>
+        <w:t xml:space="preserve"> "Então, faraó, com qual árvore do Éden você se parece em glória e grandeza? Mesmo assim, você também será levado para as profundezas da terra, junto com as árvores do Éden. Ficará entre os incircuncisos, ao lado dos que morreram pela espada. Esse é o destino do faraó e de toda a sua multidão, declara o SENHOR Deus”.</w:t>
       </w:r>
     </w:p>
     <w:p>
@@ -17195,7 +17195,7 @@
         <w:rPr>
           <w:lang w:val="pt_PT" w:bidi="pt_PT"/>
         </w:rPr>
-        <w:t xml:space="preserve"> "Filho do homem, entoe um cântico de lamento sobre o faraó, rei do Egito: Você era visto como um leão entre os povos, mas não passa de um crocodilo nas águas. Você se agitava em seus rios, batia as patas na água e deixava os riachos barrentos.</w:t>
+        <w:t xml:space="preserve"> "Filho do homem, entoe um cântico de lamento sobre o faraó, rei do Egito: Você era visto como um leão entre as nações, mas é como um crocodilo nas águas. Você se agitava em seus rios, revolvia a água com as patas e deixava os riachos barrentos.</w:t>
       </w:r>
     </w:p>
     <w:p>
@@ -17216,7 +17216,7 @@
         <w:rPr>
           <w:lang w:val="pt_PT" w:bidi="pt_PT"/>
         </w:rPr>
-        <w:t xml:space="preserve"> O SENHOR Deus assim declara: Chamarei muitos povos contra você e lançarei minha rede sobre você. Eles o puxarão para fora.</w:t>
+        <w:t xml:space="preserve"> "O SENHOR Deus assim declara: Chamarei muitos povos contra você e lançarei minha rede sobre você. Eles o puxarão para fora.</w:t>
       </w:r>
     </w:p>
     <w:p>
@@ -17279,7 +17279,7 @@
         <w:rPr>
           <w:lang w:val="pt_PT" w:bidi="pt_PT"/>
         </w:rPr>
-        <w:t xml:space="preserve"> Sua terra ficará encharcada com seu sangue, até as montanhas serão cobertas, e os ribeiros ficarão cheios do seu sangue.</w:t>
+        <w:t xml:space="preserve"> Encharcarei a terra com o sangue que sair de você, até os montes, e os ribeiros ficarão cheios dele.</w:t>
       </w:r>
     </w:p>
     <w:p>
@@ -17342,7 +17342,7 @@
         <w:rPr>
           <w:lang w:val="pt_PT" w:bidi="pt_PT"/>
         </w:rPr>
-        <w:t xml:space="preserve"> Deixarei muitos povos aflitos quando eu levar sua destruição a nações distantes, a terras que você nunca conheceu.</w:t>
+        <w:t xml:space="preserve"> Deixarei muitos povos aflitos quando eu levar a notícia da sua destruição às nações, a terras que você nunca conheceu.</w:t>
       </w:r>
     </w:p>
     <w:p>
@@ -17384,7 +17384,7 @@
         <w:rPr>
           <w:lang w:val="pt_PT" w:bidi="pt_PT"/>
         </w:rPr>
-        <w:t xml:space="preserve"> Porque o SENHOR Deus diz o seguinte: A espada do rei da Babilônia virá contra você.</w:t>
+        <w:t xml:space="preserve"> "Porque o SENHOR Deus diz o seguinte: A espada do rei da Babilônia virá contra você.</w:t>
       </w:r>
     </w:p>
     <w:p>
@@ -17489,7 +17489,7 @@
         <w:rPr>
           <w:lang w:val="pt_PT" w:bidi="pt_PT"/>
         </w:rPr>
-        <w:t xml:space="preserve"> Este é o lamento que será cantado. As filhas das nações o cantarão. Elas lamentarão pelo Egito e por toda a sua multidão. Essa é a palavra do SENHOR Deus".</w:t>
+        <w:t xml:space="preserve"> Este é o lamento que será cantado. As filhas das nações o cantarão. Elas lamentarão pelo Egito e por toda a sua multidão. Essa é a palavra do SENHOR Deus”.</w:t>
       </w:r>
     </w:p>
     <w:p>
@@ -17552,7 +17552,7 @@
         <w:rPr>
           <w:lang w:val="pt_PT" w:bidi="pt_PT"/>
         </w:rPr>
-        <w:t xml:space="preserve"> Diga: 'Vocês se acham mais belos que os outros? Desçam e deitem-se com os incircuncisos'.</w:t>
+        <w:t xml:space="preserve"> Diga: ‘Vocês se acham mais belos que os outros? Desçam e deitem-se com os incircuncisos’.</w:t>
       </w:r>
     </w:p>
     <w:p>
@@ -17573,7 +17573,7 @@
         <w:rPr>
           <w:lang w:val="pt_PT" w:bidi="pt_PT"/>
         </w:rPr>
-        <w:t xml:space="preserve"> Eles cairão entre os mortos pela espada. A espada já está preparada. Arrastem o Egito com toda a sua multidão.</w:t>
+        <w:t xml:space="preserve"> Eles cairão entre os mortos pela espada. O Egito foi entregue à espada. Arrastem o Egito e toda a sua multidão para o mundo dos mortos.</w:t>
       </w:r>
     </w:p>
     <w:p>
@@ -17594,7 +17594,7 @@
         <w:rPr>
           <w:lang w:val="pt_PT" w:bidi="pt_PT"/>
         </w:rPr>
-        <w:t xml:space="preserve"> Das profundezas do mundo dos mortos, os guerreiros mais fortes dirão ao Egito e aos seus aliados: 'Eles desceram. Agora estão deitados entre os incircuncisos, entre os mortos pela espada'.</w:t>
+        <w:t xml:space="preserve"> Das profundezas do mundo dos mortos, os guerreiros mais fortes dirão ao Egito e aos seus aliados: ‘Eles desceram. Agora estão deitados entre os incircuncisos, entre os mortos pela espada’.</w:t>
       </w:r>
     </w:p>
     <w:p>
@@ -17615,7 +17615,7 @@
         <w:rPr>
           <w:lang w:val="pt_PT" w:bidi="pt_PT"/>
         </w:rPr>
-        <w:t xml:space="preserve"> A Assíria está ali com todo o seu exército, e ao seu redor, todos os seus túmulos. Todos eles morreram pela espada.</w:t>
+        <w:t xml:space="preserve"> "A Assíria está ali com todo o seu exército, e ao seu redor, todos os seus túmulos. Todos eles morreram pela espada.</w:t>
       </w:r>
     </w:p>
     <w:p>
@@ -17657,7 +17657,7 @@
         <w:rPr>
           <w:lang w:val="pt_PT" w:bidi="pt_PT"/>
         </w:rPr>
-        <w:t xml:space="preserve"> Elão está ali, com toda a sua multidão ao redor de seu túmulo. Todos caíram pela espada. Desceram sem circuncisão para as profundezas da terra. Espalharam medo entre os vivos, mas agora carregam sua vergonha com aqueles que descem à cova.</w:t>
+        <w:t xml:space="preserve"> "Elão está ali, com toda a sua multidão ao redor de seu túmulo. Todos caíram pela espada. Desceram sem circuncisão para as profundezas da terra. Espalharam medo entre os vivos, mas agora carregam sua vergonha com aqueles que descem à cova.</w:t>
       </w:r>
     </w:p>
     <w:p>
@@ -17699,7 +17699,7 @@
         <w:rPr>
           <w:lang w:val="pt_PT" w:bidi="pt_PT"/>
         </w:rPr>
-        <w:t xml:space="preserve"> Meseque e Tubal estão ali, com toda a sua multidão ao redor de seus túmulos. Todos morreram pela espada e não foram circuncidados, porque espalharam medo entre os vivos.</w:t>
+        <w:t xml:space="preserve"> "Meseque e Tubal estão ali, com toda a sua multidão ao redor de seus túmulos. Todos morreram pela espada e não foram circuncidados, porque espalharam medo entre os vivos.</w:t>
       </w:r>
     </w:p>
     <w:p>
@@ -17720,7 +17720,7 @@
         <w:rPr>
           <w:lang w:val="pt_PT" w:bidi="pt_PT"/>
         </w:rPr>
-        <w:t xml:space="preserve"> Eles não estão deitados com os guerreiros da antiguidade que desceram ao mundo dos mortos com suas armas e com espadas colocadas debaixo da cabeça. A culpa deles repousa sobre seus ossos, porque aterrorizaram a terra dos vivos.</w:t>
+        <w:t xml:space="preserve"> Eles não estão deitados com os guerreiros da antiguidade que desceram ao mundo dos mortos com suas armas, com as espadas colocadas debaixo da cabeça. A culpa deles repousa sobre os seus ossos, porque espalharam terror na terra dos vivos.</w:t>
       </w:r>
     </w:p>
     <w:p>
@@ -17741,7 +17741,7 @@
         <w:rPr>
           <w:lang w:val="pt_PT" w:bidi="pt_PT"/>
         </w:rPr>
-        <w:t xml:space="preserve"> E você também, faraó, será quebrado no meio dos incircuncisos e ficará entre os mortos pela espada.</w:t>
+        <w:t xml:space="preserve"> "E você também, faraó, será quebrado no meio dos incircuncisos e ficará entre os mortos pela espada.</w:t>
       </w:r>
     </w:p>
     <w:p>
@@ -17762,7 +17762,7 @@
         <w:rPr>
           <w:lang w:val="pt_PT" w:bidi="pt_PT"/>
         </w:rPr>
-        <w:t xml:space="preserve"> Edom está ali, com seus reis e seus líderes. Mesmo tendo sido fortes, estão deitados com os mortos pela espada. Ficaram entre os incircuncisos e com aqueles que descem à cova.</w:t>
+        <w:t xml:space="preserve"> "Edom está ali, com seus reis e seus líderes. Mesmo tendo sido fortes, estão deitados com os mortos pela espada. Ficaram entre os incircuncisos e com aqueles que descem à cova.</w:t>
       </w:r>
     </w:p>
     <w:p>
@@ -17804,7 +17804,7 @@
         <w:rPr>
           <w:lang w:val="pt_PT" w:bidi="pt_PT"/>
         </w:rPr>
-        <w:t xml:space="preserve"> O faraó verá todos eles e será consolado ao ver a multidão de seu povo. O faraó e todo o seu exército foram mortos pela espada, declara o SENHOR Deus.</w:t>
+        <w:t xml:space="preserve"> "O faraó verá todos eles e será consolado ao ver a multidão de seu povo. O faraó e todo o seu exército foram mortos pela espada, declara o SENHOR Deus.</w:t>
       </w:r>
     </w:p>
     <w:p>
@@ -17825,7 +17825,7 @@
         <w:rPr>
           <w:lang w:val="pt_PT" w:bidi="pt_PT"/>
         </w:rPr>
-        <w:t xml:space="preserve"> Embora eu tenha espalhado o terror dele entre os vivos, o faraó e toda a sua multidão serão colocados entre os incircuncisos, junto com os mortos pela espada. Essa é a palavra do SENHOR Deus".</w:t>
+        <w:t xml:space="preserve"> Embora eu tenha espalhado o terror dele entre os vivos, o faraó e toda a sua multidão serão colocados entre os incircuncisos, junto com os mortos pela espada. Essa é a palavra do SENHOR Deus”.</w:t>
       </w:r>
     </w:p>
     <w:p>
@@ -17946,7 +17946,7 @@
         <w:rPr>
           <w:lang w:val="pt_PT" w:bidi="pt_PT"/>
         </w:rPr>
-        <w:t xml:space="preserve"> Ele ouviu o som da trombeta, mas não aceitou a advertência; por isso, a culpa cairá sobre ele mesmo. Se tivesse dado atenção, teria preservado a própria vida.</w:t>
+        <w:t xml:space="preserve"> Ele ouviu o som da trombeta, mas não aceitou a advertência; por isso, será responsável pela própria morte. Se tivesse dado atenção, teria preservado a própria vida.</w:t>
       </w:r>
     </w:p>
     <w:p>
@@ -17967,7 +17967,7 @@
         <w:rPr>
           <w:lang w:val="pt_PT" w:bidi="pt_PT"/>
         </w:rPr>
-        <w:t xml:space="preserve"> Porém, se o vigia vir a espada chegando e não tocar a trombeta para alertar o povo, e a espada vier e matar alguém, essa pessoa morrerá por causa da sua culpa, mas pedirei contas ao vigia pelo sangue dela.</w:t>
+        <w:t xml:space="preserve"> Porém, se o vigia vir a espada chegando e não tocar a trombeta para alertar o povo, e a espada vier e matar alguém, essa pessoa morrerá por causa do seu próprio pecado, mas pedirei contas ao vigia pelo sangue dela.</w:t>
       </w:r>
     </w:p>
     <w:p>
@@ -17988,7 +17988,7 @@
         <w:rPr>
           <w:lang w:val="pt_PT" w:bidi="pt_PT"/>
         </w:rPr>
-        <w:t xml:space="preserve"> Quanto a você, filho do homem, eu o estabeleci como vigia para o povo de Israel. Escute a palavra que vem de mim e transmita meu aviso.</w:t>
+        <w:t xml:space="preserve"> "Quanto a você, filho do homem, eu o estabeleci como vigia para o povo de Israel. Escute a palavra que vem de mim e transmita meu aviso.</w:t>
       </w:r>
     </w:p>
     <w:p>
@@ -18051,7 +18051,7 @@
         <w:rPr>
           <w:lang w:val="pt_PT" w:bidi="pt_PT"/>
         </w:rPr>
-        <w:t xml:space="preserve"> Filho do homem, diga ao povo de Israel: Vocês dizem: 'Nossas rebeldias e nossos pecados são um peso para nós, e estamos sendo consumidos por eles. Como ainda poderemos viver?'.</w:t>
+        <w:t xml:space="preserve"> "Filho do homem, diga ao povo de Israel: Vocês dizem: ‘Nossas rebeldias e nossos pecados são um peso para nós, e estamos sendo consumidos por eles. Como ainda poderemos viver?’.</w:t>
       </w:r>
     </w:p>
     <w:p>
@@ -18093,7 +18093,7 @@
         <w:rPr>
           <w:lang w:val="pt_PT" w:bidi="pt_PT"/>
         </w:rPr>
-        <w:t xml:space="preserve"> Filho do homem, diga ao seu povo: A justiça do justo não o salvará no dia em que ele se afastar dela. E a maldade do perverso não o derrubará, se ele a abandonar. Da mesma forma, o justo não continuará a viver apoiado na justiça que praticou, se passar a pecar.</w:t>
+        <w:t xml:space="preserve"> "Filho do homem, diga ao seu povo: A justiça do justo não o salvará no dia em que ele se afastar dela. E a maldade do perverso não o derrubará, se ele a abandonar. Da mesma forma, o justo não continuará a viver apoiado na justiça que praticou, se passar a pecar.</w:t>
       </w:r>
     </w:p>
     <w:p>
@@ -18198,7 +18198,7 @@
         <w:rPr>
           <w:lang w:val="pt_PT" w:bidi="pt_PT"/>
         </w:rPr>
-        <w:t xml:space="preserve"> Mesmo assim, seu povo diz: 'O caminho do SENHOR não é justo'. Mas é o caminho deles que não é justo.</w:t>
+        <w:t xml:space="preserve"> "Mesmo assim, seu povo diz: ‘O caminho do SENHOR não é justo’. Mas é o caminho deles que não é justo.</w:t>
       </w:r>
     </w:p>
     <w:p>
@@ -18261,7 +18261,7 @@
         <w:rPr>
           <w:lang w:val="pt_PT" w:bidi="pt_PT"/>
         </w:rPr>
-        <w:t xml:space="preserve"> E vocês ainda dizem: 'O caminho do SENHOR não é justo'. Mas eu julgarei cada um conforme sua própria conduta, ó povo de Israel".</w:t>
+        <w:t xml:space="preserve"> E vocês ainda dizem: ‘O caminho do SENHOR não é justo’. Mas eu julgarei cada um conforme sua própria conduta, ó povo de Israel”.</w:t>
       </w:r>
     </w:p>
     <w:p>
@@ -18282,7 +18282,7 @@
         <w:rPr>
           <w:lang w:val="pt_PT" w:bidi="pt_PT"/>
         </w:rPr>
-        <w:t xml:space="preserve"> No quinto dia do décimo mês, no décimo segundo ano de nosso exílio, chegou até mim um homem que havia escapado de Jerusalém. Ele disse: "A cidade foi tomada!".</w:t>
+        <w:t xml:space="preserve"> No quinto dia do décimo mês, no décimo segundo ano de nosso exílio, chegou até mim um homem que havia escapado de Jerusalém. Ele disse: “A cidade foi tomada!”.</w:t>
       </w:r>
     </w:p>
     <w:p>
@@ -18345,7 +18345,7 @@
         <w:rPr>
           <w:lang w:val="pt_PT" w:bidi="pt_PT"/>
         </w:rPr>
-        <w:t xml:space="preserve"> "Filho do homem, os que moram entre as ruínas na terra de Israel dizem: 'Abraão era apenas um homem e recebeu a terra. Nós somos muitos; então essa terra também deve ser nossa'.</w:t>
+        <w:t xml:space="preserve"> "Filho do homem, os que moram entre as ruínas na terra de Israel dizem: ‘Abraão era apenas um homem e recebeu a terra. Nós somos muitos; então essa terra também deve ser nossa’.</w:t>
       </w:r>
     </w:p>
     <w:p>
@@ -18366,7 +18366,7 @@
         <w:rPr>
           <w:lang w:val="pt_PT" w:bidi="pt_PT"/>
         </w:rPr>
-        <w:t xml:space="preserve"> Por isso, diga a eles: 'O SENHOR Deus diz o seguinte: Vocês comem carne com sangue, adoram seus ídolos, derramam sangue e ainda pensam que a terra será de vocês?</w:t>
+        <w:t xml:space="preserve"> Por isso, diga a eles: ‘O SENHOR Deus diz o seguinte: Vocês comem carne com sangue, adoram seus ídolos, derramam sangue e ainda pensam que a terra será de vocês?</w:t>
       </w:r>
     </w:p>
     <w:p>
@@ -18408,7 +18408,7 @@
         <w:rPr>
           <w:lang w:val="pt_PT" w:bidi="pt_PT"/>
         </w:rPr>
-        <w:t xml:space="preserve"> Diga a eles: 'O SENHOR Deus assim declara: Juro pela minha vida que os que estiverem nas ruínas cairão pela espada; os que estiverem em campo aberto serão mortos pelos animais selvagens; e os que se esconderem em fortalezas e cavernas morrerão de peste.</w:t>
+        <w:t xml:space="preserve"> "Diga a eles: ‘O SENHOR Deus assim declara: Juro pela minha vida que os que estiverem nas ruínas cairão pela espada; os que estiverem em campo aberto serão mortos pelos animais selvagens; e os que se esconderem em fortalezas e cavernas morrerão de peste.</w:t>
       </w:r>
     </w:p>
     <w:p>
@@ -18471,7 +18471,7 @@
         <w:rPr>
           <w:lang w:val="pt_PT" w:bidi="pt_PT"/>
         </w:rPr>
-        <w:t xml:space="preserve"> E você, filho do homem, saiba que seu povo fala de você junto aos muros e nas portas das casas. Eles dizem uns aos outros: 'Venham ouvir qual é a palavra que veio do SENHOR'.</w:t>
+        <w:t xml:space="preserve"> "E você, filho do homem, saiba que seu povo fala de você junto aos muros e nas portas das casas. Eles dizem uns aos outros: ‘Venham ouvir qual é a palavra que veio do SENHOR’.</w:t>
       </w:r>
     </w:p>
     <w:p>
@@ -18492,7 +18492,7 @@
         <w:rPr>
           <w:lang w:val="pt_PT" w:bidi="pt_PT"/>
         </w:rPr>
-        <w:t xml:space="preserve"> Eles o procuram como povo que se reúne, sentam-se diante de você e escutam suas palavras, mas não obedecem. Com a boca dizem coisas agradáveis, mas o coração corre atrás do lucro injusto.</w:t>
+        <w:t xml:space="preserve"> Eles vêm até você como o povo costuma fazer, sentam-se diante de você e escutam suas palavras, mas não as colocam em prática. Com a boca demonstram devoção, mas o coração corre atrás do lucro injusto.</w:t>
       </w:r>
     </w:p>
     <w:p>
@@ -18534,7 +18534,7 @@
         <w:rPr>
           <w:lang w:val="pt_PT" w:bidi="pt_PT"/>
         </w:rPr>
-        <w:t xml:space="preserve"> Quando tudo isso acontecer, e certamente acontecerá, eles reconhecerão que houve um profeta no meio deles".</w:t>
+        <w:t xml:space="preserve"> "Quando tudo isso acontecer, e certamente acontecerá, eles reconhecerão que houve um profeta no meio deles”.</w:t>
       </w:r>
     </w:p>
     <w:p>
@@ -18697,7 +18697,7 @@
         <w:rPr>
           <w:lang w:val="pt_PT" w:bidi="pt_PT"/>
         </w:rPr>
-        <w:t xml:space="preserve"> Por isso, pastores, ouçam o que SENHOR diz:</w:t>
+        <w:t xml:space="preserve"> "Por isso, pastores, ouçam o que SENHOR diz:</w:t>
       </w:r>
     </w:p>
     <w:p>
@@ -18760,7 +18760,7 @@
         <w:rPr>
           <w:lang w:val="pt_PT" w:bidi="pt_PT"/>
         </w:rPr>
-        <w:t xml:space="preserve"> O SENHOR Deus diz o seguinte: Eu estou contra os pastores. Exigirei deles prestação de contas pelo cuidado do meu rebanho e tirarei deles a responsabilidade de pastorear. Eles não alimentarão mais a si mesmos. Eu livrarei minhas ovelhas da boca deles, e elas não servirão mais de alimento.</w:t>
+        <w:t xml:space="preserve"> O SENHOR Deus diz o seguinte: Estou contra os pastores. Exigirei deles contas pelo meu rebanho e os impedirei de continuar como pastores. Eles não alimentarão mais a si mesmos. Livrarei minhas ovelhas da boca deles, e elas não servirão mais de alimento.</w:t>
       </w:r>
     </w:p>
     <w:p>
@@ -18781,7 +18781,7 @@
         <w:rPr>
           <w:lang w:val="pt_PT" w:bidi="pt_PT"/>
         </w:rPr>
-        <w:t xml:space="preserve"> Porque o SENHOR Deus assim declara: Eu mesmo procurarei minhas ovelhas e cuidarei delas.</w:t>
+        <w:t xml:space="preserve"> "Porque o SENHOR Deus assim declara: Eu mesmo procurarei minhas ovelhas e cuidarei delas.</w:t>
       </w:r>
     </w:p>
     <w:p>
@@ -18802,7 +18802,7 @@
         <w:rPr>
           <w:lang w:val="pt_PT" w:bidi="pt_PT"/>
         </w:rPr>
-        <w:t xml:space="preserve"> Assim como um pastor procura seu rebanho quando encontra suas ovelhas espalhadas, assim eu procurarei minhas ovelhas e as resgatarei de todos os lugares por onde foram espalhadas em dia de nuvens e escuridão.</w:t>
+        <w:t xml:space="preserve"> Assim como um pastor procura seu rebanho quando está no meio de suas ovelhas espalhadas, assim eu procurarei minhas ovelhas e as resgatarei de todos os lugares por onde foram espalhadas no dia de nuvens e escuridão.</w:t>
       </w:r>
     </w:p>
     <w:p>
@@ -18907,7 +18907,7 @@
         <w:rPr>
           <w:lang w:val="pt_PT" w:bidi="pt_PT"/>
         </w:rPr>
-        <w:t xml:space="preserve"> Quanto a vocês, minhas ovelhas, o SENHOR Deus diz o seguinte: Eu julgarei entre ovelhas e ovelhas, entre carneiros e bodes.</w:t>
+        <w:t xml:space="preserve"> "Quanto a vocês, minhas ovelhas, o SENHOR Deus diz o seguinte: Eu julgarei entre ovelhas e ovelhas, entre carneiros e bodes.</w:t>
       </w:r>
     </w:p>
     <w:p>
@@ -18970,7 +18970,7 @@
         <w:rPr>
           <w:lang w:val="pt_PT" w:bidi="pt_PT"/>
         </w:rPr>
-        <w:t xml:space="preserve"> Por isso, assim declara o SENHOR Deus: Eu mesmo julgarei entre as ovelhas gordas e as magras.</w:t>
+        <w:t xml:space="preserve"> "Por isso, assim declara o SENHOR Deus: Eu mesmo julgarei entre as ovelhas gordas e as magras.</w:t>
       </w:r>
     </w:p>
     <w:p>
@@ -19075,7 +19075,7 @@
         <w:rPr>
           <w:lang w:val="pt_PT" w:bidi="pt_PT"/>
         </w:rPr>
-        <w:t xml:space="preserve"> Farei uma aliança de paz com elas e eliminarei da terra os animais selvagens. Assim, poderão viver em segurança no deserto e descansar nas florestas.</w:t>
+        <w:t xml:space="preserve"> "Farei uma aliança de paz com elas e eliminarei da terra os animais selvagens. Assim, poderão viver em segurança no deserto e descansar nas florestas.</w:t>
       </w:r>
     </w:p>
     <w:p>
@@ -19159,7 +19159,7 @@
         <w:rPr>
           <w:lang w:val="pt_PT" w:bidi="pt_PT"/>
         </w:rPr>
-        <w:t xml:space="preserve"> Eu lhes darei plantações de renome, e elas não sofrerão mais com a fome na terra nem suportarão a humilhação das nações.</w:t>
+        <w:t xml:space="preserve"> Farei crescer para elas uma plantação famosa. Nunca mais sofrerão com a fome na terra nem suportarão a humilhação das nações.</w:t>
       </w:r>
     </w:p>
     <w:p>
@@ -19201,7 +19201,7 @@
         <w:rPr>
           <w:lang w:val="pt_PT" w:bidi="pt_PT"/>
         </w:rPr>
-        <w:t xml:space="preserve"> Vocês são minhas ovelhas, ovelhas do meu pasto. Vocês são o meu povo, e eu sou o seu Deus, declara o SENHOR Deus".</w:t>
+        <w:t xml:space="preserve"> Vocês são minhas ovelhas, ovelhas do meu pasto. Vocês são o meu povo, e eu sou o seu Deus, declara o SENHOR Deus”.</w:t>
       </w:r>
     </w:p>
     <w:p>
@@ -19322,7 +19322,7 @@
         <w:rPr>
           <w:lang w:val="pt_PT" w:bidi="pt_PT"/>
         </w:rPr>
-        <w:t xml:space="preserve"> Porque você guardou ódio antigo e entregou os israelitas à espada no tempo da aflição deles, quando receberam o castigo final,</w:t>
+        <w:t xml:space="preserve"> "Porque você guardou ódio antigo e entregou os israelitas à espada quando eles estavam sofrendo por causa da sua culpa, no tempo do castigo deles,</w:t>
       </w:r>
     </w:p>
     <w:p>
@@ -19343,7 +19343,7 @@
         <w:rPr>
           <w:lang w:val="pt_PT" w:bidi="pt_PT"/>
         </w:rPr>
-        <w:t xml:space="preserve"> juro pela minha vida, declara o SENHOR Deus, que o entregarei ao sangue, e o sangue correrá atrás de você. Já que você não odiou o sangue, ele o perseguirá.</w:t>
+        <w:t xml:space="preserve"> juro pela minha vida, declara o SENHOR Deus, que prepararei você para o sangue, e o sangue o perseguirá. Como você não odiou o derramamento de sangue, o sangue o perseguirá.</w:t>
       </w:r>
     </w:p>
     <w:p>
@@ -19427,7 +19427,7 @@
         <w:rPr>
           <w:lang w:val="pt_PT" w:bidi="pt_PT"/>
         </w:rPr>
-        <w:t xml:space="preserve"> Você disse: 'Esses dois povos e essas duas terras serão nossos; vamos tomar posse deles', mesmo sabendo que eu, o SENHOR, estava ali.</w:t>
+        <w:t xml:space="preserve"> "Você disse: ‘Esses dois povos e essas duas terras serão nossos; vamos tomar posse deles’, embora o SENHOR estivesse ali.</w:t>
       </w:r>
     </w:p>
     <w:p>
@@ -19469,7 +19469,7 @@
         <w:rPr>
           <w:lang w:val="pt_PT" w:bidi="pt_PT"/>
         </w:rPr>
-        <w:t xml:space="preserve"> Então você reconhecerá que eu, o SENHOR, ouvi suas blasfêmias contra os montes de Israel. Você dizia: 'Eles ficaram destruídos e nos foram entregues para serem consumidos'.</w:t>
+        <w:t xml:space="preserve"> Então você saberá que eu, o SENHOR, ouvi todas as suas ofensas contra os montes de Israel. Você dizia: ‘Eles foram destruídos e nos foram entregues para serem consumidos’.</w:t>
       </w:r>
     </w:p>
     <w:p>
@@ -19511,7 +19511,7 @@
         <w:rPr>
           <w:lang w:val="pt_PT" w:bidi="pt_PT"/>
         </w:rPr>
-        <w:t xml:space="preserve"> O SENHOR Deus assim declara: Quando toda a terra se alegrar, eu farei de você um lugar arrasado.</w:t>
+        <w:t xml:space="preserve"> "O SENHOR Deus assim declara: Quando toda a terra se alegrar, eu farei de você um lugar arrasado.</w:t>
       </w:r>
     </w:p>
     <w:p>
@@ -19532,7 +19532,7 @@
         <w:rPr>
           <w:lang w:val="pt_PT" w:bidi="pt_PT"/>
         </w:rPr>
-        <w:t xml:space="preserve"> Você se alegrou quando a herança do povo de Israel foi destruída; por isso, farei o mesmo com você. Monte Seir, você será reduzido a ruínas, e o mesmo acontecerá com todo o território de Edom. Então saberão que eu sou o SENHOR".</w:t>
+        <w:t xml:space="preserve"> Você se alegrou quando a herança do povo de Israel foi destruída; por isso, farei o mesmo com você. Monte Seir, você será reduzido a ruínas, e o mesmo acontecerá com todo o território de Edom. Então saberão que eu sou o SENHOR”.</w:t>
       </w:r>
     </w:p>
     <w:p>
@@ -19590,7 +19590,7 @@
         <w:rPr>
           <w:lang w:val="pt_PT" w:bidi="pt_PT"/>
         </w:rPr>
-        <w:t xml:space="preserve"> O SENHOR Deus assim declara: O inimigo zombou de vocês e disse: 'Agora os antigos lugares altos são nossos!'.</w:t>
+        <w:t xml:space="preserve"> O SENHOR Deus assim declara: O inimigo zombou de vocês e disse: ‘Agora os antigos lugares altos são nossos!’.</w:t>
       </w:r>
     </w:p>
     <w:p>
@@ -19653,7 +19653,7 @@
         <w:rPr>
           <w:lang w:val="pt_PT" w:bidi="pt_PT"/>
         </w:rPr>
-        <w:t xml:space="preserve"> O SENHOR Deus assim declara: Na ira do meu zelo falei contra as outras nações e contra todo Edom, porque tomaram a minha terra para si com alegria maldosa e desprezo no coração, para tomarem suas pastagens como saque.</w:t>
+        <w:t xml:space="preserve"> O SENHOR Deus assim declara: Na ira do meu zelo falei contra as outras nações e contra todo Edom, porque tomaram a minha terra para si com alegria cruel e desprezo no coração, para que a possuíssem como saque.</w:t>
       </w:r>
     </w:p>
     <w:p>
@@ -19674,7 +19674,7 @@
         <w:rPr>
           <w:lang w:val="pt_PT" w:bidi="pt_PT"/>
         </w:rPr>
-        <w:t xml:space="preserve"> Por isso, anuncie a respeito da terra de Israel e diga aos montes, às colinas, aos córregos e aos vales: O SENHOR Deus diz o seguinte: Falo cheio de zelo e indignação, porque vocês suportaram a vergonha vinda das nações.</w:t>
+        <w:t xml:space="preserve"> Por isso, anuncie sobre a terra de Israel e diga aos montes, às colinas, aos córregos e aos vales: O SENHOR Deus diz o seguinte: Falo com zelo e indignação, porque vocês carregaram a vergonha das nações.</w:t>
       </w:r>
     </w:p>
     <w:p>
@@ -19716,7 +19716,7 @@
         <w:rPr>
           <w:lang w:val="pt_PT" w:bidi="pt_PT"/>
         </w:rPr>
-        <w:t xml:space="preserve"> Mas vocês, montes de Israel, voltarão a produzir ramos e frutos para o meu povo Israel, porque ele logo voltará.</w:t>
+        <w:t xml:space="preserve"> "Mas vocês, montes de Israel, voltarão a produzir ramos e frutos para o meu povo Israel, porque ele logo voltará.</w:t>
       </w:r>
     </w:p>
     <w:p>
@@ -19821,7 +19821,7 @@
         <w:rPr>
           <w:lang w:val="pt_PT" w:bidi="pt_PT"/>
         </w:rPr>
-        <w:t xml:space="preserve"> O SENHOR Deus assim declara: Dizem a seu respeito: 'Você devora pessoas e priva sua nação de filhos'.</w:t>
+        <w:t xml:space="preserve"> "O SENHOR Deus assim declara: Dizem a seu respeito: ‘Você devora pessoas e deixa sua própria nação sem filhos’.</w:t>
       </w:r>
     </w:p>
     <w:p>
@@ -19905,7 +19905,7 @@
         <w:rPr>
           <w:lang w:val="pt_PT" w:bidi="pt_PT"/>
         </w:rPr>
-        <w:t xml:space="preserve"> "Filho do homem, quando o povo de Israel morava em sua própria terra, ele a tornou impura por causa de sua conduta e de seus atos. Para mim, o caminho deles era impuro como o período menstrual de uma mulher.</w:t>
+        <w:t xml:space="preserve"> "Filho do homem, quando o povo de Israel morava em sua própria terra, eles a tornaram impura por causa de sua conduta e de seus atos. Para mim, o caminho deles era impuro como a impureza de uma mulher no período menstrual.</w:t>
       </w:r>
     </w:p>
     <w:p>
@@ -19968,7 +19968,7 @@
         <w:rPr>
           <w:lang w:val="pt_PT" w:bidi="pt_PT"/>
         </w:rPr>
-        <w:t xml:space="preserve"> Mas, aonde chegaram, profanaram o meu santo nome. Diziam deles: 'Esse é o povo do SENHOR, mas esse povo teve de sair de sua própria terra'.</w:t>
+        <w:t xml:space="preserve"> Mas, aonde chegaram, profanaram o meu santo nome. Diziam deles: ‘Esse é o povo do SENHOR, mas esse povo teve de sair de sua própria terra’.</w:t>
       </w:r>
     </w:p>
     <w:p>
@@ -20010,7 +20010,7 @@
         <w:rPr>
           <w:lang w:val="pt_PT" w:bidi="pt_PT"/>
         </w:rPr>
-        <w:t xml:space="preserve"> Por isso, diga ao povo de Israel: O SENHOR Deus diz o seguinte: O que vou fazer não é por causa de vocês, povo de Israel, mas por causa do meu santo nome, que foi profanado entre as nações por vocês.</w:t>
+        <w:t xml:space="preserve"> "Por isso, diga ao povo de Israel: O SENHOR Deus diz o seguinte: O que vou fazer não é por causa de vocês, povo de Israel, mas por causa do meu santo nome, que foi profanado entre as nações por vocês.</w:t>
       </w:r>
     </w:p>
     <w:p>
@@ -20031,7 +20031,7 @@
         <w:rPr>
           <w:lang w:val="pt_PT" w:bidi="pt_PT"/>
         </w:rPr>
-        <w:t xml:space="preserve"> Mostrarei como é santo o meu grande nome, o nome que foi desonrado entre os povos, o nome que vocês profanaram no meio deles. Então eles reconhecerão que eu sou o SENHOR, declara o SENHOR Deus, quando, por meio de vocês, eu mostrar diante deles que sou santo.</w:t>
+        <w:t xml:space="preserve"> Mostrarei a santidade do meu grande nome, o nome que foi desonrado entre os povos, o nome que vocês profanaram no meio deles. Então as nações saberão que eu sou o SENHOR, declara o SENHOR Deus, quando eu mostrar por meio de vocês que sou santo diante delas.</w:t>
       </w:r>
     </w:p>
     <w:p>
@@ -20052,7 +20052,7 @@
         <w:rPr>
           <w:lang w:val="pt_PT" w:bidi="pt_PT"/>
         </w:rPr>
-        <w:t xml:space="preserve"> Eu tirarei vocês do meio das nações, os reunirei e os trarei de volta para sua própria terra.</w:t>
+        <w:t xml:space="preserve"> "Eu tirarei vocês do meio das nações, os reunirei e os trarei de volta para sua própria terra.</w:t>
       </w:r>
     </w:p>
     <w:p>
@@ -20241,7 +20241,7 @@
         <w:rPr>
           <w:lang w:val="pt_PT" w:bidi="pt_PT"/>
         </w:rPr>
-        <w:t xml:space="preserve"> O SENHOR Deus assim declara: No dia em que eu os limpar de todas as suas culpas, farei com que as cidades sejam habitadas outra vez, e as ruínas serão reconstruídas.</w:t>
+        <w:t xml:space="preserve"> "O SENHOR Deus assim declara: No dia em que eu os limpar de todas as suas culpas, farei com que as cidades sejam habitadas outra vez, e as ruínas serão reconstruídas.</w:t>
       </w:r>
     </w:p>
     <w:p>
@@ -20283,7 +20283,7 @@
         <w:rPr>
           <w:lang w:val="pt_PT" w:bidi="pt_PT"/>
         </w:rPr>
-        <w:t xml:space="preserve"> Então dirão: 'Essa terra, antes devastada, ficou parecida com o jardim do Éden. As cidades que estavam destruídas, vazias e derrubadas agora estão protegidas e cheias de moradores'.</w:t>
+        <w:t xml:space="preserve"> Então dirão: ‘Essa terra, antes devastada, ficou parecida com o jardim do Éden. As cidades que estavam destruídas, vazias e derrubadas agora estão protegidas e cheias de moradores’.</w:t>
       </w:r>
     </w:p>
     <w:p>
@@ -20325,7 +20325,7 @@
         <w:rPr>
           <w:lang w:val="pt_PT" w:bidi="pt_PT"/>
         </w:rPr>
-        <w:t xml:space="preserve"> O SENHOR Deus assim declara: Mais uma vez atenderei ao pedido da casa de Israel e farei o povo crescer em número como um rebanho.</w:t>
+        <w:t xml:space="preserve"> "O SENHOR Deus assim declara: Ainda permitirei que a casa de Israel peça isso de mim, e farei o povo crescer em número como um rebanho.</w:t>
       </w:r>
     </w:p>
     <w:p>
@@ -20346,7 +20346,7 @@
         <w:rPr>
           <w:lang w:val="pt_PT" w:bidi="pt_PT"/>
         </w:rPr>
-        <w:t xml:space="preserve"> Como os rebanhos consagrados, aqueles destinados aos sacrifícios em Jerusalém nos dias de festa, assim as cidades arruinadas ficarão cheias de gente. Então reconhecerão que eu sou o SENHOR".</w:t>
+        <w:t xml:space="preserve"> Como os rebanhos consagrados, aqueles destinados aos sacrifícios em Jerusalém nos dias de festa, assim as cidades arruinadas ficarão cheias de gente. Então reconhecerão que eu sou o SENHOR”.</w:t>
       </w:r>
     </w:p>
     <w:p>
@@ -20425,7 +20425,7 @@
         <w:rPr>
           <w:lang w:val="pt_PT" w:bidi="pt_PT"/>
         </w:rPr>
-        <w:t xml:space="preserve"> Então ele me perguntou: "Filho do homem, estes ossos podem voltar a viver?". Eu respondi: "SENHOR Deus, só quem sabe és tu".</w:t>
+        <w:t xml:space="preserve"> Então ele me perguntou: “Filho do homem, estes ossos podem voltar a viver?”. Eu respondi: “SENHOR Deus, só tu sabes”.</w:t>
       </w:r>
     </w:p>
     <w:p>
@@ -20446,7 +20446,7 @@
         <w:rPr>
           <w:lang w:val="pt_PT" w:bidi="pt_PT"/>
         </w:rPr>
-        <w:t xml:space="preserve"> Então ele me disse: "Anuncie uma mensagem a estes ossos: 'Ossos secos, escutem a palavra do SENHOR.</w:t>
+        <w:t xml:space="preserve"> Então ele me disse: “Anuncie uma mensagem a estes ossos: ‘Ossos secos, escutem a palavra do SENHOR.</w:t>
       </w:r>
     </w:p>
     <w:p>
@@ -20488,7 +20488,7 @@
         <w:rPr>
           <w:lang w:val="pt_PT" w:bidi="pt_PT"/>
         </w:rPr>
-        <w:t xml:space="preserve"> Colocarei tendões e carne em vocês, os cobrirei com pele e porei o sopro em vocês, e vocês viverão. Então reconhecerão que eu sou o SENHOR'".</w:t>
+        <w:t xml:space="preserve"> Colocarei tendões e carne em vocês, os cobrirei com pele e porei o sopro em vocês, e vocês viverão. Então reconhecerão que eu sou o SENHOR’”.</w:t>
       </w:r>
     </w:p>
     <w:p>
@@ -20509,7 +20509,7 @@
         <w:rPr>
           <w:lang w:val="pt_PT" w:bidi="pt_PT"/>
         </w:rPr>
-        <w:t xml:space="preserve"> Então anunciei a mensagem conforme a ordem que me foi dada. Enquanto eu falava, ouvi um estalo e um barulho. Os ossos começaram a se juntar, cada um ao seu correspondente</w:t>
+        <w:t xml:space="preserve"> Então anunciei a mensagem conforme a ordem que me foi dada. Enquanto eu falava, ouvi um grande ruído e vi um movimento. Os ossos começaram a se aproximar, cada osso do seu osso.</w:t>
       </w:r>
     </w:p>
     <w:p>
@@ -20551,7 +20551,7 @@
         <w:rPr>
           <w:lang w:val="pt_PT" w:bidi="pt_PT"/>
         </w:rPr>
-        <w:t xml:space="preserve"> Então ele me disse: "Profetize ao sopro, filho do homem: 'O SENHOR Deus diz o seguinte: Venha dos quatro ventos, ó sopro, e entre nestes mortos para que voltem a viver'".</w:t>
+        <w:t xml:space="preserve"> Então ele me disse: “Profetize ao sopro, filho do homem: O SENHOR Deus diz o seguinte: ‘Venha dos quatro ventos, ó sopro, e sopre sobre estes mortos para que voltem a viver’”.</w:t>
       </w:r>
     </w:p>
     <w:p>
@@ -20593,7 +20593,7 @@
         <w:rPr>
           <w:lang w:val="pt_PT" w:bidi="pt_PT"/>
         </w:rPr>
-        <w:t xml:space="preserve"> Em seguida, ele me disse: "Filho do homem, esses ossos representam todo o povo de Israel. Eles dizem: 'Nossos ossos secaram, nossa esperança desapareceu, chegamos ao fim'.</w:t>
+        <w:t xml:space="preserve"> Em seguida, ele me disse: “Filho do homem, esses ossos representam todo o povo de Israel. Eles dizem: ‘Nossos ossos secaram, nossa esperança desapareceu, chegamos ao fim’.</w:t>
       </w:r>
     </w:p>
     <w:p>
@@ -20614,7 +20614,7 @@
         <w:rPr>
           <w:lang w:val="pt_PT" w:bidi="pt_PT"/>
         </w:rPr>
-        <w:t xml:space="preserve"> Por isso, profetize: 'O SENHOR Deus assim declara: Meu povo, abrirei as suas sepulturas e tirarei vocês delas. Eu os trarei de volta à terra de Israel.</w:t>
+        <w:t xml:space="preserve"> Por isso, profetize: ‘O SENHOR Deus assim declara: Meu povo, abrirei suas sepulturas e tirarei vocês delas. Eu os trarei de volta à terra de Israel.</w:t>
       </w:r>
     </w:p>
     <w:p>
@@ -20656,7 +20656,7 @@
         <w:rPr>
           <w:lang w:val="pt_PT" w:bidi="pt_PT"/>
         </w:rPr>
-        <w:t xml:space="preserve"> Porei o meu Espírito em vocês, e vocês viverão. Depois colocarei vocês em sua própria terra. Então vocês reconhecerão que eu, o SENHOR, falei e farei isso, declara o SENHOR.</w:t>
+        <w:t xml:space="preserve"> Porei o meu Espírito em vocês, e vocês viverão. Depois colocarei vocês em sua própria terra. Então vocês reconhecerão que eu, o SENHOR, falei e farei isso, declara o SENHOR’”.</w:t>
       </w:r>
     </w:p>
     <w:p>
@@ -20698,7 +20698,7 @@
         <w:rPr>
           <w:lang w:val="pt_PT" w:bidi="pt_PT"/>
         </w:rPr>
-        <w:t xml:space="preserve"> "Filho do homem, escreva isto numa peça de madeira: 'De Judá e de seus companheiros, os israelitas'. Em seguida, escreva isto noutra peça de madeira: 'De José, representado por Efraim, e de seus companheiros, os israelitas'.</w:t>
+        <w:t xml:space="preserve"> "Filho do homem, escreva isto numa peça de madeira: ‘De Judá e de seus companheiros, os israelitas’. Em seguida, escreva isto noutra peça de madeira: ‘De José, representado por Efraim, e de seus companheiros, os israelitas’.</w:t>
       </w:r>
     </w:p>
     <w:p>
@@ -20740,7 +20740,7 @@
         <w:rPr>
           <w:lang w:val="pt_PT" w:bidi="pt_PT"/>
         </w:rPr>
-        <w:t xml:space="preserve"> Quando o povo perguntar: ‘Você não vai nos explicar o sentido disso?',</w:t>
+        <w:t xml:space="preserve"> Quando o povo perguntar: ‘Você não vai nos explicar o sentido disso?’,</w:t>
       </w:r>
     </w:p>
     <w:p>
@@ -20761,7 +20761,7 @@
         <w:rPr>
           <w:lang w:val="pt_PT" w:bidi="pt_PT"/>
         </w:rPr>
-        <w:t xml:space="preserve"> responda: 'O SENHOR Deus declara o seguinte: Pegarei a peça de José, que está com Efraim, e dos israelitas associados a ele, e a juntarei à peça de Judá. Farei delas uma só peça, e elas serão uma em minha mão'.</w:t>
+        <w:t xml:space="preserve"> responda: ‘O SENHOR Deus declara o seguinte: Pegarei a peça de José, que está na mão de Efraim, e das tribos de Israel associadas a ele, e a juntarei à peça de Judá. Farei delas uma só peça na minha mão’.</w:t>
       </w:r>
     </w:p>
     <w:p>
@@ -20866,7 +20866,7 @@
         <w:rPr>
           <w:lang w:val="pt_PT" w:bidi="pt_PT"/>
         </w:rPr>
-        <w:t xml:space="preserve"> Meu servo Davi será rei sobre eles. Todos terão um só pastor. Eles andarão segundo os meus juízos, obedecerão aos meus estatutos e os colocarão em prática.</w:t>
+        <w:t xml:space="preserve"> "Meu servo Davi será rei sobre eles. Todos terão um só pastor. Eles andarão segundo os meus juízos, obedecerão aos meus estatutos e os colocarão em prática.</w:t>
       </w:r>
     </w:p>
     <w:p>
@@ -20887,7 +20887,7 @@
         <w:rPr>
           <w:lang w:val="pt_PT" w:bidi="pt_PT"/>
         </w:rPr>
-        <w:t xml:space="preserve"> Viverão na terra que dei ao meu servo Jacó, onde viveram os antepassados de vocês. Eles, seus filhos e os seus netos morarão ali para sempre. Meu servo Davi será o governante deles para sempre.</w:t>
+        <w:t xml:space="preserve"> Viverão na terra que dei ao meu servo Jacó, onde seus antepassados viveram. Eles, seus filhos e seus netos morarão ali para sempre. Meu servo Davi será o líder deles para sempre.</w:t>
       </w:r>
     </w:p>
     <w:p>
@@ -20950,7 +20950,7 @@
         <w:rPr>
           <w:lang w:val="pt_PT" w:bidi="pt_PT"/>
         </w:rPr>
-        <w:t xml:space="preserve"> Então as nações reconhecerão que eu sou o SENHOR, aquele que santifica Israel, quando o meu templo estiver no meio deles para sempre".</w:t>
+        <w:t xml:space="preserve"> Então as nações reconhecerão que eu sou o SENHOR, aquele que santifica Israel, quando o meu templo estiver no meio deles para sempre”.</w:t>
       </w:r>
     </w:p>
     <w:p>
@@ -21050,7 +21050,7 @@
         <w:rPr>
           <w:lang w:val="pt_PT" w:bidi="pt_PT"/>
         </w:rPr>
-        <w:t xml:space="preserve"> Eu o farei voltar, colocarei ganchos em sua boca e o levarei para longe com todo o seu exército: cavalos, cavaleiros, todos bem equipados, uma multidão enorme com escudos de todos os tipos e espadas nas mãos.</w:t>
+        <w:t xml:space="preserve"> Eu o farei voltar, colocarei ganchos em sua boca e o levarei para longe com todo o seu exército: cavalos, cavaleiros, todos com armaduras completas, uma grande multidão com escudos e espadas nas mãos.</w:t>
       </w:r>
     </w:p>
     <w:p>
@@ -21113,7 +21113,7 @@
         <w:rPr>
           <w:lang w:val="pt_PT" w:bidi="pt_PT"/>
         </w:rPr>
-        <w:t xml:space="preserve"> Fique pronto e deixe tudo preparado, você e todas as multidões reunidas ao seu redor. Tome o comando delas.</w:t>
+        <w:t xml:space="preserve"> "Fique pronto e deixe tudo preparado, você e todas as multidões reunidas ao seu redor. Tome o comando delas.</w:t>
       </w:r>
     </w:p>
     <w:p>
@@ -21134,7 +21134,7 @@
         <w:rPr>
           <w:lang w:val="pt_PT" w:bidi="pt_PT"/>
         </w:rPr>
-        <w:t xml:space="preserve"> Depois de muito tempo, você será convocado. No futuro, entrará numa terra restaurada depois da espada, onde o povo foi reunido de muitas nações sobre os montes de Israel, que por longo tempo ficaram em ruínas. Eles foram trazidos de vários povos e agora vivem em segurança.</w:t>
+        <w:t xml:space="preserve"> Depois de muitos dias, você será convocado. No futuro, entrará numa terra restaurada da guerra, onde um povo foi reunido de muitas nações sobre os montes de Israel, que durante muito tempo ficaram em ruínas. Eles foram trazidos de vários povos e agora vivem em segurança.</w:t>
       </w:r>
     </w:p>
     <w:p>
@@ -21176,7 +21176,7 @@
         <w:rPr>
           <w:lang w:val="pt_PT" w:bidi="pt_PT"/>
         </w:rPr>
-        <w:t xml:space="preserve"> O SENHOR Deus assim declara: Naquele dia, um plano perverso dominará a sua mente.</w:t>
+        <w:t xml:space="preserve"> "O SENHOR Deus assim declara: Naquele dia, um plano perverso dominará a sua mente.</w:t>
       </w:r>
     </w:p>
     <w:p>
@@ -21197,7 +21197,7 @@
         <w:rPr>
           <w:lang w:val="pt_PT" w:bidi="pt_PT"/>
         </w:rPr>
-        <w:t xml:space="preserve"> Você dirá: 'Invadirei uma terra sem defesa. Irei contra um povo tranquilo, que vive sem medo, em povoados abertos, sem muralhas, portas ou trancas.</w:t>
+        <w:t xml:space="preserve"> Você dirá: ‘Invadirei uma terra sem defesa. Irei contra um povo tranquilo, que vive sem medo, em povoados abertos, sem muralhas, portas ou trancas.</w:t>
       </w:r>
     </w:p>
     <w:p>
@@ -21218,7 +21218,7 @@
         <w:rPr>
           <w:lang w:val="pt_PT" w:bidi="pt_PT"/>
         </w:rPr>
-        <w:t xml:space="preserve"> Tomarei riquezas e levarei despojos. Voltarei minha mão contra lugares reconstruídos e contra um povo reunido dentre as nações, que possui rebanhos e bens e vive no centro da terra'.</w:t>
+        <w:t xml:space="preserve"> Tomarei riquezas e levarei despojos. Voltarei minha mão contra lugares antes abandonados e contra um povo reunido dentre as nações, que possui rebanhos e bens e vive no centro da terra’.</w:t>
       </w:r>
     </w:p>
     <w:p>
@@ -21239,7 +21239,7 @@
         <w:rPr>
           <w:lang w:val="pt_PT" w:bidi="pt_PT"/>
         </w:rPr>
-        <w:t xml:space="preserve"> Sabá, Dedã, os comerciantes de Társis e todos os seus povoados perguntarão: 'Você veio para tomar bens? Reuniu esse grande grupo para carregar prata e ouro, levar rebanhos e propriedades e recolher muito saque?'.</w:t>
+        <w:t xml:space="preserve"> Sabá, Dedã, os comerciantes de Társis e todos os seus povoados perguntarão: ‘Você veio para tomar riquezas? Reuniu esse grande grupo para levar prata e ouro, rebanhos e bens, e recolher muito saque?’.</w:t>
       </w:r>
     </w:p>
     <w:p>
@@ -21260,7 +21260,7 @@
         <w:rPr>
           <w:lang w:val="pt_PT" w:bidi="pt_PT"/>
         </w:rPr>
-        <w:t xml:space="preserve"> Por isso, filho do homem, profetize contra Gogue: O SENHOR Deus diz o seguinte: Quando meu povo Israel estiver habitando em segurança, você saberá.</w:t>
+        <w:t xml:space="preserve"> "Por isso, filho do homem, profetize contra Gogue: O SENHOR Deus diz o seguinte: Quando meu povo Israel estiver habitando em segurança, você saberá.</w:t>
       </w:r>
     </w:p>
     <w:p>
@@ -21323,7 +21323,7 @@
         <w:rPr>
           <w:lang w:val="pt_PT" w:bidi="pt_PT"/>
         </w:rPr>
-        <w:t xml:space="preserve"> O SENHOR declara o seguinte: Não é de você que falei no passado por meio dos meus servos, os profetas de Israel? Naqueles dias eles anunciaram que eu o traria contra eles.</w:t>
+        <w:t xml:space="preserve"> "O SENHOR declara o seguinte: Não é de você que falei no passado por meio dos meus servos, os profetas de Israel? Naqueles dias eles anunciaram que eu traria você contra eles.</w:t>
       </w:r>
     </w:p>
     <w:p>
@@ -21407,7 +21407,7 @@
         <w:rPr>
           <w:lang w:val="pt_PT" w:bidi="pt_PT"/>
         </w:rPr>
-        <w:t xml:space="preserve"> Chamarei a espada contra Gogue em todos os meus montes, declara o SENHOR Deus. Cada homem levantará a espada contra o seu próprio irmão.</w:t>
+        <w:t xml:space="preserve"> Chamarei a espada contra Gogue em todos os meus montes, declara o SENHOR Deus. Cada homem lutará contra seu irmão.</w:t>
       </w:r>
     </w:p>
     <w:p>
@@ -21449,7 +21449,7 @@
         <w:rPr>
           <w:lang w:val="pt_PT" w:bidi="pt_PT"/>
         </w:rPr>
-        <w:t xml:space="preserve"> Assim mostrarei minha grandeza e minha santidade. Eu me revelarei a muitas nações, e elas saberão que eu sou o SENHOR".</w:t>
+        <w:t xml:space="preserve"> Assim mostrarei minha grandeza e minha santidade. Eu me revelarei a muitas nações, e elas saberão que eu sou o SENHOR”.</w:t>
       </w:r>
     </w:p>
     <w:p>
@@ -21612,7 +21612,7 @@
         <w:rPr>
           <w:lang w:val="pt_PT" w:bidi="pt_PT"/>
         </w:rPr>
-        <w:t xml:space="preserve"> Farei com que o meu santo nome seja conhecido no meio do meu povo Israel. Não permitirei mais que o profanem, e as nações reconhecerão que eu sou o SENHOR, o Santo de Israel.</w:t>
+        <w:t xml:space="preserve"> "Farei com que o meu santo nome seja conhecido no meio do meu povo Israel. Não permitirei mais que o profanem, e as nações reconhecerão que eu sou o SENHOR, o Santo de Israel.</w:t>
       </w:r>
     </w:p>
     <w:p>
@@ -21654,7 +21654,7 @@
         <w:rPr>
           <w:lang w:val="pt_PT" w:bidi="pt_PT"/>
         </w:rPr>
-        <w:t xml:space="preserve"> Os moradores das cidades de Israel sairão para recolher armas e queimá-las: escudos grandes e pequenos, arcos, flechas, dardos e lanças. Eles usarão tudo isso como combustível por sete anos.</w:t>
+        <w:t xml:space="preserve"> "Os moradores das cidades de Israel sairão para recolher armas e queimá-las: escudos grandes e pequenos, arcos, flechas, dardos e lanças. Eles usarão tudo isso como combustível por sete anos.</w:t>
       </w:r>
     </w:p>
     <w:p>
@@ -21696,7 +21696,7 @@
         <w:rPr>
           <w:lang w:val="pt_PT" w:bidi="pt_PT"/>
         </w:rPr>
-        <w:t xml:space="preserve"> Naquele dia darei a Gogue um lugar onde será sepultado em Israel, no vale dos Viajantes, a leste do mar. Esse lugar fará parar os que passarem, porque ali serão enterrados Gogue e toda a sua multidão. Por isso, será chamado vale da Multidão de Gogue.</w:t>
+        <w:t xml:space="preserve"> "Naquele dia darei a Gogue um lugar onde será sepultado em Israel, o vale dos Viajantes, a leste do mar. Esse lugar fará os viajantes pararem, porque ali serão enterrados Gogue e toda a sua multidão. Por isso, será chamado vale da Multidão de Gogue.</w:t>
       </w:r>
     </w:p>
     <w:p>
@@ -21717,7 +21717,7 @@
         <w:rPr>
           <w:lang w:val="pt_PT" w:bidi="pt_PT"/>
         </w:rPr>
-        <w:t xml:space="preserve"> O povo de Israel passará sete meses enterrando os mortos, para purificar a terra.</w:t>
+        <w:t xml:space="preserve"> "O povo de Israel passará sete meses enterrando os mortos, para purificar a terra.</w:t>
       </w:r>
     </w:p>
     <w:p>
@@ -21759,7 +21759,7 @@
         <w:rPr>
           <w:lang w:val="pt_PT" w:bidi="pt_PT"/>
         </w:rPr>
-        <w:t xml:space="preserve"> Depois dos sete meses, alguns homens serão separados para percorrer a terra e enterrar os corpos que ainda restarem, a fim de purificá-la.</w:t>
+        <w:t xml:space="preserve"> "Depois dos sete meses, separarão alguns homens para percorrer a terra e enterrar os corpos que ainda estiverem sobre ela, a fim de purificá-la.</w:t>
       </w:r>
     </w:p>
     <w:p>
@@ -21822,7 +21822,7 @@
         <w:rPr>
           <w:lang w:val="pt_PT" w:bidi="pt_PT"/>
         </w:rPr>
-        <w:t xml:space="preserve"> Filho do homem, o SENHOR Deus assim declara: Diga a todas as aves e a todos os animais do campo: Juntem-se e venham de toda parte para o grande sacrifício que estou preparando para vocês sobre os montes de Israel. Ali vocês comerão carne e beberão sangue.</w:t>
+        <w:t xml:space="preserve"> "Filho do homem, o SENHOR Deus assim declara: Diga a todas as aves e a todos os animais do campo: Juntem-se e venham de todos os lados para o sacrifício que estou preparando para vocês, um grande sacrifício nos montes de Israel. Ali vocês comerão carne e beberão sangue.</w:t>
       </w:r>
     </w:p>
     <w:p>
@@ -21843,7 +21843,7 @@
         <w:rPr>
           <w:lang w:val="pt_PT" w:bidi="pt_PT"/>
         </w:rPr>
-        <w:t xml:space="preserve"> Vocês comerão a carne dos guerreiros e beberão o sangue dos príncipes da terra. Eles serão como carneiros, cordeiros, bodes e novilhos bem alimentados de Basã.</w:t>
+        <w:t xml:space="preserve"> Vocês comerão a carne dos guerreiros e beberão o sangue dos líderes da terra. Eles serão como carneiros, cordeiros, bodes e novilhos gordos de Basã.</w:t>
       </w:r>
     </w:p>
     <w:p>
@@ -21906,7 +21906,7 @@
         <w:rPr>
           <w:lang w:val="pt_PT" w:bidi="pt_PT"/>
         </w:rPr>
-        <w:t xml:space="preserve"> Mostrarei a minha glória entre as nações, e todas elas verão o julgamento que executarei e a força da minha mão sobre elas.</w:t>
+        <w:t xml:space="preserve"> "Mostrarei a minha glória entre as nações, e todas elas verão o julgamento que executarei e a força da minha mão sobre elas.</w:t>
       </w:r>
     </w:p>
     <w:p>
@@ -21990,7 +21990,7 @@
         <w:rPr>
           <w:lang w:val="pt_PT" w:bidi="pt_PT"/>
         </w:rPr>
-        <w:t xml:space="preserve"> Por isso, o SENHOR Deus diz o seguinte: Agora restaurarei Jacó e terei misericórdia de todo o povo de Israel. Mostrarei zelo pelo meu santo nome.</w:t>
+        <w:t xml:space="preserve"> "Por isso, o SENHOR Deus diz o seguinte: Agora restaurarei Jacó e terei misericórdia de todo o povo de Israel. Mostrarei zelo pelo meu santo nome.</w:t>
       </w:r>
     </w:p>
     <w:p>
@@ -22011,7 +22011,7 @@
         <w:rPr>
           <w:lang w:val="pt_PT" w:bidi="pt_PT"/>
         </w:rPr>
-        <w:t xml:space="preserve"> Eles sentirão o peso da vergonha que carregaram e toda a infidelidade que cometeram contra mim quando viverem seguros em sua terra, sem ninguém para lhes causar medo.</w:t>
+        <w:t xml:space="preserve"> Eles se lembrarão da vergonha que carregaram e de toda a infidelidade que cometeram contra mim quando viverem seguros em sua terra, sem ninguém para lhes causar medo.</w:t>
       </w:r>
     </w:p>
     <w:p>
@@ -22074,7 +22074,7 @@
         <w:rPr>
           <w:lang w:val="pt_PT" w:bidi="pt_PT"/>
         </w:rPr>
-        <w:t xml:space="preserve"> Nunca mais esconderei deles a minha face, porque derramarei o meu Espírito sobre o povo de Israel, declara o SENHOR Deus".</w:t>
+        <w:t xml:space="preserve"> Nunca mais esconderei deles a minha face, porque derramarei o meu Espírito sobre o povo de Israel, declara o SENHOR Deus”.</w:t>
       </w:r>
     </w:p>
     <w:p>
@@ -22111,7 +22111,7 @@
         <w:rPr>
           <w:lang w:val="pt_PT" w:bidi="pt_PT"/>
         </w:rPr>
-        <w:t xml:space="preserve"> No décimo dia do primeiro mês do começo do vigésimo quinto ano do nosso exílio, catorze anos depois que a cidade caiu, naquele mesmo dia a mão do SENHOR veio sobre mim, e ele me levou para lá.</w:t>
+        <w:t xml:space="preserve"> No décimo dia do primeiro mês do vigésimo quinto ano do nosso exílio, catorze anos depois que a cidade caiu, naquele mesmo dia a mão do SENHOR veio sobre mim, e ele me levou para lá.</w:t>
       </w:r>
     </w:p>
     <w:p>
@@ -22132,7 +22132,7 @@
         <w:rPr>
           <w:lang w:val="pt_PT" w:bidi="pt_PT"/>
         </w:rPr>
-        <w:t xml:space="preserve"> Em visões dadas por Deus, ele me levou à terra de Israel e me colocou sobre um monte muito alto. Ao sul desse monte havia algo parecido com uma cidade construída.</w:t>
+        <w:t xml:space="preserve"> Em visões dadas por Deus, ele me levou à terra de Israel e me colocou sobre um monte muito alto. Ao sul desse monte havia algo semelhante a uma cidade.</w:t>
       </w:r>
     </w:p>
     <w:p>
@@ -22174,7 +22174,7 @@
         <w:rPr>
           <w:lang w:val="pt_PT" w:bidi="pt_PT"/>
         </w:rPr>
-        <w:t xml:space="preserve"> Então ele me disse: "Filho do homem, olhe com atenção, escute com cuidado e observe tudo o que vou mostrar, porque foi para isso que você veio aqui. Depois conte ao povo de Israel tudo o que vir".</w:t>
+        <w:t xml:space="preserve"> Então ele me disse: “Filho do homem, olhe com atenção, escute bem e observe tudo o que vou mostrar a você, pois foi para isso que você foi trazido aqui. Depois conte ao povo de Israel tudo o que você vir”.</w:t>
       </w:r>
     </w:p>
     <w:p>
@@ -22195,7 +22195,7 @@
         <w:rPr>
           <w:lang w:val="pt_PT" w:bidi="pt_PT"/>
         </w:rPr>
-        <w:t xml:space="preserve"> Vi um muro ao redor de todo o recinto do templo. A vara de medir que o homem segurava tinha três metros de comprimento. Ele mediu o muro, e este tinha três metros de largura e três metros de altura.</w:t>
+        <w:t xml:space="preserve"> Vi um muro ao redor de todo o templo. A vara de medir que o homem segurava tinha três metros de comprimento. Ele mediu o muro, e este tinha três metros de espessura e três metros de altura.</w:t>
       </w:r>
     </w:p>
     <w:p>
@@ -22321,7 +22321,7 @@
         <w:rPr>
           <w:lang w:val="pt_PT" w:bidi="pt_PT"/>
         </w:rPr>
-        <w:t xml:space="preserve"> Depois ele mediu a porta de entrada: 5 metros de largura e 6,5 metros de comprimento.</w:t>
+        <w:t xml:space="preserve"> Depois ele mediu a entrada da porta: 5 metros de largura e 6,5 metros de comprimento</w:t>
       </w:r>
     </w:p>
     <w:p>
@@ -22426,7 +22426,7 @@
         <w:rPr>
           <w:lang w:val="pt_PT" w:bidi="pt_PT"/>
         </w:rPr>
-        <w:t xml:space="preserve"> As salas, os pilares e o pórtico tinham janelas estreitas voltadas para dentro. Havia janelas ao redor de toda a estrutura. Nos pilares havia figuras de palmeiras entalhadas.</w:t>
+        <w:t xml:space="preserve"> As salas, os pilares e o pórtico tinham janelas estreitas voltadas para dentro. Havia janelas ao redor de toda a construção. Nos pilares havia desenhos de palmeiras entalhados.</w:t>
       </w:r>
     </w:p>
     <w:p>
@@ -22468,7 +22468,7 @@
         <w:rPr>
           <w:lang w:val="pt_PT" w:bidi="pt_PT"/>
         </w:rPr>
-        <w:t xml:space="preserve"> O piso acompanhava os lados das portas, e sua largura correspondia ao comprimento delas. Esse era o pavimento inferior.</w:t>
+        <w:t xml:space="preserve"> O pavimento acompanhava as laterais das portas, e sua largura era igual ao comprimento delas. Esse era o pavimento inferior.</w:t>
       </w:r>
     </w:p>
     <w:p>
@@ -22993,7 +22993,7 @@
         <w:rPr>
           <w:lang w:val="pt_PT" w:bidi="pt_PT"/>
         </w:rPr>
-        <w:t xml:space="preserve"> Ganchos de duas pontas, medindo quase oito centímetros, estavam presos às paredes ao redor. A carne das ofertas era colocada sobre as mesas.</w:t>
+        <w:t xml:space="preserve"> Nas paredes ao redor havia ganchos de duas pontas, com quase oito centímetros. A carne das ofertas era colocada sobre as mesas.</w:t>
       </w:r>
     </w:p>
     <w:p>
@@ -23035,7 +23035,7 @@
         <w:rPr>
           <w:lang w:val="pt_PT" w:bidi="pt_PT"/>
         </w:rPr>
-        <w:t xml:space="preserve"> Então ele me disse: "A sala voltada para o sul pertence aos sacerdotes responsáveis pelo serviço do templo.</w:t>
+        <w:t xml:space="preserve"> Então ele me disse: “A sala voltada para o sul pertence aos sacerdotes responsáveis pelo serviço do templo.</w:t>
       </w:r>
     </w:p>
     <w:p>
@@ -23056,7 +23056,7 @@
         <w:rPr>
           <w:lang w:val="pt_PT" w:bidi="pt_PT"/>
         </w:rPr>
-        <w:t xml:space="preserve"> A sala voltada para o norte pertence aos sacerdotes responsáveis pelo altar. Eles são descendentes de Zadoque. Entre os levitas, somente eles podem se aproximar do SENHOR para servir diante dele".</w:t>
+        <w:t xml:space="preserve"> A sala voltada para o norte pertence aos sacerdotes responsáveis pelo altar. Eles são descendentes de Zadoque. Entre os levitas, somente eles podem se aproximar do SENHOR para o servir”.</w:t>
       </w:r>
     </w:p>
     <w:p>
@@ -23098,7 +23098,7 @@
         <w:rPr>
           <w:lang w:val="pt_PT" w:bidi="pt_PT"/>
         </w:rPr>
-        <w:t xml:space="preserve"> Em seguida ele me levou ao pórtico do templo. Mediu os pilares da entrada: 2,5 metros de largura de cada lado. A entrada tinha 7 metros de largura, e as paredes laterais tinham 1,5 metro de largura de cada lado.</w:t>
+        <w:t xml:space="preserve"> Em seguida ele me levou ao pórtico do templo. Mediu os pilares da entrada: cada um tinha 2,5 metros de largura. A entrada tinha 7 metros de largura, e as paredes laterais tinham 1,5 metro de espessura.</w:t>
       </w:r>
     </w:p>
     <w:p>
@@ -23198,7 +23198,7 @@
         <w:rPr>
           <w:lang w:val="pt_PT" w:bidi="pt_PT"/>
         </w:rPr>
-        <w:t xml:space="preserve"> Então ele entrou no recinto mais interno e mediu os pilares da entrada; cada um tinha um metro de largura. A entrada tinha 3 metros de largura, e as partes laterais da entrada tinham 3,5 metros de cada lado.</w:t>
+        <w:t xml:space="preserve"> Então ele entrou no recinto mais interno e mediu os pilares da entrada; cada um tinha um metro de largura. A entrada tinha três metros de largura, e as paredes laterais da entrada tinham três metros e meio de cada lado.</w:t>
       </w:r>
     </w:p>
     <w:p>
@@ -23219,7 +23219,7 @@
         <w:rPr>
           <w:lang w:val="pt_PT" w:bidi="pt_PT"/>
         </w:rPr>
-        <w:t xml:space="preserve"> Ele mediu também aquele recinto interno: tinha dez metros de comprimento e de largura. Então me disse: "Este é o Lugar Santíssimo".</w:t>
+        <w:t xml:space="preserve"> Ele mediu também aquele recinto interno: tinha dez metros de comprimento e de largura. Então me disse: “Este é o Lugar Santíssimo”.</w:t>
       </w:r>
     </w:p>
     <w:p>
@@ -23261,7 +23261,7 @@
         <w:rPr>
           <w:lang w:val="pt_PT" w:bidi="pt_PT"/>
         </w:rPr>
-        <w:t xml:space="preserve"> Essas salas ficavam em três andares, uma sobre a outra, com trinta salas em cada andar. Havia apoios feitos na própria parede do templo para sustentar essas salas, de modo que as vigas não precisassem ser fixadas diretamente na parede.</w:t>
+        <w:t xml:space="preserve"> Essas salas ficavam em três andares, uma acima da outra, com trinta salas em cada andar. Havia apoios presos à parede do templo para sustentar as salas, mas as vigas não eram presas diretamente à parede.</w:t>
       </w:r>
     </w:p>
     <w:p>
@@ -23282,7 +23282,7 @@
         <w:rPr>
           <w:lang w:val="pt_PT" w:bidi="pt_PT"/>
         </w:rPr>
-        <w:t xml:space="preserve"> As salas dos andares mais altos eram mais amplas, porque a estrutura do templo se estreitava para cima. Assim, quanto mais alto o andar, mais largas eram as salas. Havia uma escada que ligava o andar inferior aos andares do meio e de cima.</w:t>
+        <w:t xml:space="preserve"> As salas dos andares superiores eram mais largas, porque a estrutura do templo diminuía de largura à medida que subia. Assim, quanto mais alto o andar, maiores eram as salas. Uma escada levava do andar inferior aos andares do meio e de cima.</w:t>
       </w:r>
     </w:p>
     <w:p>
@@ -23303,7 +23303,7 @@
         <w:rPr>
           <w:lang w:val="pt_PT" w:bidi="pt_PT"/>
         </w:rPr>
-        <w:t xml:space="preserve"> Vi também que o templo estava construído sobre uma base elevada em toda a sua volta. O alicerce das salas laterais tinha três metros de altura.</w:t>
+        <w:t xml:space="preserve"> Vi também que o templo estava construído sobre uma plataforma elevada ao redor de todo o templo. A base das salas laterais tinha três metros de altura.</w:t>
       </w:r>
     </w:p>
     <w:p>
@@ -23324,7 +23324,7 @@
         <w:rPr>
           <w:lang w:val="pt_PT" w:bidi="pt_PT"/>
         </w:rPr>
-        <w:t xml:space="preserve"> A parede externa dessas salas media 2,5 metros de espessura. Havia um espaço livre entre elas</w:t>
+        <w:t xml:space="preserve"> A parede externa dessas salas media 2,5 metros de espessura. Havia um espaço livre entre elas.</w:t>
       </w:r>
     </w:p>
     <w:p>
@@ -23345,7 +23345,7 @@
         <w:rPr>
           <w:lang w:val="pt_PT" w:bidi="pt_PT"/>
         </w:rPr>
-        <w:t xml:space="preserve"> e as outras dependências ao redor do templo. Esse espaço tinha dez metros de largura em toda a volta.</w:t>
+        <w:t xml:space="preserve"> Esse espaço tinha dez metros de largura em toda a volta entre as salas e as outras construções ao redor do templo.</w:t>
       </w:r>
     </w:p>
     <w:p>
@@ -23387,7 +23387,7 @@
         <w:rPr>
           <w:lang w:val="pt_PT" w:bidi="pt_PT"/>
         </w:rPr>
-        <w:t xml:space="preserve"> No lado oeste havia outro edifício, voltado para a área separada do templo. Ele tinha 35 metros de largura e 45 metros de comprimento. As paredes ao redor tinham 2,5 metros de espessura.</w:t>
+        <w:t xml:space="preserve"> No lado oeste havia outro edifício voltado para a área separada do templo. Ele tinha 35 metros de largura e 45 metros de comprimento. As paredes ao redor tinham 2,5 metros de espessura.</w:t>
       </w:r>
     </w:p>
     <w:p>
@@ -23513,7 +23513,7 @@
         <w:rPr>
           <w:lang w:val="pt_PT" w:bidi="pt_PT"/>
         </w:rPr>
-        <w:t xml:space="preserve"> Havia figuras entalhadas de querubins e palmeiras, colocadas alternadamente. Cada querubim possuía dois rostos:</w:t>
+        <w:t xml:space="preserve"> Havia figuras entalhadas de querubins e palmeiras, alternadas umas com as outras. Cada querubim tinha dois rostos:</w:t>
       </w:r>
     </w:p>
     <w:p>
@@ -23534,7 +23534,7 @@
         <w:rPr>
           <w:lang w:val="pt_PT" w:bidi="pt_PT"/>
         </w:rPr>
-        <w:t xml:space="preserve"> um rosto humano voltado para a palmeira de um lado, e um rosto de leãozinho voltado para a palmeira do outro lado. Esses entalhes apareciam ao redor de todo o templo.</w:t>
+        <w:t xml:space="preserve"> um rosto humano voltado para a palmeira de um lado e um rosto de leão voltado para a palmeira do outro lado. Esses entalhes apareciam ao redor de todo o templo.</w:t>
       </w:r>
     </w:p>
     <w:p>
@@ -23597,7 +23597,7 @@
         <w:rPr>
           <w:lang w:val="pt_PT" w:bidi="pt_PT"/>
         </w:rPr>
-        <w:t xml:space="preserve"> Havia também um altar de madeira. Tinha um metro e meio de altura, um metro de cada lado. Seus cantos, sua base e suas laterais eram de madeira. Então ele me disse: "Esta é a mesa que está na presença do SENHOR".</w:t>
+        <w:t xml:space="preserve"> Havia também um altar de madeira. Tinha um metro e meio de altura e um metro de comprimento e de largura. Seus cantos, sua base e suas laterais eram de madeira. Então ele me disse: “Esta é a mesa que está diante do SENHOR”.</w:t>
       </w:r>
     </w:p>
     <w:p>
@@ -23739,7 +23739,7 @@
         <w:rPr>
           <w:lang w:val="pt_PT" w:bidi="pt_PT"/>
         </w:rPr>
-        <w:t xml:space="preserve"> O conjunto tinha 50 metros de comprimento e 25 metros de largura, com a entrada voltada para o norte.</w:t>
+        <w:t xml:space="preserve"> Esse edifício tinha a entrada voltada para o norte. Ele tinha 50 metros de comprimento e 25 metros de largura.</w:t>
       </w:r>
     </w:p>
     <w:p>
@@ -23760,7 +23760,7 @@
         <w:rPr>
           <w:lang w:val="pt_PT" w:bidi="pt_PT"/>
         </w:rPr>
-        <w:t xml:space="preserve"> De um lado, ficava diante da faixa de dez metros do pátio interno; do outro, ficava voltado para o piso do pátio externo. Havia galerias umas diante das outras nos três andares.</w:t>
+        <w:t xml:space="preserve"> Um grupo de salas ficava de frente para o pátio interno, que tinha dez metros de largura. Outro grupo de salas ficava de frente para o caminho pavimentado do pátio externo. Os dois grupos tinham três andares e ficavam um de frente para o outro.</w:t>
       </w:r>
     </w:p>
     <w:p>
@@ -23802,7 +23802,7 @@
         <w:rPr>
           <w:lang w:val="pt_PT" w:bidi="pt_PT"/>
         </w:rPr>
-        <w:t xml:space="preserve"> As salas dos andares mais altos eram menores, porque as galerias ocupavam parte do espaço que seria delas.</w:t>
+        <w:t xml:space="preserve"> As salas dos andares superiores eram menores, porque as galerias ocupavam parte do espaço delas.</w:t>
       </w:r>
     </w:p>
     <w:p>
@@ -23823,7 +23823,7 @@
         <w:rPr>
           <w:lang w:val="pt_PT" w:bidi="pt_PT"/>
         </w:rPr>
-        <w:t xml:space="preserve"> Como o prédio tinha três níveis e não possuía colunas como as dos pátios, o andar superior ficava mais estreito do que os outros dois.</w:t>
+        <w:t xml:space="preserve"> Como o prédio tinha três níveis e não possuía colunas como as dos pátios, os andares superiores eram mais estreitos do que o andar inferior.</w:t>
       </w:r>
     </w:p>
     <w:p>
@@ -23865,7 +23865,7 @@
         <w:rPr>
           <w:lang w:val="pt_PT" w:bidi="pt_PT"/>
         </w:rPr>
-        <w:t xml:space="preserve"> A fileira de salas voltada para o pátio externo tinha 25 metros de comprimento, mas a fileira que ficava diante do templo tinha 50 metros.</w:t>
+        <w:t xml:space="preserve"> A fileira de salas voltada para o pátio externo tinha 25 metros de comprimento, mas a fileira diante do templo tinha 50 metros.</w:t>
       </w:r>
     </w:p>
     <w:p>
@@ -23970,7 +23970,7 @@
         <w:rPr>
           <w:lang w:val="pt_PT" w:bidi="pt_PT"/>
         </w:rPr>
-        <w:t xml:space="preserve"> Então o homem me disse: "As salas do norte e do sul, voltadas para a área separada, são lugares santos. Nelas os sacerdotes que se aproximam do SENHOR comerão as ofertas santíssimas. Ali também guardarão as ofertas de cereais, as ofertas pelo pecado e as ofertas pela culpa, porque aquele lugar é santo.</w:t>
+        <w:t xml:space="preserve"> Então o homem me disse: “As salas do norte e do sul, voltadas para a área separada, são santas. Nelas os sacerdotes que se aproximam do SENHOR comerão as ofertas santíssimas. Ali também guardarão as ofertas de cereais, as ofertas pelo pecado e as ofertas pela culpa, porque esse lugar é santo.</w:t>
       </w:r>
     </w:p>
     <w:p>
@@ -23991,7 +23991,7 @@
         <w:rPr>
           <w:lang w:val="pt_PT" w:bidi="pt_PT"/>
         </w:rPr>
-        <w:t xml:space="preserve"> Quando os sacerdotes saírem do santuário, não poderão ir diretamente ao pátio externo. Primeiro deverão deixar ali as roupas usadas no serviço sagrado, porque essas roupas são santas. Depois vestirão outras roupas antes de entrar nos lugares destinados ao povo".</w:t>
+        <w:t xml:space="preserve"> Quando os sacerdotes saírem do santuário, não poderão ir diretamente ao pátio externo. Primeiro deverão deixar ali as roupas usadas no serviço sagrado, porque essas roupas são santas. Depois vestirão outras roupas antes de entrar no lugar onde o povo fica”.</w:t>
       </w:r>
     </w:p>
     <w:p>
@@ -24117,7 +24117,7 @@
         <w:rPr>
           <w:lang w:val="pt_PT" w:bidi="pt_PT"/>
         </w:rPr>
-        <w:t xml:space="preserve"> Assim, ele mediu os quatro lados. Havia um muro ao redor de toda a área, com 250 metros de comprimento e 250 metros de largura, para separar o que é santo do que é profano.</w:t>
+        <w:t xml:space="preserve"> Assim, ele mediu os quatro lados. Havia um muro ao redor de toda a área, com 250 metros de comprimento e 250 metros de largura, para separar o que era santo do que era comum.</w:t>
       </w:r>
     </w:p>
     <w:p>
@@ -24196,7 +24196,7 @@
         <w:rPr>
           <w:lang w:val="pt_PT" w:bidi="pt_PT"/>
         </w:rPr>
-        <w:t xml:space="preserve"> A visão era parecida com a que eu tinha tido quando ele veio para julgar a cidade e também com as visões que eu tinha recebido à beira do rio Quebar. Então me prostrei com o rosto no chão.</w:t>
+        <w:t xml:space="preserve"> A visão era parecida com a que eu tinha tido quando ele veio para destruir a cidade e também com as visões que eu tinha recebido junto ao rio Quebar. Então me prostrei com o rosto no chão.</w:t>
       </w:r>
     </w:p>
     <w:p>
@@ -24280,7 +24280,7 @@
         <w:rPr>
           <w:lang w:val="pt_PT" w:bidi="pt_PT"/>
         </w:rPr>
-        <w:t xml:space="preserve"> Ele disse: "Filho do homem, este é o lugar do meu trono e o lugar onde os meus pés descansam. Aqui morarei para sempre no meio do povo de Israel. Nunca mais o povo de Israel, nem os seus reis, tornará impuro o meu santo nome em seus lugares altos por causa de sua infidelidade e dos sepulcros de seus reis.</w:t>
+        <w:t xml:space="preserve"> Ele disse: “Filho do homem, este é o lugar do meu trono e o lugar onde meus pés descansam. Aqui habitarei para sempre no meio do povo de Israel. Nunca mais o povo de Israel, nem seus reis, tornarão impuro o meu santo nome com sua infidelidade, com seus lugares altos e com os túmulos de seus reis.</w:t>
       </w:r>
     </w:p>
     <w:p>
@@ -24301,7 +24301,7 @@
         <w:rPr>
           <w:lang w:val="pt_PT" w:bidi="pt_PT"/>
         </w:rPr>
-        <w:t xml:space="preserve"> Eles colocaram suas portas ao lado das minhas portas e seus batentes perto dos meus batentes. Havia apenas uma parede entre mim e eles. Com suas práticas detestáveis, profanaram o meu santo nome, e por isso eu os consumi em minha ira.</w:t>
+        <w:t xml:space="preserve"> Eles colocaram sua entrada junto à minha entrada e seus batentes ao lado dos meus batentes. Havia apenas uma parede entre mim e eles. Com suas práticas detestáveis, profanaram meu santo nome, e por isso os destruí em minha ira.</w:t>
       </w:r>
     </w:p>
     <w:p>
@@ -24343,7 +24343,7 @@
         <w:rPr>
           <w:lang w:val="pt_PT" w:bidi="pt_PT"/>
         </w:rPr>
-        <w:t xml:space="preserve"> "Filho do homem, mostre este templo ao povo de Israel. Que eles sintam vergonha das maldades que cometeram e examinem com atenção a perfeição desse modelo!</w:t>
+        <w:t xml:space="preserve"> "Filho do homem, mostre este templo ao povo de Israel. Que eles sintam vergonha das maldades que fizeram e que observem o modelo do templo.</w:t>
       </w:r>
     </w:p>
     <w:p>
@@ -24385,7 +24385,7 @@
         <w:rPr>
           <w:lang w:val="pt_PT" w:bidi="pt_PT"/>
         </w:rPr>
-        <w:t xml:space="preserve"> O templo tem esta lei: toda a área ao redor do topo do monte será santíssima. Esta é a lei do templo.</w:t>
+        <w:t xml:space="preserve"> Esta é a lei do templo: toda a área ao redor do topo do monte será santíssima. Esta é a lei do templo.</w:t>
       </w:r>
     </w:p>
     <w:p>
@@ -24406,7 +24406,7 @@
         <w:rPr>
           <w:lang w:val="pt_PT" w:bidi="pt_PT"/>
         </w:rPr>
-        <w:t xml:space="preserve"> Estas são as medidas do altar, usando a medida maior: a vala ao redor tem meio metro de profundidade e meio metro de largura, com uma borda de um palmo em toda a volta. Esta é a altura do altar:</w:t>
+        <w:t xml:space="preserve"> "Estas são as medidas do altar, usando a medida longa, que é meio metro: a vala ao redor do altar tinha meio metro de profundidade e meio metro de largura. Ao redor da borda havia uma proteção de um palmo de altura. Esta é a altura do altar:</w:t>
       </w:r>
     </w:p>
     <w:p>
@@ -24448,7 +24448,7 @@
         <w:rPr>
           <w:lang w:val="pt_PT" w:bidi="pt_PT"/>
         </w:rPr>
-        <w:t xml:space="preserve"> A lareira do altar tem dois metros de altura, e dela se levantam quatro pontas.</w:t>
+        <w:t xml:space="preserve"> A fornalha do altar tem dois metros de altura, e dela saem quatro pontas.</w:t>
       </w:r>
     </w:p>
     <w:p>
@@ -24490,7 +24490,7 @@
         <w:rPr>
           <w:lang w:val="pt_PT" w:bidi="pt_PT"/>
         </w:rPr>
-        <w:t xml:space="preserve"> A plataforma maior também é quadrada, com 7 metros de comprimento e 7 metros de largura. Em volta dela há uma borda de 25 centímetros e uma vala de 0,5 metro. Os degraus do altar ficam voltados para o leste".</w:t>
+        <w:t xml:space="preserve"> A plataforma maior também é quadrada, com 7 metros de comprimento e 7 metros de largura. Ao redor dela há uma borda de 25 centímetros e uma vala de 0,5 metro. Os degraus do altar ficam voltados para o leste”.</w:t>
       </w:r>
     </w:p>
     <w:p>
@@ -24511,7 +24511,7 @@
         <w:rPr>
           <w:lang w:val="pt_PT" w:bidi="pt_PT"/>
         </w:rPr>
-        <w:t xml:space="preserve"> Então ele me disse: "Filho do homem, o SENHOR Deus diz o seguinte: Estas são as regras para o dia em que o altar for construído, para que nele sejam oferecidos holocaustos e para que ali se derrame sangue sobre ele.</w:t>
+        <w:t xml:space="preserve"> Então ele me disse: “Filho do homem, o SENHOR Deus diz o seguinte: Estas são as regras para o dia em que o altar for construído, para que nele sejam oferecidos holocaustos e para que ali se derrame sangue sobre ele.</w:t>
       </w:r>
     </w:p>
     <w:p>
@@ -24553,7 +24553,7 @@
         <w:rPr>
           <w:lang w:val="pt_PT" w:bidi="pt_PT"/>
         </w:rPr>
-        <w:t xml:space="preserve"> Você pegará parte do sangue e colocará nas quatro pontas do altar, nos quatro cantos da plataforma maior e ao redor da borda. Assim você fará a purificação do altar e realizará expiação por ele.</w:t>
+        <w:t xml:space="preserve"> Você pegará parte do sangue e colocará nas quatro pontas do altar, nos quatro cantos da plataforma maior e ao redor da borda. Assim você purificará o altar e fará expiação por ele.</w:t>
       </w:r>
     </w:p>
     <w:p>
@@ -24595,7 +24595,7 @@
         <w:rPr>
           <w:lang w:val="pt_PT" w:bidi="pt_PT"/>
         </w:rPr>
-        <w:t xml:space="preserve"> No segundo dia, você oferecerá um bode sem defeito como oferta pelo pecado. O altar será purificado da mesma maneira que foi com o novilho.</w:t>
+        <w:t xml:space="preserve"> "No segundo dia, você oferecerá um bode sem defeito como oferta pelo pecado. O altar será purificado da mesma maneira que foi com o novilho.</w:t>
       </w:r>
     </w:p>
     <w:p>
@@ -24658,7 +24658,7 @@
         <w:rPr>
           <w:lang w:val="pt_PT" w:bidi="pt_PT"/>
         </w:rPr>
-        <w:t xml:space="preserve"> Durante sete dias, você oferecerá diariamente um bode como oferta pelo pecado. Também oferecerão um novilho e um carneiro do rebanho, ambos sem defeito.</w:t>
+        <w:t xml:space="preserve"> "Durante sete dias, você oferecerá diariamente um bode como oferta pelo pecado. Também oferecerão um novilho e um carneiro do rebanho, ambos sem defeito.</w:t>
       </w:r>
     </w:p>
     <w:p>
@@ -24700,7 +24700,7 @@
         <w:rPr>
           <w:lang w:val="pt_PT" w:bidi="pt_PT"/>
         </w:rPr>
-        <w:t xml:space="preserve"> Quando esses dias terminarem, a partir do oitavo dia os sacerdotes passarão a oferecer sobre o altar os holocaustos e as ofertas de paz de vocês. Então eu os receberei com favor, declara o SENHOR Deus".</w:t>
+        <w:t xml:space="preserve"> Quando esses dias terminarem, a partir do oitavo dia, os sacerdotes oferecerão sobre o altar os holocaustos e as ofertas de paz de vocês. Então eu os aceitarei com favor, declara o SENHOR Deus”.</w:t>
       </w:r>
     </w:p>
     <w:p>
@@ -24758,7 +24758,7 @@
         <w:rPr>
           <w:lang w:val="pt_PT" w:bidi="pt_PT"/>
         </w:rPr>
-        <w:t xml:space="preserve"> O SENHOR me disse: "Esta porta ficará trancada. Nunca será aberta, e ninguém passará por ela, pois o Deus de Israel entrou por esse caminho. Por isso ela deve permanecer sempre fechada.</w:t>
+        <w:t xml:space="preserve"> O SENHOR me disse: “Esta porta ficará trancada. Nunca será aberta, e ninguém passará por ela, pois o Deus de Israel entrou por esse caminho. Por isso ela deve permanecer sempre fechada.</w:t>
       </w:r>
     </w:p>
     <w:p>
@@ -24779,7 +24779,7 @@
         <w:rPr>
           <w:lang w:val="pt_PT" w:bidi="pt_PT"/>
         </w:rPr>
-        <w:t xml:space="preserve"> Somente o príncipe terá permissão de se aproximar e se sentar diante dessa entrada para comer na presença do SENHOR. Ele entra pelo pórtico dessa porta e sai pelo mesmo caminho".</w:t>
+        <w:t xml:space="preserve"> Somente o príncipe terá permissão de se aproximar e se sentar diante dessa entrada para comer na presença do SENHOR. Ele entra pelo pórtico dessa porta e sai pelo mesmo caminho”.</w:t>
       </w:r>
     </w:p>
     <w:p>
@@ -24821,7 +24821,7 @@
         <w:rPr>
           <w:lang w:val="pt_PT" w:bidi="pt_PT"/>
         </w:rPr>
-        <w:t xml:space="preserve"> O SENHOR me falou: "Filho humano, observe com atenção, ouça com cuidado tudo o que vou explicar sobre as normas da minha casa. Preste atenção nas entradas e saídas do templo.</w:t>
+        <w:t xml:space="preserve"> O SENHOR me disse: “Filho do homem, observe bem, veja com atenção e ouça tudo o que vou lhe explicar sobre todas as normas do templo do SENHOR. Preste atenção às entradas e saídas do santuário.</w:t>
       </w:r>
     </w:p>
     <w:p>
@@ -24863,7 +24863,7 @@
         <w:rPr>
           <w:lang w:val="pt_PT" w:bidi="pt_PT"/>
         </w:rPr>
-        <w:t xml:space="preserve"> Vocês trouxeram estrangeiros, incircuncisos de coração e também de carne, para dentro do meu santuário, profanando a minha casa enquanto ofereciam alimento, gordura e sangue no altar. Assim violaram a minha aliança.</w:t>
+        <w:t xml:space="preserve"> Vocês trouxeram estrangeiros, incircuncisos no coração e no corpo, para dentro do meu santuário. Assim profanaram o meu templo quando ofereceram alimento, gordura e sangue sobre o meu altar. Vocês quebraram minha aliança.</w:t>
       </w:r>
     </w:p>
     <w:p>
@@ -24884,7 +24884,7 @@
         <w:rPr>
           <w:lang w:val="pt_PT" w:bidi="pt_PT"/>
         </w:rPr>
-        <w:t xml:space="preserve"> Vocês não cuidaram das coisas santas e colocaram outros para cumprir o serviço do meu santuário em lugar do meu povo.</w:t>
+        <w:t xml:space="preserve"> Vocês não cuidaram do que é santo e colocaram outros para cuidar do serviço do meu santuário no lugar de vocês.</w:t>
       </w:r>
     </w:p>
     <w:p>
@@ -24926,7 +24926,7 @@
         <w:rPr>
           <w:lang w:val="pt_PT" w:bidi="pt_PT"/>
         </w:rPr>
-        <w:t xml:space="preserve"> Os levitas que se afastaram de mim quando o povo se desviou e que seguiram ídolos carregarão a consequência de seus atos.</w:t>
+        <w:t xml:space="preserve"> "Os levitas que se afastaram de mim quando Israel se desviou e correram atrás de seus ídolos sofrerão as consequências do seu pecado.</w:t>
       </w:r>
     </w:p>
     <w:p>
@@ -24947,7 +24947,7 @@
         <w:rPr>
           <w:lang w:val="pt_PT" w:bidi="pt_PT"/>
         </w:rPr>
-        <w:t xml:space="preserve"> Eles ainda poderão servir no templo em funções auxiliares: cuidar das portas, ajudar nos serviços e abater animais para os sacrifícios do povo. Eles estarão a serviço da comunidade.</w:t>
+        <w:t xml:space="preserve"> Mas eles servirão no meu santuário como auxiliares, cuidando das portas e ajudando no serviço do templo. Também matarão os animais para os sacrifícios do povo e estarão diante do povo para ajudá-lo.</w:t>
       </w:r>
     </w:p>
     <w:p>
@@ -24968,7 +24968,7 @@
         <w:rPr>
           <w:lang w:val="pt_PT" w:bidi="pt_PT"/>
         </w:rPr>
-        <w:t xml:space="preserve"> Mas porque incentivaram a idolatria e levaram Israel ao erro, jurei que sofrerão o peso de suas escolhas. Assim declara o SENHOR Deus.</w:t>
+        <w:t xml:space="preserve"> Porque serviram como tropeço para Israel e o levaram à idolatria, jurei contra eles, declara o SENHOR Deus. Eles carregarão a culpa do seu pecado.</w:t>
       </w:r>
     </w:p>
     <w:p>
@@ -24989,7 +24989,7 @@
         <w:rPr>
           <w:lang w:val="pt_PT" w:bidi="pt_PT"/>
         </w:rPr>
-        <w:t xml:space="preserve"> Eles não se aproximarão de mim como sacerdotes e não tocarão nas coisas mais santas. Levarão consigo a vergonha de seus atos.</w:t>
+        <w:t xml:space="preserve"> Eles não se aproximarão de mim para exercer o sacerdócio e não tocarão nas minhas coisas santíssimas. Carregarão a vergonha das coisas detestáveis que fizeram.</w:t>
       </w:r>
     </w:p>
     <w:p>
@@ -25031,7 +25031,7 @@
         <w:rPr>
           <w:lang w:val="pt_PT" w:bidi="pt_PT"/>
         </w:rPr>
-        <w:t xml:space="preserve"> Mas os sacerdotes da família de Zadoque permaneceram fiéis quando Israel se afastou. Eles se aproximarão de mim e me servirão, trazendo as ofertas de gordura e sangue, declara o SENHOR Deus.</w:t>
+        <w:t xml:space="preserve"> "Mas os sacerdotes levitas, descendentes de Zadoque, permaneceram fiéis ao meu serviço quando o povo de Israel se afastou de mim. Eles se aproximarão de mim para me servir e oferecerão diante de mim a gordura e o sangue, declara o SENHOR Deus.</w:t>
       </w:r>
     </w:p>
     <w:p>
@@ -25073,7 +25073,7 @@
         <w:rPr>
           <w:lang w:val="pt_PT" w:bidi="pt_PT"/>
         </w:rPr>
-        <w:t xml:space="preserve"> Quando entrarem nas portas do pátio interno, usarão roupas de linho. Não poderão vestir lã enquanto servirem dentro do templo.</w:t>
+        <w:t xml:space="preserve"> "Quando entrarem nas portas do pátio interno, usarão roupas de linho. Não poderão vestir lã enquanto servirem dentro do templo.</w:t>
       </w:r>
     </w:p>
     <w:p>
@@ -25094,7 +25094,7 @@
         <w:rPr>
           <w:lang w:val="pt_PT" w:bidi="pt_PT"/>
         </w:rPr>
-        <w:t xml:space="preserve"> Usarão turbantes e calções de linho. Nada que cause suor deverá ser usado no serviço sagrado.</w:t>
+        <w:t xml:space="preserve"> Usarão turbantes de linho na cabeça e calções de linho no corpo. Não usarão nada que faça o corpo suar.</w:t>
       </w:r>
     </w:p>
     <w:p>
@@ -25115,7 +25115,7 @@
         <w:rPr>
           <w:lang w:val="pt_PT" w:bidi="pt_PT"/>
         </w:rPr>
-        <w:t xml:space="preserve"> Quando saírem para o pátio externo, trocarão suas roupas de serviço e as guardarão nos quartos santos, para que não transmitam santidade ao povo por meio delas.</w:t>
+        <w:t xml:space="preserve"> Quando saírem para o pátio externo, onde está o povo, eles tirarão as roupas que usaram para servir no santuário. Colocarão essas roupas nas salas santas e vestirão outras roupas antes de se aproximar do povo, para não tornar o povo santo ao usar essas roupas.</w:t>
       </w:r>
     </w:p>
     <w:p>
@@ -25136,7 +25136,7 @@
         <w:rPr>
           <w:lang w:val="pt_PT" w:bidi="pt_PT"/>
         </w:rPr>
-        <w:t xml:space="preserve"> Não rasparão completamente a cabeça nem deixarão o cabelo crescer demais; deverão mantê-lo bem aparado.</w:t>
+        <w:t xml:space="preserve"> "Não rasparão a cabeça nem deixarão o cabelo crescer livremente; deverão cortar o cabelo de maneira adequada.</w:t>
       </w:r>
     </w:p>
     <w:p>
@@ -25178,7 +25178,7 @@
         <w:rPr>
           <w:lang w:val="pt_PT" w:bidi="pt_PT"/>
         </w:rPr>
-        <w:t xml:space="preserve"> Os sacerdotes não se casarão com viúva ou mulher divorciada, exceto viúvas de outros sacerdotes ou mulheres virgens de Israel.</w:t>
+        <w:t xml:space="preserve"> Os sacerdotes não se casarão com viúva nem com mulher divorciada. Só poderão casar com uma virgem da descendência de Israel ou com a viúva de outro sacerdote.</w:t>
       </w:r>
     </w:p>
     <w:p>
@@ -25220,7 +25220,7 @@
         <w:rPr>
           <w:lang w:val="pt_PT" w:bidi="pt_PT"/>
         </w:rPr>
-        <w:t xml:space="preserve"> Servirão como juízes em disputas, decidindo conforme minhas leis. Também guardarão meus decretos, festas e dias de descanso sagrado.</w:t>
+        <w:t xml:space="preserve"> "Servirão como juízes em disputas, decidindo conforme minhas leis. Também guardarão meus decretos, festas e dias de descanso sagrado.</w:t>
       </w:r>
     </w:p>
     <w:p>
@@ -25241,7 +25241,7 @@
         <w:rPr>
           <w:lang w:val="pt_PT" w:bidi="pt_PT"/>
         </w:rPr>
-        <w:t xml:space="preserve"> Não deverão se contaminar com um corpo morto. Só poderão fazê-lo em casos próximos: pai, mãe, filho, filha, irmão ou irmã solteira.</w:t>
+        <w:t xml:space="preserve"> "Não se aproximarão de um morto para não se tornarem impuros, exceto por causa de seu pai, mãe, filho, filha, irmão ou irmã solteira.</w:t>
       </w:r>
     </w:p>
     <w:p>
@@ -25283,7 +25283,7 @@
         <w:rPr>
           <w:lang w:val="pt_PT" w:bidi="pt_PT"/>
         </w:rPr>
-        <w:t xml:space="preserve"> No dia em que voltarem ao serviço no santuário, oferecerão uma oferta pelo próprio erro, declara o SENHOR Deus.</w:t>
+        <w:t xml:space="preserve"> No dia em que entrarem novamente no santuário para servir diante de mim, oferecerão sua oferta pelo pecado, declara o SENHOR Deus.</w:t>
       </w:r>
     </w:p>
     <w:p>
@@ -25304,7 +25304,7 @@
         <w:rPr>
           <w:lang w:val="pt_PT" w:bidi="pt_PT"/>
         </w:rPr>
-        <w:t xml:space="preserve"> Os sacerdotes não terão terras próprias como herança. Eu mesmo serei a herança deles em Israel.</w:t>
+        <w:t xml:space="preserve"> "Eles não receberão herança em Israel. Eu sou a herança deles.</w:t>
       </w:r>
     </w:p>
     <w:p>
@@ -25346,7 +25346,7 @@
         <w:rPr>
           <w:lang w:val="pt_PT" w:bidi="pt_PT"/>
         </w:rPr>
-        <w:t xml:space="preserve"> A primeira parte das colheitas e das ofertas será dada aos sacerdotes, para que haja bênção sobre as casas do povo.</w:t>
+        <w:t xml:space="preserve"> A melhor parte das primeiras colheitas e de todas as ofertas será dos sacerdotes. Assim virá bênção sobre a casa de vocês.</w:t>
       </w:r>
     </w:p>
     <w:p>
@@ -25367,7 +25367,7 @@
         <w:rPr>
           <w:lang w:val="pt_PT" w:bidi="pt_PT"/>
         </w:rPr>
-        <w:t xml:space="preserve"> Eles não comerão carne de animais mortos naturalmente ou atacados por outros animais".</w:t>
+        <w:t xml:space="preserve"> Os sacerdotes não comerão carne de nenhum animal que tenha morrido sozinho ou que tenha sido despedaçado por outro animal”.</w:t>
       </w:r>
     </w:p>
     <w:p>
@@ -25488,7 +25488,7 @@
         <w:rPr>
           <w:lang w:val="pt_PT" w:bidi="pt_PT"/>
         </w:rPr>
-        <w:t xml:space="preserve"> Outra parte com o mesmo tamanho — 12,5 quilômetros de comprimento e 5 quilômetros de largura — ficará para os levitas que servem no templo. Ela servirá como propriedade para suas moradias.</w:t>
+        <w:t xml:space="preserve"> Outra parte com o mesmo tamanho — 12,5 quilômetros de comprimento e 5 quilômetros de largura — será destinada aos levitas que servem no templo. Ela será a propriedade deles para suas moradias.</w:t>
       </w:r>
     </w:p>
     <w:p>
@@ -25509,7 +25509,7 @@
         <w:rPr>
           <w:lang w:val="pt_PT" w:bidi="pt_PT"/>
         </w:rPr>
-        <w:t xml:space="preserve"> Junto da área santa, reservem uma faixa de 2,5 quilômetros de largura e 12,5 de comprimento para a cidade, que pertencerá a todo o povo de Israel.</w:t>
+        <w:t xml:space="preserve"> "Junto da área santa, reservem uma faixa de 2,5 quilômetros de largura e 12,5 de comprimento para a cidade, que pertencerá a todo o povo de Israel.</w:t>
       </w:r>
     </w:p>
     <w:p>
@@ -25530,7 +25530,7 @@
         <w:rPr>
           <w:lang w:val="pt_PT" w:bidi="pt_PT"/>
         </w:rPr>
-        <w:t xml:space="preserve"> O príncipe terá terras nos dois lados da área santa e da propriedade da cidade. Sua porção avançará para o oeste e para o leste, acompanhando a extensão de uma parte tribal, desde a fronteira ocidental até a oriental.</w:t>
+        <w:t xml:space="preserve"> "O príncipe terá terras nos dois lados da área santa e da propriedade da cidade. Sua porção avançará para o oeste e para o leste, acompanhando a extensão de uma parte tribal, desde a fronteira ocidental até a oriental.</w:t>
       </w:r>
     </w:p>
     <w:p>
@@ -25551,7 +25551,7 @@
         <w:rPr>
           <w:lang w:val="pt_PT" w:bidi="pt_PT"/>
         </w:rPr>
-        <w:t xml:space="preserve"> Essa terra será sua propriedade em Israel. Assim, os príncipes não voltarão a maltratar o meu povo e deixarão a terra para as tribos de Israel, cada uma conforme sua divisão.</w:t>
+        <w:t xml:space="preserve"> Essa será a propriedade dele em Israel. Assim, os príncipes não voltarão a oprimir o meu povo e deixarão a terra para as tribos de Israel, cada uma conforme sua divisão.</w:t>
       </w:r>
     </w:p>
     <w:p>
@@ -25572,7 +25572,7 @@
         <w:rPr>
           <w:lang w:val="pt_PT" w:bidi="pt_PT"/>
         </w:rPr>
-        <w:t xml:space="preserve"> O SENHOR Deus assim declara: Chega, príncipes de Israel! Deixem a violência e a opressão. Façam o que é justo e correto. Parem de tomar à força o que pertence ao meu povo, diz o SENHOR Deus.</w:t>
+        <w:t xml:space="preserve"> "O SENHOR Deus assim declara: Já basta, príncipes de Israel! Parem de praticar violência e opressão. Façam o que é justo e correto. Deixem de oprimir o meu povo, declara o SENHOR Deus.</w:t>
       </w:r>
     </w:p>
     <w:p>
@@ -25614,7 +25614,7 @@
         <w:rPr>
           <w:lang w:val="pt_PT" w:bidi="pt_PT"/>
         </w:rPr>
-        <w:t xml:space="preserve"> A medida para os cereais e a medida para os líquidos deverão seguir o mesmo padrão. O efa e o bato terão a mesma capacidade: cada um corresponderá à décima parte de um ômer.1 O ômer será a medida principal.</w:t>
+        <w:t xml:space="preserve"> A medida para os cereais e a medida para os líquidos deverão seguir o mesmo padrão. O efa e o bato terão a mesma capacidade. Cada um corresponderá à décima parte de um ômer. O ômer será a medida principal.</w:t>
       </w:r>
     </w:p>
     <w:p>
@@ -25656,7 +25656,7 @@
         <w:rPr>
           <w:lang w:val="pt_PT" w:bidi="pt_PT"/>
         </w:rPr>
-        <w:t xml:space="preserve"> Esta será a contribuição devida: a sexta parte de um efa para cada ômer de trigo e a sexta parte de um efa para cada ômer de cevada.</w:t>
+        <w:t xml:space="preserve"> "Esta será a contribuição devida: a sexta parte de um efa para cada ômer de trigo e a sexta parte de um efa para cada ômer de cevada.</w:t>
       </w:r>
     </w:p>
     <w:p>
@@ -25677,7 +25677,7 @@
         <w:rPr>
           <w:lang w:val="pt_PT" w:bidi="pt_PT"/>
         </w:rPr>
-        <w:t xml:space="preserve"> Quanto ao azeite, a porção será a décima parte de um bato para cada ômer, porque um ômer corresponde a dez batos.</w:t>
+        <w:t xml:space="preserve"> Quanto ao azeite, a oferta será de um bato para cada dez batos de azeite, isto é, para cada ômer. Um ômer equivale a dez batos.</w:t>
       </w:r>
     </w:p>
     <w:p>
@@ -25698,7 +25698,7 @@
         <w:rPr>
           <w:lang w:val="pt_PT" w:bidi="pt_PT"/>
         </w:rPr>
-        <w:t xml:space="preserve"> De cada duzentas ovelhas dos rebanhos de Israel, uma será separada. Isso servirá para as ofertas de cereais, os holocaustos e as ofertas de paz, para que se faça expiação pelo povo, diz o SENHOR Deus.</w:t>
+        <w:t xml:space="preserve"> De cada duzentas ovelhas dos rebanhos bem regados de Israel, uma será separada para as ofertas de cereais, os holocaustos e as ofertas de paz, para fazer expiação pelo povo, declara o SENHOR Deus.</w:t>
       </w:r>
     </w:p>
     <w:p>
@@ -25740,7 +25740,7 @@
         <w:rPr>
           <w:lang w:val="pt_PT" w:bidi="pt_PT"/>
         </w:rPr>
-        <w:t xml:space="preserve"> O príncipe ficará encarregado dos holocaustos, das ofertas de cereais e das ofertas de bebidas nas festas, nas luas novas, nos sábados e em todas as solenidades de Israel. Ele providenciará as ofertas pelo pecado, as ofertas de cereais, os holocaustos e as ofertas de paz para fazer expiação em favor do povo de Israel.</w:t>
+        <w:t xml:space="preserve"> O príncipe ficará responsável pelos holocaustos, pelas ofertas de cereais e pelas ofertas de bebidas nas festas, nas luas novas, nos sábados e em todas as festas determinadas de Israel. Ele providenciará as ofertas pelo pecado, as ofertas de cereais, os holocaustos e as ofertas de paz para fazer expiação pelo povo de Israel.</w:t>
       </w:r>
     </w:p>
     <w:p>
@@ -25761,7 +25761,7 @@
         <w:rPr>
           <w:lang w:val="pt_PT" w:bidi="pt_PT"/>
         </w:rPr>
-        <w:t xml:space="preserve"> O SENHOR Deus diz o seguinte: No primeiro dia do primeiro mês, você pegará um novilho sem defeito e purificará o templo.</w:t>
+        <w:t xml:space="preserve"> "O SENHOR Deus diz o seguinte: No primeiro dia do primeiro mês, você pegará um novilho sem defeito e purificará o templo.</w:t>
       </w:r>
     </w:p>
     <w:p>
@@ -25824,7 +25824,7 @@
         <w:rPr>
           <w:lang w:val="pt_PT" w:bidi="pt_PT"/>
         </w:rPr>
-        <w:t xml:space="preserve"> No décimo quarto dia do primeiro mês, vocês celebrarão a Páscoa. Será uma festa de sete dias, durante a qual vocês comerão pão sem fermento.</w:t>
+        <w:t xml:space="preserve"> "No décimo quarto dia do primeiro mês, vocês celebrarão a Páscoa. Será uma festa de sete dias, durante a qual vocês comerão pão sem fermento.</w:t>
       </w:r>
     </w:p>
     <w:p>
@@ -25887,7 +25887,7 @@
         <w:rPr>
           <w:lang w:val="pt_PT" w:bidi="pt_PT"/>
         </w:rPr>
-        <w:t xml:space="preserve"> Para cada novilho e para cada carneiro, ele apresentará uma oferta de cereais de um efa e um him1 de azeite para cada efa.</w:t>
+        <w:t xml:space="preserve"> Para cada novilho e para cada carneiro, ele apresentará uma oferta de cereais de um efa e um him de azeite para cada efa.</w:t>
       </w:r>
     </w:p>
     <w:p>
@@ -25908,7 +25908,7 @@
         <w:rPr>
           <w:lang w:val="pt_PT" w:bidi="pt_PT"/>
         </w:rPr>
-        <w:t xml:space="preserve"> No décimo quinto dia do sétimo mês, durante a festa de sete dias, ele fará as mesmas ofertas: a oferta pelo pecado, o holocausto, a oferta de cereais e o azeite".</w:t>
+        <w:t xml:space="preserve"> "No décimo quinto dia do sétimo mês, durante a festa de sete dias, ele fará as mesmas ofertas: a oferta pelo pecado, o holocausto, a oferta de cereais e o azeite”.</w:t>
       </w:r>
     </w:p>
     <w:p>
@@ -25966,7 +25966,7 @@
         <w:rPr>
           <w:lang w:val="pt_PT" w:bidi="pt_PT"/>
         </w:rPr>
-        <w:t xml:space="preserve"> O príncipe entrará vindo do pátio de fora e ficará junto ao batente da entrada. Os sacerdotes oferecerão por ele o holocausto e a oferta de paz. Então ele adorará junto à soleira da porta e depois sairá. A porta permanecerá aberta até o fim da tarde.</w:t>
+        <w:t xml:space="preserve"> O príncipe entrará pelo pátio externo e ficará junto ao batente da entrada. Os sacerdotes oferecerão por ele o holocausto e a oferta de paz. Então ele adorará junto à soleira da porta e depois sairá. A porta ficará aberta até a tarde.</w:t>
       </w:r>
     </w:p>
     <w:p>
@@ -26029,7 +26029,7 @@
         <w:rPr>
           <w:lang w:val="pt_PT" w:bidi="pt_PT"/>
         </w:rPr>
-        <w:t xml:space="preserve"> Com o carneiro, ele trará uma oferta de cereais de um efa. Com os cordeiros, trará a quantidade que desejar, junto com um him de azeite para cada efa.</w:t>
+        <w:t xml:space="preserve"> Com o carneiro, ele trará uma oferta de cereais de um efa. Com os cordeiros, trará uma oferta conforme puder oferecer, junto com um him de azeite para cada efa.</w:t>
       </w:r>
     </w:p>
     <w:p>
@@ -26092,7 +26092,7 @@
         <w:rPr>
           <w:lang w:val="pt_PT" w:bidi="pt_PT"/>
         </w:rPr>
-        <w:t xml:space="preserve"> Quando o príncipe entrar, ele passará pelo pórtico da entrada e sairá pelo mesmo caminho.</w:t>
+        <w:t xml:space="preserve"> Quando o príncipe entrar, ele passará pelo pórtico da entrada e sairá pelo mesmo lugar.</w:t>
       </w:r>
     </w:p>
     <w:p>
@@ -26113,7 +26113,7 @@
         <w:rPr>
           <w:lang w:val="pt_PT" w:bidi="pt_PT"/>
         </w:rPr>
-        <w:t xml:space="preserve"> Mas, nas festas determinadas, quem entrar pela porta norte para adorar sairá pela porta sul; e quem entrar pela porta sul sairá pela porta norte. Ninguém voltará pela mesma porta por onde entrou; cada um sairá pela porta oposta.</w:t>
+        <w:t xml:space="preserve"> "Mas, nas festas, quem entrar pela porta norte para adorar sairá pela porta sul; e quem entrar pela porta sul sairá pela porta norte. Ninguém voltará pela mesma porta por onde entrou; cada um sairá pela outra porta.</w:t>
       </w:r>
     </w:p>
     <w:p>
@@ -26155,7 +26155,7 @@
         <w:rPr>
           <w:lang w:val="pt_PT" w:bidi="pt_PT"/>
         </w:rPr>
-        <w:t xml:space="preserve"> Nas festas e solenidades, a oferta de cereais será de um efa para cada novilho e um efa para cada carneiro. Com os cordeiros, será o quanto ele puder oferecer. Para cada efa, haverá um him de azeite.</w:t>
+        <w:t xml:space="preserve"> "Nas festas e solenidades, a oferta de cereais será de um efa para cada novilho e um efa para cada carneiro. Para os cordeiros, será conforme ele puder oferecer. Para cada efa, haverá um him de azeite.</w:t>
       </w:r>
     </w:p>
     <w:p>
@@ -26197,7 +26197,7 @@
         <w:rPr>
           <w:lang w:val="pt_PT" w:bidi="pt_PT"/>
         </w:rPr>
-        <w:t xml:space="preserve"> Todos os dias, pela manhã, você oferecerá ao SENHOR um cordeiro de um ano, sem defeito, como holocausto.</w:t>
+        <w:t xml:space="preserve"> "Todos os dias, pela manhã, você oferecerá ao SENHOR um cordeiro de um ano, sem defeito, como holocausto.</w:t>
       </w:r>
     </w:p>
     <w:p>
@@ -26218,7 +26218,7 @@
         <w:rPr>
           <w:lang w:val="pt_PT" w:bidi="pt_PT"/>
         </w:rPr>
-        <w:t xml:space="preserve"> Junto com ele, todas as manhãs, será apresentada uma oferta de cereais de um sexto de efa e a terça parte de um him de azeite para misturar com a farinha. Esse decreto será permanente.</w:t>
+        <w:t xml:space="preserve"> Junto com ele, todas as manhãs, será apresentada uma oferta de cereais de um sexto de efa e a terça parte de um him de azeite para misturar com a farinha. Essa ordem continuará sempre.</w:t>
       </w:r>
     </w:p>
     <w:p>
@@ -26260,7 +26260,7 @@
         <w:rPr>
           <w:lang w:val="pt_PT" w:bidi="pt_PT"/>
         </w:rPr>
-        <w:t xml:space="preserve"> O SENHOR Deus assim declara: Se o príncipe der parte de sua herança a um de seus filhos, essa propriedade passará a ser dos descendentes dele. Ela lhes pertencerá como herança permanente.</w:t>
+        <w:t xml:space="preserve"> "O SENHOR Deus assim declara: Se o príncipe der parte de sua herança a um de seus filhos, essa propriedade passará a ser dos descendentes dele. Ela lhes pertencerá como herança permanente.</w:t>
       </w:r>
     </w:p>
     <w:p>
@@ -26281,7 +26281,7 @@
         <w:rPr>
           <w:lang w:val="pt_PT" w:bidi="pt_PT"/>
         </w:rPr>
-        <w:t xml:space="preserve"> Mas, se ele der parte de sua herança a um de seus servos, essa propriedade ficará com o servo somente até o ano da libertação.1 Depois disso, ela voltará para o príncipe. Somente os filhos manterão para sempre a herança recebida dele.</w:t>
+        <w:t xml:space="preserve"> Mas, se ele der parte de sua herança a um de seus servos, essa propriedade ficará com o servo somente até o ano da liberdade. Depois disso, ela voltará para o príncipe. Somente os filhos manterão para sempre a herança recebida dele.</w:t>
       </w:r>
     </w:p>
     <w:p>
@@ -26302,7 +26302,7 @@
         <w:rPr>
           <w:lang w:val="pt_PT" w:bidi="pt_PT"/>
         </w:rPr>
-        <w:t xml:space="preserve"> O príncipe não poderá tomar a herança do povo nem expulsar as pessoas de suas propriedades. Ele dará herança aos seus filhos apenas daquilo que já é seu, para que ninguém do meu povo seja afastado de sua terra."</w:t>
+        <w:t xml:space="preserve"> O príncipe não poderá tomar a herança do povo nem expulsar as pessoas de suas propriedades. Ele dará herança aos seus filhos apenas daquilo que já é seu, para que ninguém do meu povo seja afastado de sua terra”.</w:t>
       </w:r>
     </w:p>
     <w:p>
@@ -26344,7 +26344,7 @@
         <w:rPr>
           <w:lang w:val="pt_PT" w:bidi="pt_PT"/>
         </w:rPr>
-        <w:t xml:space="preserve"> Ele me disse: "Os sacerdotes cozinharão a oferta pela culpa e a oferta pelo pecado, e assarão a oferta de cereais neste lugar, para que não levem essas ofertas ao pátio externo e comuniquem santidade ao povo".</w:t>
+        <w:t xml:space="preserve"> Ele me disse: “Os sacerdotes cozinharão a oferta pela culpa e a oferta pelo pecado, e assarão a oferta de cereais neste lugar, para que não levem essas ofertas ao pátio externo e não tornem o povo santo por causa delas”.</w:t>
       </w:r>
     </w:p>
     <w:p>
@@ -26407,7 +26407,7 @@
         <w:rPr>
           <w:lang w:val="pt_PT" w:bidi="pt_PT"/>
         </w:rPr>
-        <w:t xml:space="preserve"> Ao redor da parte interna de cada um havia uma mureta, e abaixo dela ficavam os lugares para acender fogo por toda a volta.</w:t>
+        <w:t xml:space="preserve"> Ao redor da parte interna de cada um havia uma mureta, e abaixo dela havia lugares preparados para cozinhar.</w:t>
       </w:r>
     </w:p>
     <w:p>
@@ -26428,7 +26428,7 @@
         <w:rPr>
           <w:lang w:val="pt_PT" w:bidi="pt_PT"/>
         </w:rPr>
-        <w:t xml:space="preserve"> Então ele me disse: "Estas são as cozinhas onde os servos do templo prepararão os sacrifícios do povo".</w:t>
+        <w:t xml:space="preserve"> Então ele me disse: “Estas são as cozinhas onde os servos do templo prepararão os sacrifícios oferecidos pelo povo”.</w:t>
       </w:r>
     </w:p>
     <w:p>
@@ -26465,7 +26465,7 @@
         <w:rPr>
           <w:lang w:val="pt_PT" w:bidi="pt_PT"/>
         </w:rPr>
-        <w:t xml:space="preserve"> Então o homem me levou de volta à entrada do templo. Vi água saindo por debaixo da soleira, correndo para o leste, porque a frente do templo estava voltada para o leste. A água descia pelo lado direito do templo, pelo sul do altar.</w:t>
+        <w:t xml:space="preserve"> Então o homem me levou de volta à entrada do templo. Vi água saindo debaixo da soleira e correndo para o leste, porque o templo estava voltado para o leste. A água passava pelo lado direito do templo, ao sul do altar.</w:t>
       </w:r>
     </w:p>
     <w:p>
@@ -26486,7 +26486,7 @@
         <w:rPr>
           <w:lang w:val="pt_PT" w:bidi="pt_PT"/>
         </w:rPr>
-        <w:t xml:space="preserve"> Depois ele me fez sair pela porta norte e contornar o exterior até a porta externa voltada para o leste. Ali vi a água correndo pelo lado direito.</w:t>
+        <w:t xml:space="preserve"> Depois ele me levou para fora pela porta norte e me guiou ao redor do templo até a porta externa voltada para o leste. Ali vi a água correndo pelo lado direito.</w:t>
       </w:r>
     </w:p>
     <w:p>
@@ -26507,7 +26507,7 @@
         <w:rPr>
           <w:lang w:val="pt_PT" w:bidi="pt_PT"/>
         </w:rPr>
-        <w:t xml:space="preserve"> O homem caminhou para o leste com uma vara de medir na mão. Ele mediu quinhentos metros e me fez atravessar a água, que já alcançava meus tornozelos.</w:t>
+        <w:t xml:space="preserve"> O homem foi para o leste com uma vara de medir na mão. Ele mediu quinhentos metros e me fez atravessar a água, que chegava aos meus tornozelos.</w:t>
       </w:r>
     </w:p>
     <w:p>
@@ -26549,7 +26549,7 @@
         <w:rPr>
           <w:lang w:val="pt_PT" w:bidi="pt_PT"/>
         </w:rPr>
-        <w:t xml:space="preserve"> Mediu mais quinhentos metros, e já era um rio impossível de atravessar a pé. A água havia se tornado profunda demais; só era possível nadar.</w:t>
+        <w:t xml:space="preserve"> Mediu mais quinhentos metros, e o rio já era fundo demais para atravessar a pé. A água tinha aumentado tanto que só era possível atravessar a nado.</w:t>
       </w:r>
     </w:p>
     <w:p>
@@ -26570,7 +26570,7 @@
         <w:rPr>
           <w:lang w:val="pt_PT" w:bidi="pt_PT"/>
         </w:rPr>
-        <w:t xml:space="preserve"> Ele me perguntou: "Percebe o que está acontecendo, filho do homem?". Então me levou de volta à margem do rio.</w:t>
+        <w:t xml:space="preserve"> Ele me perguntou: “Percebe o que está acontecendo, filho do homem?”. Então me levou de volta à margem do rio.</w:t>
       </w:r>
     </w:p>
     <w:p>
@@ -26612,7 +26612,7 @@
         <w:rPr>
           <w:lang w:val="pt_PT" w:bidi="pt_PT"/>
         </w:rPr>
-        <w:t xml:space="preserve"> Ele explicou: "Esta água corre para a região leste, desce até a Arabá e entra no mar Morto. Quando chega ali, as águas do mar são curadas e tornam-se saudáveis.</w:t>
+        <w:t xml:space="preserve"> Ele explicou: “Esta água corre para a região leste, desce até a Arabá e chega ao mar Morto. Quando entra ali, as águas do mar são restauradas.</w:t>
       </w:r>
     </w:p>
     <w:p>
@@ -26633,7 +26633,7 @@
         <w:rPr>
           <w:lang w:val="pt_PT" w:bidi="pt_PT"/>
         </w:rPr>
-        <w:t xml:space="preserve"> Todo ser vivo que se mover por onde esse rio passar viverá. Haverá grande quantidade de peixes, porque o rio transforma as águas salgadas em águas puras. Por onde ele passar, haverá vida.</w:t>
+        <w:t xml:space="preserve"> Todo ser vivo que se mover por onde esse rio passar viverá. Haverá muitos peixes, porque essa água chegará ao mar e fará com que ele seja restaurado. Onde o rio passar haverá vida.</w:t>
       </w:r>
     </w:p>
     <w:p>
@@ -26654,7 +26654,7 @@
         <w:rPr>
           <w:lang w:val="pt_PT" w:bidi="pt_PT"/>
         </w:rPr>
-        <w:t xml:space="preserve"> Haverá pescadores ao longo da margem, desde En-Gedi até En-Eglaim. Será um lugar para estender redes de pesca. Os peixes serão numerosos e variados como no mar Mediterrâneo.</w:t>
+        <w:t xml:space="preserve"> Haverá pescadores ao longo da margem, desde En-Gedi até En-Eglaim. Será um lugar para estender redes. Haverá muitos peixes ali, como há no mar Mediterrâneo.</w:t>
       </w:r>
     </w:p>
     <w:p>
@@ -26696,7 +26696,7 @@
         <w:rPr>
           <w:lang w:val="pt_PT" w:bidi="pt_PT"/>
         </w:rPr>
-        <w:t xml:space="preserve"> Nas duas margens crescerão árvores de todo tipo, próprias para alimento. As folhas não secarão, e os frutos não faltarão. Todos os meses haverá fruto novo, porque essas árvores recebem água que sai do santuário. Seus frutos produzirão alimento, e suas folhas, remédio.</w:t>
+        <w:t xml:space="preserve"> Nas duas margens crescerão árvores de todo tipo, próprias para alimento. Suas folhas não secarão e seus frutos não acabarão. Todos os meses produzirão novos frutos, porque recebem água que sai do santuário. Seus frutos servirão de alimento e suas folhas trarão cura”.</w:t>
       </w:r>
     </w:p>
     <w:p>
@@ -26717,7 +26717,7 @@
         <w:rPr>
           <w:lang w:val="pt_PT" w:bidi="pt_PT"/>
         </w:rPr>
-        <w:t xml:space="preserve"> O SENHOR Deus assim diz: "Estas serão as fronteiras da terra que vocês dividirão entre as doze tribos de Israel. José terá duas porções.</w:t>
+        <w:t xml:space="preserve"> O SENHOR Deus diz: “Estas serão as fronteiras da terra que vocês dividirão entre as doze tribos de Israel. José receberá duas partes.</w:t>
       </w:r>
     </w:p>
     <w:p>
@@ -26738,7 +26738,7 @@
         <w:rPr>
           <w:lang w:val="pt_PT" w:bidi="pt_PT"/>
         </w:rPr>
-        <w:t xml:space="preserve"> Vocês dividirão a terra igualmente, porque levantei a mão e jurei entregá-la aos seus antepassados. Agora ela será a herança de vocês.</w:t>
+        <w:t xml:space="preserve"> Vocês dividirão a terra igualmente, porque jurei aos seus antepassados que daria essa terra a eles. Agora ela será a herança de vocês.</w:t>
       </w:r>
     </w:p>
     <w:p>
@@ -26759,7 +26759,7 @@
         <w:rPr>
           <w:lang w:val="pt_PT" w:bidi="pt_PT"/>
         </w:rPr>
-        <w:t xml:space="preserve"> Esta será a fronteira norte: ela irá desde o mar Mediterrâneo, passando pelo caminho de Hetlom, em direção a Lebo-Hamate, até chegar a Zedade;</w:t>
+        <w:t xml:space="preserve"> "Esta será a fronteira norte: ela irá desde o mar Mediterrâneo, passando pelo caminho de Hetlom, em direção a Lebo-Hamate, até chegar a Zedade;</w:t>
       </w:r>
     </w:p>
     <w:p>
@@ -26822,7 +26822,7 @@
         <w:rPr>
           <w:lang w:val="pt_PT" w:bidi="pt_PT"/>
         </w:rPr>
-        <w:t xml:space="preserve"> No lado leste, a fronteira passará entre Haurã e Damasco, seguindo pelo Jordão entre Gileade e a terra de Israel, passando o mar Morto e seguindo até Tamar, ao sul. Esse será o limite oriental.</w:t>
+        <w:t xml:space="preserve"> No lado leste, a fronteira passará entre Haurã e Damasco, seguirá pelo Jordão entre Gileade e a terra de Israel, passará pelo lado oriental do mar Morto e seguirá até Tamar, ao sul. Esse será o limite oriental.</w:t>
       </w:r>
     </w:p>
     <w:p>
@@ -26885,7 +26885,7 @@
         <w:rPr>
           <w:lang w:val="pt_PT" w:bidi="pt_PT"/>
         </w:rPr>
-        <w:t xml:space="preserve"> Dividam essa terra entre as tribos de Israel.</w:t>
+        <w:t xml:space="preserve"> "Dividam essa terra entre as tribos de Israel.</w:t>
       </w:r>
     </w:p>
     <w:p>
@@ -26906,7 +26906,7 @@
         <w:rPr>
           <w:lang w:val="pt_PT" w:bidi="pt_PT"/>
         </w:rPr>
-        <w:t xml:space="preserve"> Vocês a dividirão como herança entre si e também entre os estrangeiros que vivem e tiveram filhos entre vocês. Vocês os tratarão como israelitas de nascimento. Eles também receberão herança entre as tribos de Israel.</w:t>
+        <w:t xml:space="preserve"> Vocês dividirão essa terra como herança entre vocês e também entre os estrangeiros que vivem no meio de vocês e tiveram filhos entre vocês. Vocês os tratarão como parte do povo de Israel e eles receberão herança junto com as tribos.</w:t>
       </w:r>
     </w:p>
     <w:p>
@@ -26927,7 +26927,7 @@
         <w:rPr>
           <w:lang w:val="pt_PT" w:bidi="pt_PT"/>
         </w:rPr>
-        <w:t xml:space="preserve"> O estrangeiro receberá sua parte na tribo onde estiver vivendo, declara o SENHOR Deus".</w:t>
+        <w:t xml:space="preserve"> O estrangeiro receberá sua parte na tribo onde mora”, declara o SENHOR Deus.</w:t>
       </w:r>
     </w:p>
     <w:p>
@@ -26964,7 +26964,7 @@
         <w:rPr>
           <w:lang w:val="pt_PT" w:bidi="pt_PT"/>
         </w:rPr>
-        <w:t xml:space="preserve"> "Esta é a distribuição das tribos de Israel com suas áreas. No extremo norte, o território de Dã começa na região que vai em direção a Hetlom até a entrada de Hamate, seguindo até Hazar-Enã, perto da fronteira de Damasco e da região de Hamate ao norte. A área de Dã se estende do leste ao oeste.</w:t>
+        <w:t xml:space="preserve"> "Esta é a distribuição das tribos de Israel com suas áreas. No extremo norte ficará o território de Dã. Ele vai desde a região de Hetlom até a entrada de Hamate, passando por Hazar-Enã, perto da fronteira de Damasco e Hamate ao norte. Sua terra se estenderá do leste ao oeste.</w:t>
       </w:r>
     </w:p>
     <w:p>
@@ -27048,7 +27048,7 @@
         <w:rPr>
           <w:lang w:val="pt_PT" w:bidi="pt_PT"/>
         </w:rPr>
-        <w:t xml:space="preserve"> Mais ao sul encontra-se Efraim, igualmente com fronteiras que vão de leste a oeste.</w:t>
+        <w:t xml:space="preserve"> Mais ao sul se encontra Efraim, igualmente com fronteiras que vão de leste a oeste.</w:t>
       </w:r>
     </w:p>
     <w:p>
@@ -27111,7 +27111,7 @@
         <w:rPr>
           <w:lang w:val="pt_PT" w:bidi="pt_PT"/>
         </w:rPr>
-        <w:t xml:space="preserve"> Ao sul da área de Judá ficará a região separada para o SENHOR. Essa faixa terá 12,5 quilômetros de largura e o mesmo comprimento das demais divisões tribais, de leste a oeste. No centro dessa área estará o santuário.</w:t>
+        <w:t xml:space="preserve"> "Ao sul do território de Judá ficará a área separada para o SENHOR. Ela terá 12,5 quilômetros de largura e se estenderá de leste a oeste como as outras divisões. No centro dela ficará o santuário.</w:t>
       </w:r>
     </w:p>
     <w:p>
@@ -27153,7 +27153,7 @@
         <w:rPr>
           <w:lang w:val="pt_PT" w:bidi="pt_PT"/>
         </w:rPr>
-        <w:t xml:space="preserve"> Dentro dessa área santa haverá um setor destinado aos sacerdotes: ao norte, 12,5 quilômetros; ao sul, 12,5 quilômetros, e nos lados leste e oeste, 5 quilômetros. No meio estará o santuário do SENHOR.</w:t>
+        <w:t xml:space="preserve"> Essa área santa será destinada aos sacerdotes: terá 12,5 quilômetros de comprimento de norte a sul e 5 quilômetros de largura de leste a oeste. No meio dela ficará o santuário do SENHOR.</w:t>
       </w:r>
     </w:p>
     <w:p>
@@ -27174,7 +27174,7 @@
         <w:rPr>
           <w:lang w:val="pt_PT" w:bidi="pt_PT"/>
         </w:rPr>
-        <w:t xml:space="preserve"> Essa porção será dos sacerdotes consagrados, os descendentes de Zadoque, que permaneceram fiéis ao meu serviço e não seguiram o desvio de outros levitas quando Israel se afastou.</w:t>
+        <w:t xml:space="preserve"> Essa parte será dos sacerdotes consagrados, descendentes de Zadoque, porque permaneceram fiéis ao meu serviço quando os outros levitas se afastaram e Israel se desviou.</w:t>
       </w:r>
     </w:p>
     <w:p>
@@ -27216,7 +27216,7 @@
         <w:rPr>
           <w:lang w:val="pt_PT" w:bidi="pt_PT"/>
         </w:rPr>
-        <w:t xml:space="preserve"> Os levitas terão uma faixa com as mesmas medidas da dos sacerdotes: 12,5 quilômetros de comprimento e 5 quilômetros de largura, lado a lado com ela.</w:t>
+        <w:t xml:space="preserve"> "Os levitas terão uma faixa com as mesmas medidas da dos sacerdotes: 12,5 quilômetros de comprimento e 5 quilômetros de largura, lado a lado com ela.</w:t>
       </w:r>
     </w:p>
     <w:p>
@@ -27258,7 +27258,7 @@
         <w:rPr>
           <w:lang w:val="pt_PT" w:bidi="pt_PT"/>
         </w:rPr>
-        <w:t xml:space="preserve"> O restante da área, com 2,5 quilômetros de largura e 12,5 de comprimento, será destinada à parte comum da cidade, para moradia e espaço aberto. A cidade ficará no centro.</w:t>
+        <w:t xml:space="preserve"> "O restante da área, com 2,5 quilômetros de largura e 12,5 de comprimento, será para uso da cidade, para moradia e para campos abertos. A cidade ficará no centro.</w:t>
       </w:r>
     </w:p>
     <w:p>
@@ -27300,7 +27300,7 @@
         <w:rPr>
           <w:lang w:val="pt_PT" w:bidi="pt_PT"/>
         </w:rPr>
-        <w:t xml:space="preserve"> Ao redor da cidade haverá uma faixa livre de 125 metros em cada direção, usada como área aberta.</w:t>
+        <w:t xml:space="preserve"> Ao redor da cidade haverá uma área aberta de 125 metros de largura em cada lado.</w:t>
       </w:r>
     </w:p>
     <w:p>
@@ -27321,7 +27321,7 @@
         <w:rPr>
           <w:lang w:val="pt_PT" w:bidi="pt_PT"/>
         </w:rPr>
-        <w:t xml:space="preserve"> Paralelas à região santa, as terras restantes, com cinco quilômetros para leste e cinco quilômetros para oeste, servirão para cultivo e sustento dos trabalhadores da cidade.</w:t>
+        <w:t xml:space="preserve"> O restante da terra ao lado da área santa terá cinco quilômetros a leste e cinco quilômetros a oeste. Essa terra será usada para cultivo e para sustentar os trabalhadores da cidade.</w:t>
       </w:r>
     </w:p>
     <w:p>
@@ -27363,7 +27363,7 @@
         <w:rPr>
           <w:lang w:val="pt_PT" w:bidi="pt_PT"/>
         </w:rPr>
-        <w:t xml:space="preserve"> Toda essa região, incluindo a cidade e as áreas santas, formará um quadrado de 12,5 quilômetros de cada lado e será separada como oferta ao SENHOR.</w:t>
+        <w:t xml:space="preserve"> Toda essa área, incluindo a cidade e as partes santas, formará um quadrado de 12,5 quilômetros de cada lado e será separada como oferta ao SENHOR.</w:t>
       </w:r>
     </w:p>
     <w:p>
@@ -27384,7 +27384,7 @@
         <w:rPr>
           <w:lang w:val="pt_PT" w:bidi="pt_PT"/>
         </w:rPr>
-        <w:t xml:space="preserve"> O que sobrar dessa faixa para leste e oeste pertencerá ao príncipe. Essas terras se estendem até as fronteiras externas do país, junto às áreas das tribos. No centro estarão a região santa e o santuário.</w:t>
+        <w:t xml:space="preserve"> "O restante da área santa, tanto para o leste como para o oeste, pertencerá ao príncipe. Ela se estenderá até as fronteiras do país, junto aos territórios das tribos. No centro ficarão a área santa e o santuário.</w:t>
       </w:r>
     </w:p>
     <w:p>
@@ -27405,7 +27405,7 @@
         <w:rPr>
           <w:lang w:val="pt_PT" w:bidi="pt_PT"/>
         </w:rPr>
-        <w:t xml:space="preserve"> Assim, as propriedades dos levitas e da cidade ficarão dentro do espaço pertencente ao príncipe, entre o território de Judá e o de Benjamim.</w:t>
+        <w:t xml:space="preserve"> Assim, as terras dos levitas e da cidade ficarão dentro da área do príncipe, entre o território de Judá e o território de Benjamim.</w:t>
       </w:r>
     </w:p>
     <w:p>
@@ -27426,7 +27426,7 @@
         <w:rPr>
           <w:lang w:val="pt_PT" w:bidi="pt_PT"/>
         </w:rPr>
-        <w:t xml:space="preserve"> As demais tribos recebem suas porções: Benjamim terá sua terra, que vai do leste ao oeste.</w:t>
+        <w:t xml:space="preserve"> "As demais tribos recebem suas porções: Benjamim terá sua terra, que vai do leste ao oeste.</w:t>
       </w:r>
     </w:p>
     <w:p>
@@ -27447,7 +27447,7 @@
         <w:rPr>
           <w:lang w:val="pt_PT" w:bidi="pt_PT"/>
         </w:rPr>
-        <w:t xml:space="preserve"> Ao lado de Benjamim fica Simeão, com extensão igual de leste a oeste.</w:t>
+        <w:t xml:space="preserve"> "Ao lado de Benjamim fica Simeão, com extensão igual de leste a oeste.</w:t>
       </w:r>
     </w:p>
     <w:p>
@@ -27468,7 +27468,7 @@
         <w:rPr>
           <w:lang w:val="pt_PT" w:bidi="pt_PT"/>
         </w:rPr>
-        <w:t xml:space="preserve"> Depois vem Issacar, também com limites entre leste e oeste.</w:t>
+        <w:t xml:space="preserve"> "Depois vem Issacar, também com limites entre leste e oeste.</w:t>
       </w:r>
     </w:p>
     <w:p>
@@ -27489,7 +27489,7 @@
         <w:rPr>
           <w:lang w:val="pt_PT" w:bidi="pt_PT"/>
         </w:rPr>
-        <w:t xml:space="preserve"> Em seguida está Zebulom, com a mesma extensão territorial.</w:t>
+        <w:t xml:space="preserve"> "Em seguida está Zebulom, com a mesma extensão territorial.</w:t>
       </w:r>
     </w:p>
     <w:p>
@@ -27510,7 +27510,7 @@
         <w:rPr>
           <w:lang w:val="pt_PT" w:bidi="pt_PT"/>
         </w:rPr>
-        <w:t xml:space="preserve"> E depois Gade, também com sua porção de leste a oeste.</w:t>
+        <w:t xml:space="preserve"> "E depois Gade, também com sua porção de leste a oeste.</w:t>
       </w:r>
     </w:p>
     <w:p>
@@ -27552,7 +27552,7 @@
         <w:rPr>
           <w:lang w:val="pt_PT" w:bidi="pt_PT"/>
         </w:rPr>
-        <w:t xml:space="preserve"> Essa é a terra dividida como herança entre as tribos de Israel, declara o SENHOR Deus.</w:t>
+        <w:t xml:space="preserve"> "Essa é a terra dividida como herança entre as tribos de Israel, declara o SENHOR Deus.</w:t>
       </w:r>
     </w:p>
     <w:p>
@@ -27573,7 +27573,7 @@
         <w:rPr>
           <w:lang w:val="pt_PT" w:bidi="pt_PT"/>
         </w:rPr>
-        <w:t xml:space="preserve"> Estas são as portas da cidade: no lado norte, com 2.250 metros de extensão,</w:t>
+        <w:t xml:space="preserve"> "Estas serão as portas da cidade: no lado norte, com 2.250 metros de extensão,</w:t>
       </w:r>
     </w:p>
     <w:p>
@@ -27678,7 +27678,7 @@
         <w:rPr>
           <w:lang w:val="pt_PT" w:bidi="pt_PT"/>
         </w:rPr>
-        <w:t xml:space="preserve"> O perímetro total da cidade será de nove quilômetros. E, daquele dia em diante, o nome dela será: 'O SENHOR está ali'".</w:t>
+        <w:t xml:space="preserve"> "O perímetro total da cidade será de nove quilômetros. E, daquele dia em diante, o nome da cidade será: ‘O SENHOR está presente ali’”.</w:t>
       </w:r>
     </w:p>
     <w:sectPr>
